--- a/SubPages/Security_Risk/docs/Unit12_Reflection.docx
+++ b/SubPages/Security_Risk/docs/Unit12_Reflection.docx
@@ -34,7 +34,7 @@
     <w:p>
       <w:r>
         <w:rPr/>
-        <w:t>Unit 12 asked each team to choose the trend it expected to be most influential in the next five years, present the case in ten minutes, defend it in discussion and then vote. The required reading was Marks’s (2019) guide to choosing a risk management framework, which I had already used in Unit 11, and Nicol et al.’s (2012) statement of five ‘hard problems’ for a science of security. I prepared a ten-slide presentation arguing that AI-enabled automation will be the most influential trend (Artefact 1), built a model to test the empirical claim behind it (Artefact 2), completed wiki entries for both readings (Artefact 3) and recorded my vote (Artefact 4). I did not keep notes of the discussion itself, which I regret, so these artefacts record my preparation and my position rather than the exchange in the seminar.</w:t>
+        <w:t>Unit 12 asked each team to choose the trend it expected to be most influential in the next five years, present the case in ten minutes, defend it in discussion and then vote. The required reading was Marks’s (2019) guide to choosing a risk management framework, which I had already used in Unit 11, and Nicol et al.’s (2012) statement of five ‘hard problems’ for a science of security. I prepared a ten-slide presentation arguing that AI-enabled automation will be the most influential trend (Artefact 1), built a model to test the empirical claim behind it (Artefact 2) and recorded my vote (Artefact 3). I did not keep notes of the discussion itself, which I regret, so these artefacts record my preparation and my position rather than the exchange in the seminar.</w:t>
       </w:r>
     </w:p>
     <w:p>
@@ -1182,429 +1182,7 @@
         <w:pStyle w:val="Heading1"/>
       </w:pPr>
       <w:r>
-        <w:t>Artefact 3: Wiki Entries for the Future Trends Reading</w:t>
-      </w:r>
-    </w:p>
-    <w:p>
-      <w:r>
-        <w:rPr>
-          <w:i/>
-        </w:rPr>
-        <w:t>Entries for the module wiki started in Unit 11, completing the two required readings for Unit 12.</w:t>
-      </w:r>
-    </w:p>
-    <w:p>
-      <w:pPr>
-        <w:pStyle w:val="Heading2"/>
-      </w:pPr>
-      <w:r>
-        <w:t>Nicol, Sanders, Scherlis and Williams (2012) – Science of Security Hard Problems: A Lablet Perspective</w:t>
-      </w:r>
-    </w:p>
-    <w:p>
-      <w:r>
-        <w:rPr>
-          <w:b/>
-        </w:rPr>
-        <w:t>Summary.</w:t>
-      </w:r>
-      <w:r>
-        <w:rPr/>
-        <w:t xml:space="preserve"> Written by the leads of the three NSA-funded Science of Security Lablets at Illinois, Carnegie Mellon and North Carolina State, the paper selects five problems for their ‘level of technical challenge, their potential operational significance, and their likelihood of benefiting from emphasis on scientific research methods and improved measurement capabilities’, and sets out for each what is known and what research is needed.</w:t>
-      </w:r>
-    </w:p>
-    <w:tbl>
-      <w:tblPr>
-        <w:tblStyle w:val="TableGrid"/>
-        <w:tblW w:type="auto" w:w="0"/>
-        <w:tblLook w:firstColumn="1" w:firstRow="1" w:lastColumn="0" w:lastRow="0" w:noHBand="0" w:noVBand="1" w:val="04A0"/>
-      </w:tblPr>
-      <w:tblGrid>
-        <w:gridCol w:w="2160"/>
-        <w:gridCol w:w="2160"/>
-        <w:gridCol w:w="2160"/>
-        <w:gridCol w:w="2160"/>
-      </w:tblGrid>
-      <w:tr>
-        <w:tc>
-          <w:tcPr>
-            <w:tcW w:type="dxa" w:w="2160"/>
-          </w:tcPr>
-          <w:p>
-            <w:r>
-              <w:rPr>
-                <w:b/>
-                <w:sz w:val="19"/>
-              </w:rPr>
-              <w:t>Hard problem</w:t>
-            </w:r>
-          </w:p>
-        </w:tc>
-        <w:tc>
-          <w:tcPr>
-            <w:tcW w:type="dxa" w:w="2160"/>
-          </w:tcPr>
-          <w:p>
-            <w:r>
-              <w:rPr>
-                <w:b/>
-                <w:sz w:val="19"/>
-              </w:rPr>
-              <w:t>Statement (2012)</w:t>
-            </w:r>
-          </w:p>
-        </w:tc>
-        <w:tc>
-          <w:tcPr>
-            <w:tcW w:type="dxa" w:w="2160"/>
-          </w:tcPr>
-          <w:p>
-            <w:r>
-              <w:rPr>
-                <w:b/>
-                <w:sz w:val="19"/>
-              </w:rPr>
-              <w:t>Where it stands now</w:t>
-            </w:r>
-          </w:p>
-        </w:tc>
-        <w:tc>
-          <w:tcPr>
-            <w:tcW w:type="dxa" w:w="2160"/>
-          </w:tcPr>
-          <w:p>
-            <w:r>
-              <w:rPr>
-                <w:b/>
-                <w:sz w:val="19"/>
-              </w:rPr>
-              <w:t>Where it appeared in this module</w:t>
-            </w:r>
-          </w:p>
-        </w:tc>
-      </w:tr>
-      <w:tr>
-        <w:tc>
-          <w:tcPr>
-            <w:tcW w:type="dxa" w:w="2160"/>
-          </w:tcPr>
-          <w:p>
-            <w:r>
-              <w:rPr>
-                <w:sz w:val="19"/>
-              </w:rPr>
-              <w:t>Scalability and composability</w:t>
-            </w:r>
-          </w:p>
-        </w:tc>
-        <w:tc>
-          <w:tcPr>
-            <w:tcW w:type="dxa" w:w="2160"/>
-          </w:tcPr>
-          <w:p>
-            <w:r>
-              <w:rPr>
-                <w:sz w:val="19"/>
-              </w:rPr>
-              <w:t>Build secure systems with known properties from components with known properties, without re-analysing every component</w:t>
-            </w:r>
-          </w:p>
-        </w:tc>
-        <w:tc>
-          <w:tcPr>
-            <w:tcW w:type="dxa" w:w="2160"/>
-          </w:tcPr>
-          <w:p>
-            <w:r>
-              <w:rPr>
-                <w:sz w:val="19"/>
-              </w:rPr>
-              <w:t>Still open; most small firms now assemble their systems from rented services whose internals they cannot analyse at all</w:t>
-            </w:r>
-          </w:p>
-        </w:tc>
-        <w:tc>
-          <w:tcPr>
-            <w:tcW w:type="dxa" w:w="2160"/>
-          </w:tcPr>
-          <w:p>
-            <w:r>
-              <w:rPr>
-                <w:sz w:val="19"/>
-              </w:rPr>
-              <w:t>Vendor lock-in and supplier dependence (Unit 10)</w:t>
-            </w:r>
-          </w:p>
-        </w:tc>
-      </w:tr>
-      <w:tr>
-        <w:tc>
-          <w:tcPr>
-            <w:tcW w:type="dxa" w:w="2160"/>
-          </w:tcPr>
-          <w:p>
-            <w:r>
-              <w:rPr>
-                <w:sz w:val="19"/>
-              </w:rPr>
-              <w:t>Policy-governed secure collaboration</w:t>
-            </w:r>
-          </w:p>
-        </w:tc>
-        <w:tc>
-          <w:tcPr>
-            <w:tcW w:type="dxa" w:w="2160"/>
-          </w:tcPr>
-          <w:p>
-            <w:r>
-              <w:rPr>
-                <w:sz w:val="19"/>
-              </w:rPr>
-              <w:t>Express and enforce rules for handling data between users in different authority domains</w:t>
-            </w:r>
-          </w:p>
-        </w:tc>
-        <w:tc>
-          <w:tcPr>
-            <w:tcW w:type="dxa" w:w="2160"/>
-          </w:tcPr>
-          <w:p>
-            <w:r>
-              <w:rPr>
-                <w:sz w:val="19"/>
-              </w:rPr>
-              <w:t>Largely handled through law and contract rather than technology</w:t>
-            </w:r>
-          </w:p>
-        </w:tc>
-        <w:tc>
-          <w:tcPr>
-            <w:tcW w:type="dxa" w:w="2160"/>
-          </w:tcPr>
-          <w:p>
-            <w:r>
-              <w:rPr>
-                <w:sz w:val="19"/>
-              </w:rPr>
-              <w:t>UK and EU GDPR transfers and processor contracts for Pampered Pets (Unit 6)</w:t>
-            </w:r>
-          </w:p>
-        </w:tc>
-      </w:tr>
-      <w:tr>
-        <w:tc>
-          <w:tcPr>
-            <w:tcW w:type="dxa" w:w="2160"/>
-          </w:tcPr>
-          <w:p>
-            <w:r>
-              <w:rPr>
-                <w:sz w:val="19"/>
-              </w:rPr>
-              <w:t>Security-metrics-driven evaluation, design, development and deployment</w:t>
-            </w:r>
-          </w:p>
-        </w:tc>
-        <w:tc>
-          <w:tcPr>
-            <w:tcW w:type="dxa" w:w="2160"/>
-          </w:tcPr>
-          <w:p>
-            <w:r>
-              <w:rPr>
-                <w:sz w:val="19"/>
-              </w:rPr>
-              <w:t>Metrics and models that predict or confirm whether a system preserves its security properties in a given context</w:t>
-            </w:r>
-          </w:p>
-        </w:tc>
-        <w:tc>
-          <w:tcPr>
-            <w:tcW w:type="dxa" w:w="2160"/>
-          </w:tcPr>
-          <w:p>
-            <w:r>
-              <w:rPr>
-                <w:sz w:val="19"/>
-              </w:rPr>
-              <w:t>Low-level scores remain unreliable: 68% of experienced CVSS users changed at least one severity rating when they re-scored the same vulnerabilities (Wunder et al., 2024); headline trend metrics mix populations (Artefact 2)</w:t>
-            </w:r>
-          </w:p>
-        </w:tc>
-        <w:tc>
-          <w:tcPr>
-            <w:tcW w:type="dxa" w:w="2160"/>
-          </w:tcPr>
-          <w:p>
-            <w:r>
-              <w:rPr>
-                <w:sz w:val="19"/>
-              </w:rPr>
-              <w:t>Monte Carlo, Bayesian and multi-criteria models (Units 7 and 8)</w:t>
-            </w:r>
-          </w:p>
-        </w:tc>
-      </w:tr>
-      <w:tr>
-        <w:tc>
-          <w:tcPr>
-            <w:tcW w:type="dxa" w:w="2160"/>
-          </w:tcPr>
-          <w:p>
-            <w:r>
-              <w:rPr>
-                <w:sz w:val="19"/>
-              </w:rPr>
-              <w:t>Resilient architectures</w:t>
-            </w:r>
-          </w:p>
-        </w:tc>
-        <w:tc>
-          <w:tcPr>
-            <w:tcW w:type="dxa" w:w="2160"/>
-          </w:tcPr>
-          <w:p>
-            <w:r>
-              <w:rPr>
-                <w:sz w:val="19"/>
-              </w:rPr>
-              <w:t>Architectures that deliver required service in the face of compromised components</w:t>
-            </w:r>
-          </w:p>
-        </w:tc>
-        <w:tc>
-          <w:tcPr>
-            <w:tcW w:type="dxa" w:w="2160"/>
-          </w:tcPr>
-          <w:p>
-            <w:r>
-              <w:rPr>
-                <w:sz w:val="19"/>
-              </w:rPr>
-              <w:t>Now mainstream as zero trust, which assumes no implicit trust based on network location (Rose et al., 2020)</w:t>
-            </w:r>
-          </w:p>
-        </w:tc>
-        <w:tc>
-          <w:tcPr>
-            <w:tcW w:type="dxa" w:w="2160"/>
-          </w:tcPr>
-          <w:p>
-            <w:r>
-              <w:rPr>
-                <w:sz w:val="19"/>
-              </w:rPr>
-              <w:t>Business impact analysis and disaster recovery design (Units 9 and 10)</w:t>
-            </w:r>
-          </w:p>
-        </w:tc>
-      </w:tr>
-      <w:tr>
-        <w:tc>
-          <w:tcPr>
-            <w:tcW w:type="dxa" w:w="2160"/>
-          </w:tcPr>
-          <w:p>
-            <w:r>
-              <w:rPr>
-                <w:sz w:val="19"/>
-              </w:rPr>
-              <w:t>Understanding and accounting for human behaviour</w:t>
-            </w:r>
-          </w:p>
-        </w:tc>
-        <w:tc>
-          <w:tcPr>
-            <w:tcW w:type="dxa" w:w="2160"/>
-          </w:tcPr>
-          <w:p>
-            <w:r>
-              <w:rPr>
-                <w:sz w:val="19"/>
-              </w:rPr>
-              <w:t>Models of users and adversaries that support design and analysis of secure systems</w:t>
-            </w:r>
-          </w:p>
-        </w:tc>
-        <w:tc>
-          <w:tcPr>
-            <w:tcW w:type="dxa" w:w="2160"/>
-          </w:tcPr>
-          <w:p>
-            <w:r>
-              <w:rPr>
-                <w:sz w:val="19"/>
-              </w:rPr>
-              <w:t>Human judgement still shapes supposedly automated systems (Fahimnia et al., 2019); AI is changing the attacker side</w:t>
-            </w:r>
-          </w:p>
-        </w:tc>
-        <w:tc>
-          <w:tcPr>
-            <w:tcW w:type="dxa" w:w="2160"/>
-          </w:tcPr>
-          <w:p>
-            <w:r>
-              <w:rPr>
-                <w:sz w:val="19"/>
-              </w:rPr>
-              <w:t>Social engineering model (Unit 8); behavioural operations and autonomous defence (Unit 11)</w:t>
-            </w:r>
-          </w:p>
-        </w:tc>
-      </w:tr>
-    </w:tbl>
-    <w:p/>
-    <w:p>
-      <w:r>
-        <w:rPr>
-          <w:b/>
-        </w:rPr>
-        <w:t>Critique.</w:t>
-      </w:r>
-      <w:r>
-        <w:rPr/>
-        <w:t xml:space="preserve"> The paper is clear and its problem statements have aged well, but its selection rule favours problems that suit academic research methods. Economics, regulation and dependence on suppliers, three things that drove most of the decisions in my Pampered Pets work, appear only indirectly. It invokes Kelvin’s ‘If you cannot measure it, you cannot improve it’ and admits that ‘the challenge is to produce a quantitative assessment of the security of a system as a whole’. Fourteen years on, that is still the challenge. Scala et al. (2019) argue that most sponsored research on these problems overlooks risk considerations and that risk analysis should be built into each of them, which is the gap this module tries to fill from the other side. For the debate, the paper’s value is that AI-enabled automation touches four of the five problems at once.</w:t>
-      </w:r>
-    </w:p>
-    <w:p>
-      <w:pPr>
-        <w:pStyle w:val="Heading2"/>
-      </w:pPr>
-      <w:r>
-        <w:t>Marks (2019) – The Optimal Risk Management Framework</w:t>
-      </w:r>
-    </w:p>
-    <w:p>
-      <w:r>
-        <w:rPr>
-          <w:b/>
-        </w:rPr>
-        <w:t>Summary.</w:t>
-      </w:r>
-      <w:r>
-        <w:rPr/>
-        <w:t xml:space="preserve"> Marks compares COBIT 5, NIST SP 800-37 Rev. 2, OCTAVE Allegro, ENISA guidance and the UK government’s former Information Assurance Standards 1 and 2, and lists questions for choosing between them, concluding that practitioners ‘should use the simplest framework that meets their requirements’.</w:t>
-      </w:r>
-    </w:p>
-    <w:p>
-      <w:r>
-        <w:rPr>
-          <w:b/>
-        </w:rPr>
-        <w:t>Critique.</w:t>
-      </w:r>
-      <w:r>
-        <w:rPr/>
-        <w:t xml:space="preserve"> As I noted in Unit 11, the comparison was out of date within a few years, leaves out FAIR and contains citation errors. For the debate, its most useful finding is a gap: none of the frameworks compared describes roles and responsibilities or offers a RACI chart, and none uses quantitative factors to evaluate risk. Automated decision making makes the first gap more serious, because an automated rule or threshold needs a named owner. NIST CSF 2.0 has since added a Govern function that covers roles, responsibilities and authorities (NIST, 2024), which is where that ownership belongs.</w:t>
-      </w:r>
-    </w:p>
-    <w:p>
-      <w:pPr>
-        <w:pStyle w:val="Heading1"/>
-      </w:pPr>
-      <w:r>
-        <w:t>Artefact 4: My Vote</w:t>
+        <w:t>Artefact 3: My Vote</w:t>
       </w:r>
     </w:p>
     <w:p>
@@ -1707,30 +1285,6 @@
       <w:r>
         <w:rPr/>
         <w:t>https://assets.publishing.service.gov.uk/media/688b20e6ff8c05468cb7b120/summary_of_final_decision.pdf</w:t>
-      </w:r>
-      <w:r>
-        <w:rPr/>
-        <w:t xml:space="preserve"> (Accessed: 3 October 2026).</w:t>
-      </w:r>
-    </w:p>
-    <w:p>
-      <w:r>
-        <w:rPr/>
-        <w:t xml:space="preserve">Fahimnia, B., Pournader, M., Siemsen, E., Bendoly, E. and Wang, C. (2019) ‘Behavioral operations and supply chain management – a review and literature mapping’, </w:t>
-      </w:r>
-      <w:r>
-        <w:rPr>
-          <w:i/>
-        </w:rPr>
-        <w:t>Decision Sciences</w:t>
-      </w:r>
-      <w:r>
-        <w:rPr/>
-        <w:t xml:space="preserve">, 50(6), pp. 1127–1183. Available at: </w:t>
-      </w:r>
-      <w:r>
-        <w:rPr/>
-        <w:t>https://doi.org/10.1111/deci.12369</w:t>
       </w:r>
       <w:r>
         <w:rPr/>
@@ -1964,30 +1518,6 @@
     <w:p>
       <w:r>
         <w:rPr/>
-        <w:t xml:space="preserve">Rose, S., Borchert, O., Mitchell, S. and Connelly, S. (2020) </w:t>
-      </w:r>
-      <w:r>
-        <w:rPr>
-          <w:i/>
-        </w:rPr>
-        <w:t>Zero trust architecture</w:t>
-      </w:r>
-      <w:r>
-        <w:rPr/>
-        <w:t xml:space="preserve">. NIST Special Publication 800-207. Gaithersburg, MD: National Institute of Standards and Technology. Available at: </w:t>
-      </w:r>
-      <w:r>
-        <w:rPr/>
-        <w:t>https://doi.org/10.6028/NIST.SP.800-207</w:t>
-      </w:r>
-      <w:r>
-        <w:rPr/>
-        <w:t xml:space="preserve"> (Accessed: 3 October 2026).</w:t>
-      </w:r>
-    </w:p>
-    <w:p>
-      <w:r>
-        <w:rPr/>
         <w:t xml:space="preserve">Scala, N.M., Reilly, A.C., Goethals, P.L. and Cukier, M. (2019) ‘Risk and the five hard problems of cybersecurity’, </w:t>
       </w:r>
       <w:r>
@@ -2043,30 +1573,6 @@
       <w:r>
         <w:rPr/>
         <w:t>https://www.verizon.com/business/resources/reports/2025-dbir-data-breach-investigations-report.pdf</w:t>
-      </w:r>
-      <w:r>
-        <w:rPr/>
-        <w:t xml:space="preserve"> (Accessed: 3 October 2026).</w:t>
-      </w:r>
-    </w:p>
-    <w:p>
-      <w:r>
-        <w:rPr/>
-        <w:t xml:space="preserve">Wunder, J., Kurtz, A., Eichenmüller, C., Gassmann, F. and Benenson, Z. (2024) ‘Shedding light on CVSS scoring inconsistencies: a user-centric study on evaluating widespread security vulnerabilities’, in </w:t>
-      </w:r>
-      <w:r>
-        <w:rPr>
-          <w:i/>
-        </w:rPr>
-        <w:t>2024 IEEE Symposium on Security and Privacy (SP)</w:t>
-      </w:r>
-      <w:r>
-        <w:rPr/>
-        <w:t xml:space="preserve">. San Francisco, CA: IEEE, pp. 1102–1121. Available at: </w:t>
-      </w:r>
-      <w:r>
-        <w:rPr/>
-        <w:t>https://doi.org/10.1109/SP54263.2024.00058</w:t>
       </w:r>
       <w:r>
         <w:rPr/>

--- a/SubPages/Security_Risk/docs/Unit12_Reflection.docx
+++ b/SubPages/Security_Risk/docs/Unit12_Reflection.docx
@@ -54,13 +54,13 @@
     <w:p>
       <w:r>
         <w:rPr/>
-        <w:t>What the model did support was stronger than the headline. Even at 2023 speed, a business that patches when someone gets round to it, with the 32-day median that Verizon (2025) found for edge devices, loses the race for about 55% of n-days. The Cyber Essentials 14-day rule cuts this to about 26%, automatic updates to about 10% and a supplier-managed service to about 6%. Keeping losses to one n-day in ten needs every patch installed within about two days now, and within half a day if exploitation becomes four times faster. That changed my understanding of what ‘influential’ means here. AI matters to risk management less because defenders buy AI tools than because speed forces decisions to be made in advance and handed to automated rules: update settings, blocking thresholds, a provider’s patch process. That links directly to my Unit 11 rebuild of Ridley’s (2018) experiment, where an agent rewarded for cheap actions never isolated a node and a one-line rule beat it. Once decisions are delegated, the reward or threshold is the risk decision, and someone has to own it. The model also showed the limit of the argument: with seven in ten exploits arriving before any patch exists, patching reaches at most 30% of the problem, and the rest depends on containment and recovery, which is why the Unit 10 recommendation of a copy at a second provider under separate credentials still stands.</w:t>
+        <w:t>What the model did support was stronger than the headline. Even at 2023 speed, a business that patches when someone gets round to it, with the 32-day median that Verizon (2025) found for edge devices, loses the race for about 55% of n-days. The Cyber Essentials 14-day rule (NCSC, 2026) cuts this to about 26%, automatic updates to about 10% and a supplier-managed service to about 6%. Keeping losses to one n-day in ten needs every patch installed within about two days now, and within half a day if exploitation becomes four times faster. That changed my understanding of what ‘influential’ means here. AI matters to risk management less because defenders buy AI tools than because speed forces decisions to be made in advance and handed to automated rules: update settings, blocking thresholds, a provider’s patch process. That links directly to my Unit 11 rebuild of Ridley’s (2018) experiment, where an agent rewarded for cheap actions never isolated a node and a one-line rule beat it. Once decisions are delegated, the reward or threshold is the risk decision, and someone has to own it. The model also showed the limit of the argument: with seven in ten exploits arriving before any patch exists, patching reaches at most 30% of the problem, and the rest depends on containment and recovery, which is why the Unit 10 recommendation of a copy at a second provider under separate credentials still stands.</w:t>
       </w:r>
     </w:p>
     <w:p>
       <w:r>
         <w:rPr/>
-        <w:t>Nicol et al.’s paper was more useful as a lens on my own module than as a forecast. Its selection criteria included each problem’s ‘likelihood of benefiting from emphasis on scientific research methods and improved measurement capabilities’, so the list describes what researchers can study rather than what organisations fear most, and it has almost nothing on economics, regulation or dependence on suppliers. Scala et al. (2019) make a related criticism from the risk side: most sponsored cybersecurity research overlooks risk, and risk analysis should be built into each of the five problems. Read that way, my quantitative work in Units 7 to 11 was a series of small attempts at the metrics problem, the social engineering model in Unit 8 an attempt at the human behaviour problem, and the disaster recovery work in Units 9 and 10 an attempt at resilient architectures. Each attempt ran into the obstacle Nicol et al. describe: low-level numbers exist, but a defensible assessment of a whole system does not follow from them.</w:t>
+        <w:t>Nicol et al.’s paper was more useful as a lens on my own module than as a forecast. Its selection criteria included each problem’s ‘likelihood of benefiting from emphasis on scientific research methods and improved measurement capabilities’, so the list describes what researchers can study rather than what organisations fear most, and it has almost nothing on economics, regulation or dependence on suppliers. Scala et al. (2019) make a related criticism from the risk side: most of the research sponsored by the Science of Security initiative overlooks risk, and risk analysis should be built into each of the five problems. Read that way, my quantitative work in Units 7 to 11 was a series of small attempts at the metrics problem, the social engineering model in Unit 8 an attempt at the human behaviour problem, and the disaster recovery work in Units 9 and 10 an attempt at resilient architectures. Each attempt ran into the obstacle Nicol et al. describe: low-level numbers exist, but a defensible assessment of a whole system does not follow from them.</w:t>
       </w:r>
     </w:p>
     <w:p>
@@ -1508,7 +1508,7 @@
         <w:rPr>
           <w:i/>
         </w:rPr>
-        <w:t>Critical reflection in nursing and the helping professions: a user’s guide</w:t>
+        <w:t>Critical reflection for nursing and the helping professions: a user’s guide</w:t>
       </w:r>
       <w:r>
         <w:rPr/>

--- a/SubPages/Security_Risk/docs/Unit12_Reflection.docx
+++ b/SubPages/Security_Risk/docs/Unit12_Reflection.docx
@@ -5,19 +5,27 @@
     <w:p>
       <w:pPr>
         <w:pStyle w:val="Title"/>
+        <w:spacing w:line="480" w:lineRule="auto"/>
       </w:pPr>
       <w:r>
         <w:t>Unit 12 Reflection: The Great Debate – the Most Influential Trend in SRM</w:t>
       </w:r>
     </w:p>
     <w:p>
+      <w:pPr>
+        <w:spacing w:line="480" w:lineRule="auto"/>
+      </w:pPr>
       <w:r>
         <w:t>Ian Stevens  |  Security and Risk Management, October 2025</w:t>
       </w:r>
     </w:p>
     <w:p>
+      <w:pPr>
+        <w:spacing w:line="480" w:lineRule="auto"/>
+      </w:pPr>
       <w:r>
         <w:rPr>
+          <w:rFonts w:ascii="Arial" w:hAnsi="Arial" w:cs="Arial" w:eastAsia="Arial"/>
           <w:i/>
         </w:rPr>
         <w:t>Structured using the What? So what? Now what? model (Rolfe, Freshwater and Jasper, 2001).</w:t>
@@ -26,80 +34,123 @@
     <w:p>
       <w:pPr>
         <w:pStyle w:val="Heading1"/>
+        <w:spacing w:line="480" w:lineRule="auto"/>
       </w:pPr>
       <w:r>
         <w:t>What?</w:t>
       </w:r>
     </w:p>
     <w:p>
+      <w:pPr>
+        <w:spacing w:line="480" w:lineRule="auto"/>
+      </w:pPr>
       <w:r>
-        <w:rPr/>
+        <w:rPr>
+          <w:rFonts w:ascii="Arial" w:hAnsi="Arial" w:cs="Arial" w:eastAsia="Arial"/>
+        </w:rPr>
         <w:t>Unit 12 asked each team to choose the trend it expected to be most influential in the next five years, present the case in ten minutes, defend it in discussion and then vote. The required reading was Marks’s (2019) guide to choosing a risk management framework, which I had already used in Unit 11, and Nicol et al.’s (2012) statement of five ‘hard problems’ for a science of security. I prepared a ten-slide presentation arguing that AI-enabled automation will be the most influential trend (Artefact 1), built a model to test the empirical claim behind it (Artefact 2) and recorded my vote (Artefact 3). I did not keep notes of the discussion itself, which I regret, so these artefacts record my preparation and my position rather than the exchange in the seminar.</w:t>
       </w:r>
     </w:p>
     <w:p>
       <w:pPr>
         <w:pStyle w:val="Heading1"/>
+        <w:spacing w:line="480" w:lineRule="auto"/>
       </w:pPr>
       <w:r>
         <w:t>So what?</w:t>
       </w:r>
     </w:p>
     <w:p>
+      <w:pPr>
+        <w:spacing w:line="480" w:lineRule="auto"/>
+      </w:pPr>
       <w:r>
-        <w:rPr/>
+        <w:rPr>
+          <w:rFonts w:ascii="Arial" w:hAnsi="Arial" w:cs="Arial" w:eastAsia="Arial"/>
+        </w:rPr>
         <w:t>Preparing to argue a side changed how I used evidence. My Unit 11 recommendation was hedged: AI and automation for research, provided the claims were tested, and supplier concentration for a small business. A debate rewards a clear motion, and the obvious way to open was the most striking figure I had found, Mandiant’s estimate that the mean time from disclosure to exploitation fell to ‘an estimated -7 days’ in 2025 (Kutscher, 2026). Building the model in Artefact 2 made me less comfortable with that number. Charrier and Weiner (2024) show that 70% of the vulnerabilities exploited in 2023 were zero-days and 30% n-days, so the headline average is taken over two different populations. Holding the 2023 n-day timings fixed, the average moves from +5 to −7 days by changing only the share of zero-days and how early they are found. The negative mean is real, but on its own it does not show that attackers are turning published patches into exploits faster. I kept the figure on slide 3 and conceded the point on slide 8. Nicol et al. (2012) set the standard I had nearly ignored: a security metric should be ‘quantifiable, feasible, repeatable, and objective’ and ‘must be validated’. An average over a changing mix is none of these. It is the same failure I found in my own executive summary in Unit 7, a number reported without saying what it measured.</w:t>
       </w:r>
     </w:p>
     <w:p>
+      <w:pPr>
+        <w:spacing w:line="480" w:lineRule="auto"/>
+      </w:pPr>
       <w:r>
-        <w:rPr/>
+        <w:rPr>
+          <w:rFonts w:ascii="Arial" w:hAnsi="Arial" w:cs="Arial" w:eastAsia="Arial"/>
+        </w:rPr>
         <w:t>What the model did support was stronger than the headline. Even at 2023 speed, a business that patches when someone gets round to it, with the 32-day median that Verizon (2025) found for edge devices, loses the race for about 55% of n-days. The Cyber Essentials 14-day rule (NCSC, 2026) cuts this to about 26%, automatic updates to about 10% and a supplier-managed service to about 6%. Keeping losses to one n-day in ten needs every patch installed within about two days now, and within half a day if exploitation becomes four times faster. That changed my understanding of what ‘influential’ means here. AI matters to risk management less because defenders buy AI tools than because speed forces decisions to be made in advance and handed to automated rules: update settings, blocking thresholds, a provider’s patch process. That links directly to my Unit 11 rebuild of Ridley’s (2018) experiment, where an agent rewarded for cheap actions never isolated a node and a one-line rule beat it. Once decisions are delegated, the reward or threshold is the risk decision, and someone has to own it. The model also showed the limit of the argument: with seven in ten exploits arriving before any patch exists, patching reaches at most 30% of the problem, and the rest depends on containment and recovery, which is why the Unit 10 recommendation of a copy at a second provider under separate credentials still stands.</w:t>
       </w:r>
     </w:p>
     <w:p>
+      <w:pPr>
+        <w:spacing w:line="480" w:lineRule="auto"/>
+      </w:pPr>
       <w:r>
-        <w:rPr/>
+        <w:rPr>
+          <w:rFonts w:ascii="Arial" w:hAnsi="Arial" w:cs="Arial" w:eastAsia="Arial"/>
+        </w:rPr>
         <w:t>Nicol et al.’s paper was more useful as a lens on my own module than as a forecast. Its selection criteria included each problem’s ‘likelihood of benefiting from emphasis on scientific research methods and improved measurement capabilities’, so the list describes what researchers can study rather than what organisations fear most, and it has almost nothing on economics, regulation or dependence on suppliers. Scala et al. (2019) make a related criticism from the risk side: most of the research sponsored by the Science of Security initiative overlooks risk, and risk analysis should be built into each of the five problems. Read that way, my quantitative work in Units 7 to 11 was a series of small attempts at the metrics problem, the social engineering model in Unit 8 an attempt at the human behaviour problem, and the disaster recovery work in Units 9 and 10 an attempt at resilient architectures. Each attempt ran into the obstacle Nicol et al. describe: low-level numbers exist, but a defensible assessment of a whole system does not follow from them.</w:t>
       </w:r>
     </w:p>
     <w:p>
+      <w:pPr>
+        <w:spacing w:line="480" w:lineRule="auto"/>
+      </w:pPr>
       <w:r>
-        <w:rPr/>
+        <w:rPr>
+          <w:rFonts w:ascii="Arial" w:hAnsi="Arial" w:cs="Arial" w:eastAsia="Arial"/>
+        </w:rPr>
         <w:t>Marks (2019) helped with the rebuttals. His comparison found that none of the five frameworks he reviewed described roles and responsibilities or offered a RACI chart. If decisions move into automated rules, that gap matters more, not less. NIST CSF 2.0 now has a Govern function with a category for roles, responsibilities and authorities (NIST, 2024), which is where I argued ownership of automated decisions should be written down. That let me answer the governance case by treating it as the way AI’s influence is managed rather than as a rival trend.</w:t>
       </w:r>
     </w:p>
     <w:p>
+      <w:pPr>
+        <w:spacing w:line="480" w:lineRule="auto"/>
+      </w:pPr>
       <w:r>
-        <w:rPr/>
+        <w:rPr>
+          <w:rFonts w:ascii="Arial" w:hAnsi="Arial" w:cs="Arial" w:eastAsia="Arial"/>
+        </w:rPr>
         <w:t>I also had to deal with my own earlier view. In Unit 11 I argued that supplier concentration would affect Pampered Pets sooner than AI, and arguing the other side felt at first like abandoning that. Writing the opposing case on slide 7 resolved it: the two answer different questions, and for a small firm AI arrives through its suppliers’ products and patch processes. Writing the concessions first was the most valuable part of the preparation. The tutor’s comments on both of my assessed pieces said that limitations and gaps had not been acknowledged (Group 2, 2025; Stevens, 2026). A debate makes that weakness costly in real time, because the other side will name the gaps if you do not. A class poll can reward the better presentation rather than the better evidence, and I tried to make my case one that would survive a sceptical question about any of its numbers.</w:t>
       </w:r>
     </w:p>
     <w:p>
       <w:pPr>
         <w:pStyle w:val="Heading1"/>
+        <w:spacing w:line="480" w:lineRule="auto"/>
       </w:pPr>
       <w:r>
         <w:t>Now what?</w:t>
       </w:r>
     </w:p>
     <w:p>
+      <w:pPr>
+        <w:spacing w:line="480" w:lineRule="auto"/>
+      </w:pPr>
       <w:r>
-        <w:rPr/>
+        <w:rPr>
+          <w:rFonts w:ascii="Arial" w:hAnsi="Arial" w:cs="Arial" w:eastAsia="Arial"/>
+        </w:rPr>
         <w:t>Five changes follow. First, before I use a trend statistic I will ask what population it averages over and report the parts separately where I can, as I would now with time-to-exploit. Second, I will treat every automated decision as a risk decision: at work I intend to start a short register of automated rules, such as automatic blocking thresholds and update settings, each with a named owner and a review date. Third, for Pampered Pets the model gives a quantitative reason for advice I made in Unit 6: automatic updates on every device, rented services patched by the provider wherever possible, and the old warehouse PC replaced or isolated. Fourth, in any argued piece I will write the strongest opposing case and my concessions before the argument itself. Fifth, I will keep brief notes of discussions and meetings as evidence; their absence is the main gap in this unit’s record and in the team section of my end-of-module e-portfolio.</w:t>
       </w:r>
     </w:p>
     <w:p>
       <w:pPr>
         <w:pStyle w:val="Heading1"/>
+        <w:spacing w:line="480" w:lineRule="auto"/>
       </w:pPr>
       <w:r>
         <w:t>Artefact 1: Debate Presentation – AI-Enabled Automation</w:t>
       </w:r>
     </w:p>
     <w:p>
+      <w:pPr>
+        <w:spacing w:line="480" w:lineRule="auto"/>
+      </w:pPr>
       <w:r>
         <w:rPr>
+          <w:rFonts w:ascii="Arial" w:hAnsi="Arial" w:cs="Arial" w:eastAsia="Arial"/>
           <w:i/>
         </w:rPr>
         <w:t>A ten-slide PowerPoint deck with speaker notes, timed at about ten minutes. Motion: ‘AI-enabled automation will be the most influential trend in security and risk management to 2031’.</w:t>
@@ -108,24 +159,28 @@
     <w:tbl>
       <w:tblPr>
         <w:tblStyle w:val="TableGrid"/>
-        <w:tblW w:type="auto" w:w="0"/>
+        <w:tblW w:type="dxa" w:w="9026"/>
         <w:tblLook w:firstColumn="1" w:firstRow="1" w:lastColumn="0" w:lastRow="0" w:noHBand="0" w:noVBand="1" w:val="04A0"/>
       </w:tblPr>
       <w:tblGrid>
-        <w:gridCol w:w="2880"/>
-        <w:gridCol w:w="2880"/>
-        <w:gridCol w:w="2880"/>
+        <w:gridCol w:w="3008"/>
+        <w:gridCol w:w="3008"/>
+        <w:gridCol w:w="3008"/>
       </w:tblGrid>
       <w:tr>
         <w:tc>
           <w:tcPr>
-            <w:tcW w:type="dxa" w:w="2880"/>
+            <w:tcW w:type="dxa" w:w="3008"/>
           </w:tcPr>
           <w:p>
+            <w:pPr>
+              <w:spacing w:line="240" w:lineRule="auto"/>
+            </w:pPr>
             <w:r>
               <w:rPr>
+                <w:rFonts w:ascii="Arial" w:hAnsi="Arial" w:cs="Arial" w:eastAsia="Arial"/>
                 <w:b/>
-                <w:sz w:val="19"/>
+                <w:sz w:val="24"/>
               </w:rPr>
               <w:t>Slide</w:t>
             </w:r>
@@ -133,13 +188,17 @@
         </w:tc>
         <w:tc>
           <w:tcPr>
-            <w:tcW w:type="dxa" w:w="2880"/>
+            <w:tcW w:type="dxa" w:w="3008"/>
           </w:tcPr>
           <w:p>
+            <w:pPr>
+              <w:spacing w:line="240" w:lineRule="auto"/>
+            </w:pPr>
             <w:r>
               <w:rPr>
+                <w:rFonts w:ascii="Arial" w:hAnsi="Arial" w:cs="Arial" w:eastAsia="Arial"/>
                 <w:b/>
-                <w:sz w:val="19"/>
+                <w:sz w:val="24"/>
               </w:rPr>
               <w:t>Message</w:t>
             </w:r>
@@ -147,13 +206,17 @@
         </w:tc>
         <w:tc>
           <w:tcPr>
-            <w:tcW w:type="dxa" w:w="2880"/>
+            <w:tcW w:type="dxa" w:w="3008"/>
           </w:tcPr>
           <w:p>
+            <w:pPr>
+              <w:spacing w:line="240" w:lineRule="auto"/>
+            </w:pPr>
             <w:r>
               <w:rPr>
+                <w:rFonts w:ascii="Arial" w:hAnsi="Arial" w:cs="Arial" w:eastAsia="Arial"/>
                 <w:b/>
-                <w:sz w:val="19"/>
+                <w:sz w:val="24"/>
               </w:rPr>
               <w:t>Evidence</w:t>
             </w:r>
@@ -163,12 +226,16 @@
       <w:tr>
         <w:tc>
           <w:tcPr>
-            <w:tcW w:type="dxa" w:w="2880"/>
+            <w:tcW w:type="dxa" w:w="3008"/>
           </w:tcPr>
           <w:p>
+            <w:pPr>
+              <w:spacing w:line="240" w:lineRule="auto"/>
+            </w:pPr>
             <w:r>
               <w:rPr>
-                <w:sz w:val="19"/>
+                <w:rFonts w:ascii="Arial" w:hAnsi="Arial" w:cs="Arial" w:eastAsia="Arial"/>
+                <w:sz w:val="24"/>
               </w:rPr>
               <w:t>1</w:t>
             </w:r>
@@ -176,12 +243,16 @@
         </w:tc>
         <w:tc>
           <w:tcPr>
-            <w:tcW w:type="dxa" w:w="2880"/>
+            <w:tcW w:type="dxa" w:w="3008"/>
           </w:tcPr>
           <w:p>
+            <w:pPr>
+              <w:spacing w:line="240" w:lineRule="auto"/>
+            </w:pPr>
             <w:r>
               <w:rPr>
-                <w:sz w:val="19"/>
+                <w:rFonts w:ascii="Arial" w:hAnsi="Arial" w:cs="Arial" w:eastAsia="Arial"/>
+                <w:sz w:val="24"/>
               </w:rPr>
               <w:t>Motion</w:t>
             </w:r>
@@ -189,12 +260,16 @@
         </w:tc>
         <w:tc>
           <w:tcPr>
-            <w:tcW w:type="dxa" w:w="2880"/>
+            <w:tcW w:type="dxa" w:w="3008"/>
           </w:tcPr>
           <w:p>
+            <w:pPr>
+              <w:spacing w:line="240" w:lineRule="auto"/>
+            </w:pPr>
             <w:r>
               <w:rPr>
-                <w:sz w:val="19"/>
+                <w:rFonts w:ascii="Arial" w:hAnsi="Arial" w:cs="Arial" w:eastAsia="Arial"/>
+                <w:sz w:val="24"/>
               </w:rPr>
               <w:t>–</w:t>
             </w:r>
@@ -204,12 +279,16 @@
       <w:tr>
         <w:tc>
           <w:tcPr>
-            <w:tcW w:type="dxa" w:w="2880"/>
+            <w:tcW w:type="dxa" w:w="3008"/>
           </w:tcPr>
           <w:p>
+            <w:pPr>
+              <w:spacing w:line="240" w:lineRule="auto"/>
+            </w:pPr>
             <w:r>
               <w:rPr>
-                <w:sz w:val="19"/>
+                <w:rFonts w:ascii="Arial" w:hAnsi="Arial" w:cs="Arial" w:eastAsia="Arial"/>
+                <w:sz w:val="24"/>
               </w:rPr>
               <w:t>2</w:t>
             </w:r>
@@ -217,12 +296,16 @@
         </w:tc>
         <w:tc>
           <w:tcPr>
-            <w:tcW w:type="dxa" w:w="2880"/>
+            <w:tcW w:type="dxa" w:w="3008"/>
           </w:tcPr>
           <w:p>
+            <w:pPr>
+              <w:spacing w:line="240" w:lineRule="auto"/>
+            </w:pPr>
             <w:r>
               <w:rPr>
-                <w:sz w:val="19"/>
+                <w:rFonts w:ascii="Arial" w:hAnsi="Arial" w:cs="Arial" w:eastAsia="Arial"/>
+                <w:sz w:val="24"/>
               </w:rPr>
               <w:t>AI changes the speed of risk, so it changes who makes risk decisions: speed, scale and delegation</w:t>
             </w:r>
@@ -230,12 +313,16 @@
         </w:tc>
         <w:tc>
           <w:tcPr>
-            <w:tcW w:type="dxa" w:w="2880"/>
+            <w:tcW w:type="dxa" w:w="3008"/>
           </w:tcPr>
           <w:p>
+            <w:pPr>
+              <w:spacing w:line="240" w:lineRule="auto"/>
+            </w:pPr>
             <w:r>
               <w:rPr>
-                <w:sz w:val="19"/>
+                <w:rFonts w:ascii="Arial" w:hAnsi="Arial" w:cs="Arial" w:eastAsia="Arial"/>
+                <w:sz w:val="24"/>
               </w:rPr>
               <w:t>Summary of slides 3 to 6</w:t>
             </w:r>
@@ -245,12 +332,16 @@
       <w:tr>
         <w:tc>
           <w:tcPr>
-            <w:tcW w:type="dxa" w:w="2880"/>
+            <w:tcW w:type="dxa" w:w="3008"/>
           </w:tcPr>
           <w:p>
+            <w:pPr>
+              <w:spacing w:line="240" w:lineRule="auto"/>
+            </w:pPr>
             <w:r>
               <w:rPr>
-                <w:sz w:val="19"/>
+                <w:rFonts w:ascii="Arial" w:hAnsi="Arial" w:cs="Arial" w:eastAsia="Arial"/>
+                <w:sz w:val="24"/>
               </w:rPr>
               <w:t>3</w:t>
             </w:r>
@@ -258,12 +349,16 @@
         </w:tc>
         <w:tc>
           <w:tcPr>
-            <w:tcW w:type="dxa" w:w="2880"/>
+            <w:tcW w:type="dxa" w:w="3008"/>
           </w:tcPr>
           <w:p>
+            <w:pPr>
+              <w:spacing w:line="240" w:lineRule="auto"/>
+            </w:pPr>
             <w:r>
               <w:rPr>
-                <w:sz w:val="19"/>
+                <w:rFonts w:ascii="Arial" w:hAnsi="Arial" w:cs="Arial" w:eastAsia="Arial"/>
+                <w:sz w:val="24"/>
               </w:rPr>
               <w:t>Mean time-to-exploit fell from 63 days (2018–19) to 5 days (2023) and an estimated −7 days (2025); 70% of 2023 exploits were zero-days</w:t>
             </w:r>
@@ -271,12 +366,16 @@
         </w:tc>
         <w:tc>
           <w:tcPr>
-            <w:tcW w:type="dxa" w:w="2880"/>
+            <w:tcW w:type="dxa" w:w="3008"/>
           </w:tcPr>
           <w:p>
+            <w:pPr>
+              <w:spacing w:line="240" w:lineRule="auto"/>
+            </w:pPr>
             <w:r>
               <w:rPr>
-                <w:sz w:val="19"/>
+                <w:rFonts w:ascii="Arial" w:hAnsi="Arial" w:cs="Arial" w:eastAsia="Arial"/>
+                <w:sz w:val="24"/>
               </w:rPr>
               <w:t>Charrier and Weiner (2024); Kutscher (2026)</w:t>
             </w:r>
@@ -286,12 +385,16 @@
       <w:tr>
         <w:tc>
           <w:tcPr>
-            <w:tcW w:type="dxa" w:w="2880"/>
+            <w:tcW w:type="dxa" w:w="3008"/>
           </w:tcPr>
           <w:p>
+            <w:pPr>
+              <w:spacing w:line="240" w:lineRule="auto"/>
+            </w:pPr>
             <w:r>
               <w:rPr>
-                <w:sz w:val="19"/>
+                <w:rFonts w:ascii="Arial" w:hAnsi="Arial" w:cs="Arial" w:eastAsia="Arial"/>
+                <w:sz w:val="24"/>
               </w:rPr>
               <w:t>4</w:t>
             </w:r>
@@ -299,12 +402,16 @@
         </w:tc>
         <w:tc>
           <w:tcPr>
-            <w:tcW w:type="dxa" w:w="2880"/>
+            <w:tcW w:type="dxa" w:w="3008"/>
           </w:tcPr>
           <w:p>
+            <w:pPr>
+              <w:spacing w:line="240" w:lineRule="auto"/>
+            </w:pPr>
             <w:r>
               <w:rPr>
-                <w:sz w:val="19"/>
+                <w:rFonts w:ascii="Arial" w:hAnsi="Arial" w:cs="Arial" w:eastAsia="Arial"/>
+                <w:sz w:val="24"/>
               </w:rPr>
               <w:t>Attackers already automate campaigns: an AI agent carried out 80–90% of one espionage campaign; access hand-offs fell to a median of 22 seconds</w:t>
             </w:r>
@@ -312,12 +419,16 @@
         </w:tc>
         <w:tc>
           <w:tcPr>
-            <w:tcW w:type="dxa" w:w="2880"/>
+            <w:tcW w:type="dxa" w:w="3008"/>
           </w:tcPr>
           <w:p>
+            <w:pPr>
+              <w:spacing w:line="240" w:lineRule="auto"/>
+            </w:pPr>
             <w:r>
               <w:rPr>
-                <w:sz w:val="19"/>
+                <w:rFonts w:ascii="Arial" w:hAnsi="Arial" w:cs="Arial" w:eastAsia="Arial"/>
+                <w:sz w:val="24"/>
               </w:rPr>
               <w:t>Anthropic (2025); Kutscher (2026); NCSC (2025)</w:t>
             </w:r>
@@ -327,12 +438,16 @@
       <w:tr>
         <w:tc>
           <w:tcPr>
-            <w:tcW w:type="dxa" w:w="2880"/>
+            <w:tcW w:type="dxa" w:w="3008"/>
           </w:tcPr>
           <w:p>
+            <w:pPr>
+              <w:spacing w:line="240" w:lineRule="auto"/>
+            </w:pPr>
             <w:r>
               <w:rPr>
-                <w:sz w:val="19"/>
+                <w:rFonts w:ascii="Arial" w:hAnsi="Arial" w:cs="Arial" w:eastAsia="Arial"/>
+                <w:sz w:val="24"/>
               </w:rPr>
               <w:t>5</w:t>
             </w:r>
@@ -340,12 +455,16 @@
         </w:tc>
         <w:tc>
           <w:tcPr>
-            <w:tcW w:type="dxa" w:w="2880"/>
+            <w:tcW w:type="dxa" w:w="3008"/>
           </w:tcPr>
           <w:p>
+            <w:pPr>
+              <w:spacing w:line="240" w:lineRule="auto"/>
+            </w:pPr>
             <w:r>
               <w:rPr>
-                <w:sz w:val="19"/>
+                <w:rFonts w:ascii="Arial" w:hAnsi="Arial" w:cs="Arial" w:eastAsia="Arial"/>
+                <w:sz w:val="24"/>
               </w:rPr>
               <w:t>Only automated patching keeps pace as exploitation speeds up</w:t>
             </w:r>
@@ -353,12 +472,16 @@
         </w:tc>
         <w:tc>
           <w:tcPr>
-            <w:tcW w:type="dxa" w:w="2880"/>
+            <w:tcW w:type="dxa" w:w="3008"/>
           </w:tcPr>
           <w:p>
+            <w:pPr>
+              <w:spacing w:line="240" w:lineRule="auto"/>
+            </w:pPr>
             <w:r>
               <w:rPr>
-                <w:sz w:val="19"/>
+                <w:rFonts w:ascii="Arial" w:hAnsi="Arial" w:cs="Arial" w:eastAsia="Arial"/>
+                <w:sz w:val="24"/>
               </w:rPr>
               <w:t>Artefact 2</w:t>
             </w:r>
@@ -368,12 +491,16 @@
       <w:tr>
         <w:tc>
           <w:tcPr>
-            <w:tcW w:type="dxa" w:w="2880"/>
+            <w:tcW w:type="dxa" w:w="3008"/>
           </w:tcPr>
           <w:p>
+            <w:pPr>
+              <w:spacing w:line="240" w:lineRule="auto"/>
+            </w:pPr>
             <w:r>
               <w:rPr>
-                <w:sz w:val="19"/>
+                <w:rFonts w:ascii="Arial" w:hAnsi="Arial" w:cs="Arial" w:eastAsia="Arial"/>
+                <w:sz w:val="24"/>
               </w:rPr>
               <w:t>6</w:t>
             </w:r>
@@ -381,12 +508,16 @@
         </w:tc>
         <w:tc>
           <w:tcPr>
-            <w:tcW w:type="dxa" w:w="2880"/>
+            <w:tcW w:type="dxa" w:w="3008"/>
           </w:tcPr>
           <w:p>
+            <w:pPr>
+              <w:spacing w:line="240" w:lineRule="auto"/>
+            </w:pPr>
             <w:r>
               <w:rPr>
-                <w:sz w:val="19"/>
+                <w:rFonts w:ascii="Arial" w:hAnsi="Arial" w:cs="Arial" w:eastAsia="Arial"/>
+                <w:sz w:val="24"/>
               </w:rPr>
               <w:t>Automation turns three of Nicol et al.’s hard problems (metrics, human behaviour, resilient architectures) into everyday risk management</w:t>
             </w:r>
@@ -394,12 +525,16 @@
         </w:tc>
         <w:tc>
           <w:tcPr>
-            <w:tcW w:type="dxa" w:w="2880"/>
+            <w:tcW w:type="dxa" w:w="3008"/>
           </w:tcPr>
           <w:p>
+            <w:pPr>
+              <w:spacing w:line="240" w:lineRule="auto"/>
+            </w:pPr>
             <w:r>
               <w:rPr>
-                <w:sz w:val="19"/>
+                <w:rFonts w:ascii="Arial" w:hAnsi="Arial" w:cs="Arial" w:eastAsia="Arial"/>
+                <w:sz w:val="24"/>
               </w:rPr>
               <w:t>Nicol et al. (2012); Unit 11 rebuild of Ridley (2018)</w:t>
             </w:r>
@@ -409,12 +544,16 @@
       <w:tr>
         <w:tc>
           <w:tcPr>
-            <w:tcW w:type="dxa" w:w="2880"/>
+            <w:tcW w:type="dxa" w:w="3008"/>
           </w:tcPr>
           <w:p>
+            <w:pPr>
+              <w:spacing w:line="240" w:lineRule="auto"/>
+            </w:pPr>
             <w:r>
               <w:rPr>
-                <w:sz w:val="19"/>
+                <w:rFonts w:ascii="Arial" w:hAnsi="Arial" w:cs="Arial" w:eastAsia="Arial"/>
+                <w:sz w:val="24"/>
               </w:rPr>
               <w:t>7</w:t>
             </w:r>
@@ -422,12 +561,16 @@
         </w:tc>
         <w:tc>
           <w:tcPr>
-            <w:tcW w:type="dxa" w:w="2880"/>
+            <w:tcW w:type="dxa" w:w="3008"/>
           </w:tcPr>
           <w:p>
+            <w:pPr>
+              <w:spacing w:line="240" w:lineRule="auto"/>
+            </w:pPr>
             <w:r>
               <w:rPr>
-                <w:sz w:val="19"/>
+                <w:rFonts w:ascii="Arial" w:hAnsi="Arial" w:cs="Arial" w:eastAsia="Arial"/>
+                <w:sz w:val="24"/>
               </w:rPr>
               <w:t>Rival trends (supplier concentration, regulation and governance, human factors, post-quantum cryptography) are real but driven by automation</w:t>
             </w:r>
@@ -435,12 +578,16 @@
         </w:tc>
         <w:tc>
           <w:tcPr>
-            <w:tcW w:type="dxa" w:w="2880"/>
+            <w:tcW w:type="dxa" w:w="3008"/>
           </w:tcPr>
           <w:p>
+            <w:pPr>
+              <w:spacing w:line="240" w:lineRule="auto"/>
+            </w:pPr>
             <w:r>
               <w:rPr>
-                <w:sz w:val="19"/>
+                <w:rFonts w:ascii="Arial" w:hAnsi="Arial" w:cs="Arial" w:eastAsia="Arial"/>
+                <w:sz w:val="24"/>
               </w:rPr>
               <w:t>CMA (2025); Regulation (EU) 2022/2554; NIST (2024); Verizon (2025)</w:t>
             </w:r>
@@ -450,12 +597,16 @@
       <w:tr>
         <w:tc>
           <w:tcPr>
-            <w:tcW w:type="dxa" w:w="2880"/>
+            <w:tcW w:type="dxa" w:w="3008"/>
           </w:tcPr>
           <w:p>
+            <w:pPr>
+              <w:spacing w:line="240" w:lineRule="auto"/>
+            </w:pPr>
             <w:r>
               <w:rPr>
-                <w:sz w:val="19"/>
+                <w:rFonts w:ascii="Arial" w:hAnsi="Arial" w:cs="Arial" w:eastAsia="Arial"/>
+                <w:sz w:val="24"/>
               </w:rPr>
               <w:t>8</w:t>
             </w:r>
@@ -463,12 +614,16 @@
         </w:tc>
         <w:tc>
           <w:tcPr>
-            <w:tcW w:type="dxa" w:w="2880"/>
+            <w:tcW w:type="dxa" w:w="3008"/>
           </w:tcPr>
           <w:p>
+            <w:pPr>
+              <w:spacing w:line="240" w:lineRule="auto"/>
+            </w:pPr>
             <w:r>
               <w:rPr>
-                <w:sz w:val="19"/>
+                <w:rFonts w:ascii="Arial" w:hAnsi="Arial" w:cs="Arial" w:eastAsia="Arial"/>
+                <w:sz w:val="24"/>
               </w:rPr>
               <w:t>Concessions: headline metrics mix populations, few AI claims are tested against simple baselines, AI attackers still make mistakes</w:t>
             </w:r>
@@ -476,12 +631,16 @@
         </w:tc>
         <w:tc>
           <w:tcPr>
-            <w:tcW w:type="dxa" w:w="2880"/>
+            <w:tcW w:type="dxa" w:w="3008"/>
           </w:tcPr>
           <w:p>
+            <w:pPr>
+              <w:spacing w:line="240" w:lineRule="auto"/>
+            </w:pPr>
             <w:r>
               <w:rPr>
-                <w:sz w:val="19"/>
+                <w:rFonts w:ascii="Arial" w:hAnsi="Arial" w:cs="Arial" w:eastAsia="Arial"/>
+                <w:sz w:val="24"/>
               </w:rPr>
               <w:t>Artefact 2; Unit 11; Anthropic (2025)</w:t>
             </w:r>
@@ -491,12 +650,16 @@
       <w:tr>
         <w:tc>
           <w:tcPr>
-            <w:tcW w:type="dxa" w:w="2880"/>
+            <w:tcW w:type="dxa" w:w="3008"/>
           </w:tcPr>
           <w:p>
+            <w:pPr>
+              <w:spacing w:line="240" w:lineRule="auto"/>
+            </w:pPr>
             <w:r>
               <w:rPr>
-                <w:sz w:val="19"/>
+                <w:rFonts w:ascii="Arial" w:hAnsi="Arial" w:cs="Arial" w:eastAsia="Arial"/>
+                <w:sz w:val="24"/>
               </w:rPr>
               <w:t>9</w:t>
             </w:r>
@@ -504,12 +667,16 @@
         </w:tc>
         <w:tc>
           <w:tcPr>
-            <w:tcW w:type="dxa" w:w="2880"/>
+            <w:tcW w:type="dxa" w:w="3008"/>
           </w:tcPr>
           <w:p>
+            <w:pPr>
+              <w:spacing w:line="240" w:lineRule="auto"/>
+            </w:pPr>
             <w:r>
               <w:rPr>
-                <w:sz w:val="19"/>
+                <w:rFonts w:ascii="Arial" w:hAnsi="Arial" w:cs="Arial" w:eastAsia="Arial"/>
+                <w:sz w:val="24"/>
               </w:rPr>
               <w:t>Vote for automation and for governing it: measure it, own it, survive it</w:t>
             </w:r>
@@ -517,12 +684,16 @@
         </w:tc>
         <w:tc>
           <w:tcPr>
-            <w:tcW w:type="dxa" w:w="2880"/>
+            <w:tcW w:type="dxa" w:w="3008"/>
           </w:tcPr>
           <w:p>
+            <w:pPr>
+              <w:spacing w:line="240" w:lineRule="auto"/>
+            </w:pPr>
             <w:r>
               <w:rPr>
-                <w:sz w:val="19"/>
+                <w:rFonts w:ascii="Arial" w:hAnsi="Arial" w:cs="Arial" w:eastAsia="Arial"/>
+                <w:sz w:val="24"/>
               </w:rPr>
               <w:t>–</w:t>
             </w:r>
@@ -532,12 +703,16 @@
       <w:tr>
         <w:tc>
           <w:tcPr>
-            <w:tcW w:type="dxa" w:w="2880"/>
+            <w:tcW w:type="dxa" w:w="3008"/>
           </w:tcPr>
           <w:p>
+            <w:pPr>
+              <w:spacing w:line="240" w:lineRule="auto"/>
+            </w:pPr>
             <w:r>
               <w:rPr>
-                <w:sz w:val="19"/>
+                <w:rFonts w:ascii="Arial" w:hAnsi="Arial" w:cs="Arial" w:eastAsia="Arial"/>
+                <w:sz w:val="24"/>
               </w:rPr>
               <w:t>10</w:t>
             </w:r>
@@ -545,12 +720,16 @@
         </w:tc>
         <w:tc>
           <w:tcPr>
-            <w:tcW w:type="dxa" w:w="2880"/>
+            <w:tcW w:type="dxa" w:w="3008"/>
           </w:tcPr>
           <w:p>
+            <w:pPr>
+              <w:spacing w:line="240" w:lineRule="auto"/>
+            </w:pPr>
             <w:r>
               <w:rPr>
-                <w:sz w:val="19"/>
+                <w:rFonts w:ascii="Arial" w:hAnsi="Arial" w:cs="Arial" w:eastAsia="Arial"/>
+                <w:sz w:val="24"/>
               </w:rPr>
               <w:t>Sources</w:t>
             </w:r>
@@ -558,12 +737,16 @@
         </w:tc>
         <w:tc>
           <w:tcPr>
-            <w:tcW w:type="dxa" w:w="2880"/>
+            <w:tcW w:type="dxa" w:w="3008"/>
           </w:tcPr>
           <w:p>
+            <w:pPr>
+              <w:spacing w:line="240" w:lineRule="auto"/>
+            </w:pPr>
             <w:r>
               <w:rPr>
-                <w:sz w:val="19"/>
+                <w:rFonts w:ascii="Arial" w:hAnsi="Arial" w:cs="Arial" w:eastAsia="Arial"/>
+                <w:sz w:val="24"/>
               </w:rPr>
               <w:t>–</w:t>
             </w:r>
@@ -571,8 +754,15 @@
         </w:tc>
       </w:tr>
     </w:tbl>
-    <w:p/>
     <w:p>
+      <w:pPr>
+        <w:spacing w:line="480" w:lineRule="auto"/>
+      </w:pPr>
+    </w:p>
+    <w:p>
+      <w:pPr>
+        <w:spacing w:line="480" w:lineRule="auto"/>
+      </w:pPr>
       <w:r>
         <w:drawing>
           <wp:inline xmlns:a="http://schemas.openxmlformats.org/drawingml/2006/main" xmlns:pic="http://schemas.openxmlformats.org/drawingml/2006/picture">
@@ -609,6 +799,9 @@
       </w:r>
     </w:p>
     <w:p>
+      <w:pPr>
+        <w:spacing w:line="480" w:lineRule="auto"/>
+      </w:pPr>
       <w:r>
         <w:drawing>
           <wp:inline xmlns:a="http://schemas.openxmlformats.org/drawingml/2006/main" xmlns:pic="http://schemas.openxmlformats.org/drawingml/2006/picture">
@@ -645,22 +838,32 @@
       </w:r>
     </w:p>
     <w:p>
+      <w:pPr>
+        <w:spacing w:line="480" w:lineRule="auto"/>
+      </w:pPr>
       <w:r>
-        <w:rPr/>
+        <w:rPr>
+          <w:rFonts w:ascii="Arial" w:hAnsi="Arial" w:cs="Arial" w:eastAsia="Arial"/>
+        </w:rPr>
         <w:t>The strongest argument against the motion is the one I made myself in Unit 11: for a business like Pampered Pets, dependence on a few cloud and software suppliers will matter sooner. The answer on slide 7 is that the two are not rivals. A small retailer will meet AI-enabled attacks, and AI-enabled defence, through the email, shop and accounting services it rents, so the supplier’s speed of response becomes the customer’s exposure. Post-quantum migration was the hardest rival to dismiss on importance, but it is a planned change over a decade and will not alter most risk decisions within five years.</w:t>
       </w:r>
     </w:p>
     <w:p>
       <w:pPr>
         <w:pStyle w:val="Heading1"/>
+        <w:spacing w:line="480" w:lineRule="auto"/>
       </w:pPr>
       <w:r>
         <w:t>Artefact 2: Racing the Exploit – Does Patching at Human Speed Still Work?</w:t>
       </w:r>
     </w:p>
     <w:p>
+      <w:pPr>
+        <w:spacing w:line="480" w:lineRule="auto"/>
+      </w:pPr>
       <w:r>
         <w:rPr>
+          <w:rFonts w:ascii="Arial" w:hAnsi="Arial" w:cs="Arial" w:eastAsia="Arial"/>
           <w:i/>
         </w:rPr>
         <w:t>Python notebook: unit12_patch_race.ipynb. Uses the timing of the 41 n-days in Charrier and Weiner (2024), joined into an empirical curve, to estimate how often a vulnerability is exploited before a patch is installed under four patching policies, and repeats the test with exploitation two, four and eight times faster. The policy delays and the speed-ups are assumptions and scenarios, not measurements.</w:t>
@@ -669,12 +872,16 @@
     <w:p>
       <w:pPr>
         <w:pStyle w:val="Heading2"/>
+        <w:spacing w:line="480" w:lineRule="auto"/>
       </w:pPr>
       <w:r>
         <w:t>1. What the headline average measures</w:t>
       </w:r>
     </w:p>
     <w:p>
+      <w:pPr>
+        <w:spacing w:line="480" w:lineRule="auto"/>
+      </w:pPr>
       <w:r>
         <w:drawing>
           <wp:inline xmlns:a="http://schemas.openxmlformats.org/drawingml/2006/main" xmlns:pic="http://schemas.openxmlformats.org/drawingml/2006/picture">
@@ -711,20 +918,29 @@
       </w:r>
     </w:p>
     <w:p>
+      <w:pPr>
+        <w:spacing w:line="480" w:lineRule="auto"/>
+      </w:pPr>
       <w:r>
-        <w:rPr/>
+        <w:rPr>
+          <w:rFonts w:ascii="Arial" w:hAnsi="Arial" w:cs="Arial" w:eastAsia="Arial"/>
+        </w:rPr>
         <w:t>The n-days in the curve average about 60 days. If the reported 2023 mean of 5 days was taken over all 138 vulnerabilities, the zero-days must have been exploited about 18 days before disclosure on average; that is my inference, not a published figure. With the n-day curve fixed, a larger or earlier set of zero-days takes the mean below −7 days. The headline should be reported as two numbers: the n-day curve and the zero-day share.</w:t>
       </w:r>
     </w:p>
     <w:p>
       <w:pPr>
         <w:pStyle w:val="Heading2"/>
+        <w:spacing w:line="480" w:lineRule="auto"/>
       </w:pPr>
       <w:r>
         <w:t>2. The patching race</w:t>
       </w:r>
     </w:p>
     <w:p>
+      <w:pPr>
+        <w:spacing w:line="480" w:lineRule="auto"/>
+      </w:pPr>
       <w:r>
         <w:drawing>
           <wp:inline xmlns:a="http://schemas.openxmlformats.org/drawingml/2006/main" xmlns:pic="http://schemas.openxmlformats.org/drawingml/2006/picture">
@@ -763,26 +979,30 @@
     <w:tbl>
       <w:tblPr>
         <w:tblStyle w:val="TableGrid"/>
-        <w:tblW w:type="auto" w:w="0"/>
+        <w:tblW w:type="dxa" w:w="9026"/>
         <w:tblLook w:firstColumn="1" w:firstRow="1" w:lastColumn="0" w:lastRow="0" w:noHBand="0" w:noVBand="1" w:val="04A0"/>
       </w:tblPr>
       <w:tblGrid>
-        <w:gridCol w:w="1728"/>
-        <w:gridCol w:w="1728"/>
-        <w:gridCol w:w="1728"/>
-        <w:gridCol w:w="1728"/>
-        <w:gridCol w:w="1728"/>
+        <w:gridCol w:w="1805"/>
+        <w:gridCol w:w="1805"/>
+        <w:gridCol w:w="1805"/>
+        <w:gridCol w:w="1805"/>
+        <w:gridCol w:w="1805"/>
       </w:tblGrid>
       <w:tr>
         <w:tc>
           <w:tcPr>
-            <w:tcW w:type="dxa" w:w="1728"/>
+            <w:tcW w:type="dxa" w:w="1805"/>
           </w:tcPr>
           <w:p>
+            <w:pPr>
+              <w:spacing w:line="240" w:lineRule="auto"/>
+            </w:pPr>
             <w:r>
               <w:rPr>
+                <w:rFonts w:ascii="Arial" w:hAnsi="Arial" w:cs="Arial" w:eastAsia="Arial"/>
                 <w:b/>
-                <w:sz w:val="19"/>
+                <w:sz w:val="24"/>
               </w:rPr>
               <w:t>Policy (delay from patch release to install)</w:t>
             </w:r>
@@ -790,13 +1010,17 @@
         </w:tc>
         <w:tc>
           <w:tcPr>
-            <w:tcW w:type="dxa" w:w="1728"/>
+            <w:tcW w:type="dxa" w:w="1805"/>
           </w:tcPr>
           <w:p>
+            <w:pPr>
+              <w:spacing w:line="240" w:lineRule="auto"/>
+            </w:pPr>
             <w:r>
               <w:rPr>
+                <w:rFonts w:ascii="Arial" w:hAnsi="Arial" w:cs="Arial" w:eastAsia="Arial"/>
                 <w:b/>
-                <w:sz w:val="19"/>
+                <w:sz w:val="24"/>
               </w:rPr>
               <w:t>2023 speed</w:t>
             </w:r>
@@ -804,13 +1028,17 @@
         </w:tc>
         <w:tc>
           <w:tcPr>
-            <w:tcW w:type="dxa" w:w="1728"/>
+            <w:tcW w:type="dxa" w:w="1805"/>
           </w:tcPr>
           <w:p>
+            <w:pPr>
+              <w:spacing w:line="240" w:lineRule="auto"/>
+            </w:pPr>
             <w:r>
               <w:rPr>
+                <w:rFonts w:ascii="Arial" w:hAnsi="Arial" w:cs="Arial" w:eastAsia="Arial"/>
                 <w:b/>
-                <w:sz w:val="19"/>
+                <w:sz w:val="24"/>
               </w:rPr>
               <w:t>×2</w:t>
             </w:r>
@@ -818,13 +1046,17 @@
         </w:tc>
         <w:tc>
           <w:tcPr>
-            <w:tcW w:type="dxa" w:w="1728"/>
+            <w:tcW w:type="dxa" w:w="1805"/>
           </w:tcPr>
           <w:p>
+            <w:pPr>
+              <w:spacing w:line="240" w:lineRule="auto"/>
+            </w:pPr>
             <w:r>
               <w:rPr>
+                <w:rFonts w:ascii="Arial" w:hAnsi="Arial" w:cs="Arial" w:eastAsia="Arial"/>
                 <w:b/>
-                <w:sz w:val="19"/>
+                <w:sz w:val="24"/>
               </w:rPr>
               <w:t>×4</w:t>
             </w:r>
@@ -832,13 +1064,17 @@
         </w:tc>
         <w:tc>
           <w:tcPr>
-            <w:tcW w:type="dxa" w:w="1728"/>
+            <w:tcW w:type="dxa" w:w="1805"/>
           </w:tcPr>
           <w:p>
+            <w:pPr>
+              <w:spacing w:line="240" w:lineRule="auto"/>
+            </w:pPr>
             <w:r>
               <w:rPr>
+                <w:rFonts w:ascii="Arial" w:hAnsi="Arial" w:cs="Arial" w:eastAsia="Arial"/>
                 <w:b/>
-                <w:sz w:val="19"/>
+                <w:sz w:val="24"/>
               </w:rPr>
               <w:t>×8</w:t>
             </w:r>
@@ -848,12 +1084,16 @@
       <w:tr>
         <w:tc>
           <w:tcPr>
-            <w:tcW w:type="dxa" w:w="1728"/>
+            <w:tcW w:type="dxa" w:w="1805"/>
           </w:tcPr>
           <w:p>
+            <w:pPr>
+              <w:spacing w:line="240" w:lineRule="auto"/>
+            </w:pPr>
             <w:r>
               <w:rPr>
-                <w:sz w:val="19"/>
+                <w:rFonts w:ascii="Arial" w:hAnsi="Arial" w:cs="Arial" w:eastAsia="Arial"/>
+                <w:sz w:val="24"/>
               </w:rPr>
               <w:t>Manual (lognormal, median 32 days)</w:t>
             </w:r>
@@ -861,12 +1101,16 @@
         </w:tc>
         <w:tc>
           <w:tcPr>
-            <w:tcW w:type="dxa" w:w="1728"/>
+            <w:tcW w:type="dxa" w:w="1805"/>
           </w:tcPr>
           <w:p>
+            <w:pPr>
+              <w:spacing w:line="240" w:lineRule="auto"/>
+            </w:pPr>
             <w:r>
               <w:rPr>
-                <w:sz w:val="19"/>
+                <w:rFonts w:ascii="Arial" w:hAnsi="Arial" w:cs="Arial" w:eastAsia="Arial"/>
+                <w:sz w:val="24"/>
               </w:rPr>
               <w:t>54.8%</w:t>
             </w:r>
@@ -874,12 +1118,16 @@
         </w:tc>
         <w:tc>
           <w:tcPr>
-            <w:tcW w:type="dxa" w:w="1728"/>
+            <w:tcW w:type="dxa" w:w="1805"/>
           </w:tcPr>
           <w:p>
+            <w:pPr>
+              <w:spacing w:line="240" w:lineRule="auto"/>
+            </w:pPr>
             <w:r>
               <w:rPr>
-                <w:sz w:val="19"/>
+                <w:rFonts w:ascii="Arial" w:hAnsi="Arial" w:cs="Arial" w:eastAsia="Arial"/>
+                <w:sz w:val="24"/>
               </w:rPr>
               <w:t>67.6%</w:t>
             </w:r>
@@ -887,12 +1135,16 @@
         </w:tc>
         <w:tc>
           <w:tcPr>
-            <w:tcW w:type="dxa" w:w="1728"/>
+            <w:tcW w:type="dxa" w:w="1805"/>
           </w:tcPr>
           <w:p>
+            <w:pPr>
+              <w:spacing w:line="240" w:lineRule="auto"/>
+            </w:pPr>
             <w:r>
               <w:rPr>
-                <w:sz w:val="19"/>
+                <w:rFonts w:ascii="Arial" w:hAnsi="Arial" w:cs="Arial" w:eastAsia="Arial"/>
+                <w:sz w:val="24"/>
               </w:rPr>
               <w:t>80.1%</w:t>
             </w:r>
@@ -900,12 +1152,16 @@
         </w:tc>
         <w:tc>
           <w:tcPr>
-            <w:tcW w:type="dxa" w:w="1728"/>
+            <w:tcW w:type="dxa" w:w="1805"/>
           </w:tcPr>
           <w:p>
+            <w:pPr>
+              <w:spacing w:line="240" w:lineRule="auto"/>
+            </w:pPr>
             <w:r>
               <w:rPr>
-                <w:sz w:val="19"/>
+                <w:rFonts w:ascii="Arial" w:hAnsi="Arial" w:cs="Arial" w:eastAsia="Arial"/>
+                <w:sz w:val="24"/>
               </w:rPr>
               <w:t>90.1%</w:t>
             </w:r>
@@ -915,12 +1171,16 @@
       <w:tr>
         <w:tc>
           <w:tcPr>
-            <w:tcW w:type="dxa" w:w="1728"/>
+            <w:tcW w:type="dxa" w:w="1805"/>
           </w:tcPr>
           <w:p>
+            <w:pPr>
+              <w:spacing w:line="240" w:lineRule="auto"/>
+            </w:pPr>
             <w:r>
               <w:rPr>
-                <w:sz w:val="19"/>
+                <w:rFonts w:ascii="Arial" w:hAnsi="Arial" w:cs="Arial" w:eastAsia="Arial"/>
+                <w:sz w:val="24"/>
               </w:rPr>
               <w:t>Cyber Essentials (0–14 days)</w:t>
             </w:r>
@@ -928,12 +1188,16 @@
         </w:tc>
         <w:tc>
           <w:tcPr>
-            <w:tcW w:type="dxa" w:w="1728"/>
+            <w:tcW w:type="dxa" w:w="1805"/>
           </w:tcPr>
           <w:p>
+            <w:pPr>
+              <w:spacing w:line="240" w:lineRule="auto"/>
+            </w:pPr>
             <w:r>
               <w:rPr>
-                <w:sz w:val="19"/>
+                <w:rFonts w:ascii="Arial" w:hAnsi="Arial" w:cs="Arial" w:eastAsia="Arial"/>
+                <w:sz w:val="24"/>
               </w:rPr>
               <w:t>26.2%</w:t>
             </w:r>
@@ -941,12 +1205,16 @@
         </w:tc>
         <w:tc>
           <w:tcPr>
-            <w:tcW w:type="dxa" w:w="1728"/>
+            <w:tcW w:type="dxa" w:w="1805"/>
           </w:tcPr>
           <w:p>
+            <w:pPr>
+              <w:spacing w:line="240" w:lineRule="auto"/>
+            </w:pPr>
             <w:r>
               <w:rPr>
-                <w:sz w:val="19"/>
+                <w:rFonts w:ascii="Arial" w:hAnsi="Arial" w:cs="Arial" w:eastAsia="Arial"/>
+                <w:sz w:val="24"/>
               </w:rPr>
               <w:t>36.0%</w:t>
             </w:r>
@@ -954,12 +1222,16 @@
         </w:tc>
         <w:tc>
           <w:tcPr>
-            <w:tcW w:type="dxa" w:w="1728"/>
+            <w:tcW w:type="dxa" w:w="1805"/>
           </w:tcPr>
           <w:p>
+            <w:pPr>
+              <w:spacing w:line="240" w:lineRule="auto"/>
+            </w:pPr>
             <w:r>
               <w:rPr>
-                <w:sz w:val="19"/>
+                <w:rFonts w:ascii="Arial" w:hAnsi="Arial" w:cs="Arial" w:eastAsia="Arial"/>
+                <w:sz w:val="24"/>
               </w:rPr>
               <w:t>47.6%</w:t>
             </w:r>
@@ -967,12 +1239,16 @@
         </w:tc>
         <w:tc>
           <w:tcPr>
-            <w:tcW w:type="dxa" w:w="1728"/>
+            <w:tcW w:type="dxa" w:w="1805"/>
           </w:tcPr>
           <w:p>
+            <w:pPr>
+              <w:spacing w:line="240" w:lineRule="auto"/>
+            </w:pPr>
             <w:r>
               <w:rPr>
-                <w:sz w:val="19"/>
+                <w:rFonts w:ascii="Arial" w:hAnsi="Arial" w:cs="Arial" w:eastAsia="Arial"/>
+                <w:sz w:val="24"/>
               </w:rPr>
               <w:t>58.9%</w:t>
             </w:r>
@@ -982,12 +1258,16 @@
       <w:tr>
         <w:tc>
           <w:tcPr>
-            <w:tcW w:type="dxa" w:w="1728"/>
+            <w:tcW w:type="dxa" w:w="1805"/>
           </w:tcPr>
           <w:p>
+            <w:pPr>
+              <w:spacing w:line="240" w:lineRule="auto"/>
+            </w:pPr>
             <w:r>
               <w:rPr>
-                <w:sz w:val="19"/>
+                <w:rFonts w:ascii="Arial" w:hAnsi="Arial" w:cs="Arial" w:eastAsia="Arial"/>
+                <w:sz w:val="24"/>
               </w:rPr>
               <w:t>Automatic updates (0–2 days)</w:t>
             </w:r>
@@ -995,12 +1275,16 @@
         </w:tc>
         <w:tc>
           <w:tcPr>
-            <w:tcW w:type="dxa" w:w="1728"/>
+            <w:tcW w:type="dxa" w:w="1805"/>
           </w:tcPr>
           <w:p>
+            <w:pPr>
+              <w:spacing w:line="240" w:lineRule="auto"/>
+            </w:pPr>
             <w:r>
               <w:rPr>
-                <w:sz w:val="19"/>
+                <w:rFonts w:ascii="Arial" w:hAnsi="Arial" w:cs="Arial" w:eastAsia="Arial"/>
+                <w:sz w:val="24"/>
               </w:rPr>
               <w:t>10.0%</w:t>
             </w:r>
@@ -1008,12 +1292,16 @@
         </w:tc>
         <w:tc>
           <w:tcPr>
-            <w:tcW w:type="dxa" w:w="1728"/>
+            <w:tcW w:type="dxa" w:w="1805"/>
           </w:tcPr>
           <w:p>
+            <w:pPr>
+              <w:spacing w:line="240" w:lineRule="auto"/>
+            </w:pPr>
             <w:r>
               <w:rPr>
-                <w:sz w:val="19"/>
+                <w:rFonts w:ascii="Arial" w:hAnsi="Arial" w:cs="Arial" w:eastAsia="Arial"/>
+                <w:sz w:val="24"/>
               </w:rPr>
               <w:t>14.0%</w:t>
             </w:r>
@@ -1021,12 +1309,16 @@
         </w:tc>
         <w:tc>
           <w:tcPr>
-            <w:tcW w:type="dxa" w:w="1728"/>
+            <w:tcW w:type="dxa" w:w="1805"/>
           </w:tcPr>
           <w:p>
+            <w:pPr>
+              <w:spacing w:line="240" w:lineRule="auto"/>
+            </w:pPr>
             <w:r>
               <w:rPr>
-                <w:sz w:val="19"/>
+                <w:rFonts w:ascii="Arial" w:hAnsi="Arial" w:cs="Arial" w:eastAsia="Arial"/>
+                <w:sz w:val="24"/>
               </w:rPr>
               <w:t>20.2%</w:t>
             </w:r>
@@ -1034,12 +1326,16 @@
         </w:tc>
         <w:tc>
           <w:tcPr>
-            <w:tcW w:type="dxa" w:w="1728"/>
+            <w:tcW w:type="dxa" w:w="1805"/>
           </w:tcPr>
           <w:p>
+            <w:pPr>
+              <w:spacing w:line="240" w:lineRule="auto"/>
+            </w:pPr>
             <w:r>
               <w:rPr>
-                <w:sz w:val="19"/>
+                <w:rFonts w:ascii="Arial" w:hAnsi="Arial" w:cs="Arial" w:eastAsia="Arial"/>
+                <w:sz w:val="24"/>
               </w:rPr>
               <w:t>27.7%</w:t>
             </w:r>
@@ -1049,12 +1345,16 @@
       <w:tr>
         <w:tc>
           <w:tcPr>
-            <w:tcW w:type="dxa" w:w="1728"/>
+            <w:tcW w:type="dxa" w:w="1805"/>
           </w:tcPr>
           <w:p>
+            <w:pPr>
+              <w:spacing w:line="240" w:lineRule="auto"/>
+            </w:pPr>
             <w:r>
               <w:rPr>
-                <w:sz w:val="19"/>
+                <w:rFonts w:ascii="Arial" w:hAnsi="Arial" w:cs="Arial" w:eastAsia="Arial"/>
+                <w:sz w:val="24"/>
               </w:rPr>
               <w:t>Supplier-managed SaaS (0–1 day)</w:t>
             </w:r>
@@ -1062,12 +1362,16 @@
         </w:tc>
         <w:tc>
           <w:tcPr>
-            <w:tcW w:type="dxa" w:w="1728"/>
+            <w:tcW w:type="dxa" w:w="1805"/>
           </w:tcPr>
           <w:p>
+            <w:pPr>
+              <w:spacing w:line="240" w:lineRule="auto"/>
+            </w:pPr>
             <w:r>
               <w:rPr>
-                <w:sz w:val="19"/>
+                <w:rFonts w:ascii="Arial" w:hAnsi="Arial" w:cs="Arial" w:eastAsia="Arial"/>
+                <w:sz w:val="24"/>
               </w:rPr>
               <w:t>6.2%</w:t>
             </w:r>
@@ -1075,12 +1379,16 @@
         </w:tc>
         <w:tc>
           <w:tcPr>
-            <w:tcW w:type="dxa" w:w="1728"/>
+            <w:tcW w:type="dxa" w:w="1805"/>
           </w:tcPr>
           <w:p>
+            <w:pPr>
+              <w:spacing w:line="240" w:lineRule="auto"/>
+            </w:pPr>
             <w:r>
               <w:rPr>
-                <w:sz w:val="19"/>
+                <w:rFonts w:ascii="Arial" w:hAnsi="Arial" w:cs="Arial" w:eastAsia="Arial"/>
+                <w:sz w:val="24"/>
               </w:rPr>
               <w:t>9.9%</w:t>
             </w:r>
@@ -1088,12 +1396,16 @@
         </w:tc>
         <w:tc>
           <w:tcPr>
-            <w:tcW w:type="dxa" w:w="1728"/>
+            <w:tcW w:type="dxa" w:w="1805"/>
           </w:tcPr>
           <w:p>
+            <w:pPr>
+              <w:spacing w:line="240" w:lineRule="auto"/>
+            </w:pPr>
             <w:r>
               <w:rPr>
-                <w:sz w:val="19"/>
+                <w:rFonts w:ascii="Arial" w:hAnsi="Arial" w:cs="Arial" w:eastAsia="Arial"/>
+                <w:sz w:val="24"/>
               </w:rPr>
               <w:t>14.0%</w:t>
             </w:r>
@@ -1101,12 +1413,16 @@
         </w:tc>
         <w:tc>
           <w:tcPr>
-            <w:tcW w:type="dxa" w:w="1728"/>
+            <w:tcW w:type="dxa" w:w="1805"/>
           </w:tcPr>
           <w:p>
+            <w:pPr>
+              <w:spacing w:line="240" w:lineRule="auto"/>
+            </w:pPr>
             <w:r>
               <w:rPr>
-                <w:sz w:val="19"/>
+                <w:rFonts w:ascii="Arial" w:hAnsi="Arial" w:cs="Arial" w:eastAsia="Arial"/>
+                <w:sz w:val="24"/>
               </w:rPr>
               <w:t>20.2%</w:t>
             </w:r>
@@ -1114,22 +1430,35 @@
         </w:tc>
       </w:tr>
     </w:tbl>
-    <w:p/>
     <w:p>
+      <w:pPr>
+        <w:spacing w:line="480" w:lineRule="auto"/>
+      </w:pPr>
+    </w:p>
+    <w:p>
+      <w:pPr>
+        <w:spacing w:line="480" w:lineRule="auto"/>
+      </w:pPr>
       <w:r>
-        <w:rPr/>
+        <w:rPr>
+          <w:rFonts w:ascii="Arial" w:hAnsi="Arial" w:cs="Arial" w:eastAsia="Arial"/>
+        </w:rPr>
         <w:t>Share of n-days exploited before the patch is installed. To keep this at or below 10%, every patch has to be installed within about 1.9 days at 2023 speed, 1.0 day at twice the speed and 0.5 days at four times.</w:t>
       </w:r>
     </w:p>
     <w:p>
       <w:pPr>
         <w:pStyle w:val="Heading2"/>
+        <w:spacing w:line="480" w:lineRule="auto"/>
       </w:pPr>
       <w:r>
         <w:t>3. How much patching can reach</w:t>
       </w:r>
     </w:p>
     <w:p>
+      <w:pPr>
+        <w:spacing w:line="480" w:lineRule="auto"/>
+      </w:pPr>
       <w:r>
         <w:drawing>
           <wp:inline xmlns:a="http://schemas.openxmlformats.org/drawingml/2006/main" xmlns:pic="http://schemas.openxmlformats.org/drawingml/2006/picture">
@@ -1166,427 +1495,687 @@
       </w:r>
     </w:p>
     <w:p>
+      <w:pPr>
+        <w:spacing w:line="480" w:lineRule="auto"/>
+      </w:pPr>
       <w:r>
-        <w:rPr/>
+        <w:rPr>
+          <w:rFonts w:ascii="Arial" w:hAnsi="Arial" w:cs="Arial" w:eastAsia="Arial"/>
+        </w:rPr>
         <w:t>With the 2023 mix, 70 of every 100 exploited vulnerabilities were zero-days, so even perfect patching protects against at most 30. The remaining exposure has to be handled by limiting what a compromised component can reach, detecting it and restoring from a copy it cannot touch, which is Nicol et al.’s (2012) resilient architectures problem and the approach recommended for Pampered Pets in Unit 10.</w:t>
       </w:r>
     </w:p>
     <w:p>
+      <w:pPr>
+        <w:spacing w:line="480" w:lineRule="auto"/>
+      </w:pPr>
       <w:r>
-        <w:rPr/>
+        <w:rPr>
+          <w:rFonts w:ascii="Arial" w:hAnsi="Arial" w:cs="Arial" w:eastAsia="Arial"/>
+        </w:rPr>
         <w:t>The limits are significant. The curve rests on 41 vulnerabilities tracked by one vendor, mostly in enterprise products, and first exploitation in the wild is not the same as exploitation of a particular small business, which usually comes later through mass scanning. The 365-day end point of the curve and the delay models are my assumptions, and treating exploitation and patching as independent ignores that the most publicised flaws tend to be patched and exploited fastest.</w:t>
       </w:r>
     </w:p>
     <w:p>
       <w:pPr>
         <w:pStyle w:val="Heading1"/>
+        <w:spacing w:line="480" w:lineRule="auto"/>
       </w:pPr>
       <w:r>
         <w:t>Artefact 3: My Vote</w:t>
       </w:r>
     </w:p>
     <w:p>
+      <w:pPr>
+        <w:spacing w:line="480" w:lineRule="auto"/>
+      </w:pPr>
       <w:r>
         <w:rPr>
+          <w:rFonts w:ascii="Arial" w:hAnsi="Arial" w:cs="Arial" w:eastAsia="Arial"/>
           <w:b/>
         </w:rPr>
         <w:t>Vote: AI-enabled automation, in attack and defence.</w:t>
       </w:r>
     </w:p>
     <w:p>
+      <w:pPr>
+        <w:spacing w:line="480" w:lineRule="auto"/>
+      </w:pPr>
       <w:r>
-        <w:rPr/>
+        <w:rPr>
+          <w:rFonts w:ascii="Arial" w:hAnsi="Arial" w:cs="Arial" w:eastAsia="Arial"/>
+        </w:rPr>
         <w:t>It is the trend that changes the clock every other risk process runs on. The evidence that exploitation has accelerated is strong, even allowing for the way the headline metric mixes zero-days and n-days, and the consequence for defenders follows directly: decisions that used to be taken by people in days now have to be written in advance into rules that act in hours. That moves risk management from assessing risks to designing and owning the rules that respond to them. Supplier concentration was the strongest alternative, and for a four-person business such as Pampered Pets it is the channel through which this trend will arrive.</w:t>
       </w:r>
     </w:p>
     <w:p>
+      <w:pPr>
+        <w:spacing w:line="480" w:lineRule="auto"/>
+      </w:pPr>
       <w:r>
         <w:rPr>
+          <w:rFonts w:ascii="Arial" w:hAnsi="Arial" w:cs="Arial" w:eastAsia="Arial"/>
           <w:b/>
         </w:rPr>
         <w:t>What would change my vote:</w:t>
       </w:r>
       <w:r>
-        <w:rPr/>
+        <w:rPr>
+          <w:rFonts w:ascii="Arial" w:hAnsi="Arial" w:cs="Arial" w:eastAsia="Arial"/>
+        </w:rPr>
         <w:t xml:space="preserve"> evidence that n-day exploitation is not getting faster once zero-days are separated out, or independent tests showing that AI-based defensive tools do no better than simple rules in real use. Either would suggest that the trend is louder than it is influential.</w:t>
       </w:r>
     </w:p>
     <w:p>
       <w:pPr>
         <w:pStyle w:val="Heading1"/>
+        <w:spacing w:line="480" w:lineRule="auto"/>
       </w:pPr>
       <w:r>
         <w:t>References</w:t>
       </w:r>
     </w:p>
     <w:p>
+      <w:pPr>
+        <w:spacing w:line="480" w:lineRule="auto"/>
+      </w:pPr>
       <w:r>
-        <w:rPr/>
+        <w:rPr>
+          <w:rFonts w:ascii="Arial" w:hAnsi="Arial" w:cs="Arial" w:eastAsia="Arial"/>
+        </w:rPr>
         <w:t xml:space="preserve">Anthropic (2025) ‘Disrupting the first reported AI-orchestrated cyber espionage campaign’, </w:t>
       </w:r>
       <w:r>
         <w:rPr>
+          <w:rFonts w:ascii="Arial" w:hAnsi="Arial" w:cs="Arial" w:eastAsia="Arial"/>
           <w:i/>
         </w:rPr>
         <w:t>Anthropic news</w:t>
       </w:r>
       <w:r>
-        <w:rPr/>
+        <w:rPr>
+          <w:rFonts w:ascii="Arial" w:hAnsi="Arial" w:cs="Arial" w:eastAsia="Arial"/>
+        </w:rPr>
         <w:t xml:space="preserve">, 13 November. Available at: </w:t>
       </w:r>
       <w:r>
-        <w:rPr/>
+        <w:rPr>
+          <w:rFonts w:ascii="Arial" w:hAnsi="Arial" w:cs="Arial" w:eastAsia="Arial"/>
+        </w:rPr>
         <w:t>https://www.anthropic.com/news/disrupting-AI-espionage</w:t>
       </w:r>
       <w:r>
-        <w:rPr/>
+        <w:rPr>
+          <w:rFonts w:ascii="Arial" w:hAnsi="Arial" w:cs="Arial" w:eastAsia="Arial"/>
+        </w:rPr>
         <w:t xml:space="preserve"> (Accessed: 3 October 2026).</w:t>
       </w:r>
     </w:p>
     <w:p>
+      <w:pPr>
+        <w:spacing w:line="480" w:lineRule="auto"/>
+      </w:pPr>
       <w:r>
-        <w:rPr/>
+        <w:rPr>
+          <w:rFonts w:ascii="Arial" w:hAnsi="Arial" w:cs="Arial" w:eastAsia="Arial"/>
+        </w:rPr>
         <w:t xml:space="preserve">Charrier, C. and Weiner, R. (2024) ‘How low can you go? An analysis of 2023 time-to-exploit trends’, </w:t>
       </w:r>
       <w:r>
         <w:rPr>
+          <w:rFonts w:ascii="Arial" w:hAnsi="Arial" w:cs="Arial" w:eastAsia="Arial"/>
           <w:i/>
         </w:rPr>
         <w:t>Google Cloud blog: threat intelligence</w:t>
       </w:r>
       <w:r>
-        <w:rPr/>
+        <w:rPr>
+          <w:rFonts w:ascii="Arial" w:hAnsi="Arial" w:cs="Arial" w:eastAsia="Arial"/>
+        </w:rPr>
         <w:t xml:space="preserve">, 15 October. Available at: </w:t>
       </w:r>
       <w:r>
-        <w:rPr/>
+        <w:rPr>
+          <w:rFonts w:ascii="Arial" w:hAnsi="Arial" w:cs="Arial" w:eastAsia="Arial"/>
+        </w:rPr>
         <w:t>https://cloud.google.com/blog/topics/threat-intelligence/time-to-exploit-trends-2023</w:t>
       </w:r>
       <w:r>
-        <w:rPr/>
+        <w:rPr>
+          <w:rFonts w:ascii="Arial" w:hAnsi="Arial" w:cs="Arial" w:eastAsia="Arial"/>
+        </w:rPr>
         <w:t xml:space="preserve"> (Accessed: 3 October 2026).</w:t>
       </w:r>
     </w:p>
     <w:p>
+      <w:pPr>
+        <w:spacing w:line="480" w:lineRule="auto"/>
+      </w:pPr>
       <w:r>
-        <w:rPr/>
+        <w:rPr>
+          <w:rFonts w:ascii="Arial" w:hAnsi="Arial" w:cs="Arial" w:eastAsia="Arial"/>
+        </w:rPr>
         <w:t xml:space="preserve">Competition and Markets Authority (CMA) (2025) </w:t>
       </w:r>
       <w:r>
         <w:rPr>
+          <w:rFonts w:ascii="Arial" w:hAnsi="Arial" w:cs="Arial" w:eastAsia="Arial"/>
           <w:i/>
         </w:rPr>
         <w:t>Cloud services market investigation: summary of final decision</w:t>
       </w:r>
       <w:r>
-        <w:rPr/>
+        <w:rPr>
+          <w:rFonts w:ascii="Arial" w:hAnsi="Arial" w:cs="Arial" w:eastAsia="Arial"/>
+        </w:rPr>
         <w:t xml:space="preserve">, 31 July. London: CMA. Available at: </w:t>
       </w:r>
       <w:r>
-        <w:rPr/>
+        <w:rPr>
+          <w:rFonts w:ascii="Arial" w:hAnsi="Arial" w:cs="Arial" w:eastAsia="Arial"/>
+        </w:rPr>
         <w:t>https://assets.publishing.service.gov.uk/media/688b20e6ff8c05468cb7b120/summary_of_final_decision.pdf</w:t>
       </w:r>
       <w:r>
-        <w:rPr/>
+        <w:rPr>
+          <w:rFonts w:ascii="Arial" w:hAnsi="Arial" w:cs="Arial" w:eastAsia="Arial"/>
+        </w:rPr>
         <w:t xml:space="preserve"> (Accessed: 3 October 2026).</w:t>
       </w:r>
     </w:p>
     <w:p>
+      <w:pPr>
+        <w:spacing w:line="480" w:lineRule="auto"/>
+      </w:pPr>
       <w:r>
-        <w:rPr/>
+        <w:rPr>
+          <w:rFonts w:ascii="Arial" w:hAnsi="Arial" w:cs="Arial" w:eastAsia="Arial"/>
+        </w:rPr>
         <w:t xml:space="preserve">Group 2 (2025) </w:t>
       </w:r>
       <w:r>
         <w:rPr>
+          <w:rFonts w:ascii="Arial" w:hAnsi="Arial" w:cs="Arial" w:eastAsia="Arial"/>
           <w:i/>
         </w:rPr>
         <w:t>A risk assessment report for Pampered Pets based on ISO/IEC 27005:2022 and ISO 31000:2018</w:t>
       </w:r>
       <w:r>
-        <w:rPr/>
+        <w:rPr>
+          <w:rFonts w:ascii="Arial" w:hAnsi="Arial" w:cs="Arial" w:eastAsia="Arial"/>
+        </w:rPr>
         <w:t>. Unpublished team report, Security and Risk Management module. University of Essex Online.</w:t>
       </w:r>
     </w:p>
     <w:p>
+      <w:pPr>
+        <w:spacing w:line="480" w:lineRule="auto"/>
+      </w:pPr>
       <w:r>
-        <w:rPr/>
+        <w:rPr>
+          <w:rFonts w:ascii="Arial" w:hAnsi="Arial" w:cs="Arial" w:eastAsia="Arial"/>
+        </w:rPr>
         <w:t xml:space="preserve">Kutscher, J. (2026) ‘M-Trends 2026: data, insights, and strategies from the frontlines’, </w:t>
       </w:r>
       <w:r>
         <w:rPr>
+          <w:rFonts w:ascii="Arial" w:hAnsi="Arial" w:cs="Arial" w:eastAsia="Arial"/>
           <w:i/>
         </w:rPr>
         <w:t>Google Cloud blog: threat intelligence</w:t>
       </w:r>
       <w:r>
-        <w:rPr/>
+        <w:rPr>
+          <w:rFonts w:ascii="Arial" w:hAnsi="Arial" w:cs="Arial" w:eastAsia="Arial"/>
+        </w:rPr>
         <w:t xml:space="preserve">, 23 March. Available at: </w:t>
       </w:r>
       <w:r>
-        <w:rPr/>
+        <w:rPr>
+          <w:rFonts w:ascii="Arial" w:hAnsi="Arial" w:cs="Arial" w:eastAsia="Arial"/>
+        </w:rPr>
         <w:t>https://cloud.google.com/blog/topics/threat-intelligence/m-trends-2026</w:t>
       </w:r>
       <w:r>
-        <w:rPr/>
+        <w:rPr>
+          <w:rFonts w:ascii="Arial" w:hAnsi="Arial" w:cs="Arial" w:eastAsia="Arial"/>
+        </w:rPr>
         <w:t xml:space="preserve"> (Accessed: 3 October 2026).</w:t>
       </w:r>
     </w:p>
     <w:p>
+      <w:pPr>
+        <w:spacing w:line="480" w:lineRule="auto"/>
+      </w:pPr>
       <w:r>
-        <w:rPr/>
+        <w:rPr>
+          <w:rFonts w:ascii="Arial" w:hAnsi="Arial" w:cs="Arial" w:eastAsia="Arial"/>
+        </w:rPr>
         <w:t xml:space="preserve">Marks, L. (2019) ‘The optimal risk management framework: identifying the requirements and selecting the framework’, </w:t>
       </w:r>
       <w:r>
         <w:rPr>
+          <w:rFonts w:ascii="Arial" w:hAnsi="Arial" w:cs="Arial" w:eastAsia="Arial"/>
           <w:i/>
         </w:rPr>
         <w:t>ISACA Journal</w:t>
       </w:r>
       <w:r>
-        <w:rPr/>
+        <w:rPr>
+          <w:rFonts w:ascii="Arial" w:hAnsi="Arial" w:cs="Arial" w:eastAsia="Arial"/>
+        </w:rPr>
         <w:t xml:space="preserve">, 1, pp. 40–45. Available at: </w:t>
       </w:r>
       <w:r>
-        <w:rPr/>
+        <w:rPr>
+          <w:rFonts w:ascii="Arial" w:hAnsi="Arial" w:cs="Arial" w:eastAsia="Arial"/>
+        </w:rPr>
         <w:t>https://www.isaca.org/resources/isaca-journal/issues/2019/volume-1/the-optimal-risk-management-framework-identifying-the-requirements-and-selecting-the-framework</w:t>
       </w:r>
       <w:r>
-        <w:rPr/>
+        <w:rPr>
+          <w:rFonts w:ascii="Arial" w:hAnsi="Arial" w:cs="Arial" w:eastAsia="Arial"/>
+        </w:rPr>
         <w:t xml:space="preserve"> (Accessed: 3 October 2026).</w:t>
       </w:r>
     </w:p>
     <w:p>
+      <w:pPr>
+        <w:spacing w:line="480" w:lineRule="auto"/>
+      </w:pPr>
       <w:r>
-        <w:rPr/>
+        <w:rPr>
+          <w:rFonts w:ascii="Arial" w:hAnsi="Arial" w:cs="Arial" w:eastAsia="Arial"/>
+        </w:rPr>
         <w:t xml:space="preserve">National Cyber Security Centre (NCSC) (2025) </w:t>
       </w:r>
       <w:r>
         <w:rPr>
+          <w:rFonts w:ascii="Arial" w:hAnsi="Arial" w:cs="Arial" w:eastAsia="Arial"/>
           <w:i/>
         </w:rPr>
         <w:t>Impact of AI on cyber threat from now to 2027</w:t>
       </w:r>
       <w:r>
-        <w:rPr/>
+        <w:rPr>
+          <w:rFonts w:ascii="Arial" w:hAnsi="Arial" w:cs="Arial" w:eastAsia="Arial"/>
+        </w:rPr>
         <w:t xml:space="preserve">, 7 May. London: NCSC. Available at: </w:t>
       </w:r>
       <w:r>
-        <w:rPr/>
+        <w:rPr>
+          <w:rFonts w:ascii="Arial" w:hAnsi="Arial" w:cs="Arial" w:eastAsia="Arial"/>
+        </w:rPr>
         <w:t>https://www.ncsc.gov.uk/report/impact-ai-cyber-threat-now-2027</w:t>
       </w:r>
       <w:r>
-        <w:rPr/>
+        <w:rPr>
+          <w:rFonts w:ascii="Arial" w:hAnsi="Arial" w:cs="Arial" w:eastAsia="Arial"/>
+        </w:rPr>
         <w:t xml:space="preserve"> (Accessed: 3 October 2026).</w:t>
       </w:r>
     </w:p>
     <w:p>
+      <w:pPr>
+        <w:spacing w:line="480" w:lineRule="auto"/>
+      </w:pPr>
       <w:r>
-        <w:rPr/>
+        <w:rPr>
+          <w:rFonts w:ascii="Arial" w:hAnsi="Arial" w:cs="Arial" w:eastAsia="Arial"/>
+        </w:rPr>
         <w:t xml:space="preserve">NCSC (2026) </w:t>
       </w:r>
       <w:r>
         <w:rPr>
+          <w:rFonts w:ascii="Arial" w:hAnsi="Arial" w:cs="Arial" w:eastAsia="Arial"/>
           <w:i/>
         </w:rPr>
         <w:t>Cyber Essentials: requirements for IT infrastructure, v3.3</w:t>
       </w:r>
       <w:r>
-        <w:rPr/>
+        <w:rPr>
+          <w:rFonts w:ascii="Arial" w:hAnsi="Arial" w:cs="Arial" w:eastAsia="Arial"/>
+        </w:rPr>
         <w:t xml:space="preserve">. London: National Cyber Security Centre. Available at: </w:t>
       </w:r>
       <w:r>
-        <w:rPr/>
+        <w:rPr>
+          <w:rFonts w:ascii="Arial" w:hAnsi="Arial" w:cs="Arial" w:eastAsia="Arial"/>
+        </w:rPr>
         <w:t>https://www.ncsc.gov.uk/files/cyber-essentials-requirements-for-it-infrastructure-v3-3.pdf</w:t>
       </w:r>
       <w:r>
-        <w:rPr/>
+        <w:rPr>
+          <w:rFonts w:ascii="Arial" w:hAnsi="Arial" w:cs="Arial" w:eastAsia="Arial"/>
+        </w:rPr>
         <w:t xml:space="preserve"> (Accessed: 3 October 2026).</w:t>
       </w:r>
     </w:p>
     <w:p>
+      <w:pPr>
+        <w:spacing w:line="480" w:lineRule="auto"/>
+      </w:pPr>
       <w:r>
-        <w:rPr/>
+        <w:rPr>
+          <w:rFonts w:ascii="Arial" w:hAnsi="Arial" w:cs="Arial" w:eastAsia="Arial"/>
+        </w:rPr>
         <w:t xml:space="preserve">National Institute of Standards and Technology (NIST) (2024) </w:t>
       </w:r>
       <w:r>
         <w:rPr>
+          <w:rFonts w:ascii="Arial" w:hAnsi="Arial" w:cs="Arial" w:eastAsia="Arial"/>
           <w:i/>
         </w:rPr>
         <w:t>The NIST Cybersecurity Framework (CSF) 2.0</w:t>
       </w:r>
       <w:r>
-        <w:rPr/>
+        <w:rPr>
+          <w:rFonts w:ascii="Arial" w:hAnsi="Arial" w:cs="Arial" w:eastAsia="Arial"/>
+        </w:rPr>
         <w:t xml:space="preserve">. NIST Cybersecurity White Paper 29. Gaithersburg, MD: NIST. Available at: </w:t>
       </w:r>
       <w:r>
-        <w:rPr/>
+        <w:rPr>
+          <w:rFonts w:ascii="Arial" w:hAnsi="Arial" w:cs="Arial" w:eastAsia="Arial"/>
+        </w:rPr>
         <w:t>https://doi.org/10.6028/NIST.CSWP.29</w:t>
       </w:r>
       <w:r>
-        <w:rPr/>
+        <w:rPr>
+          <w:rFonts w:ascii="Arial" w:hAnsi="Arial" w:cs="Arial" w:eastAsia="Arial"/>
+        </w:rPr>
         <w:t xml:space="preserve"> (Accessed: 3 October 2026).</w:t>
       </w:r>
     </w:p>
     <w:p>
+      <w:pPr>
+        <w:spacing w:line="480" w:lineRule="auto"/>
+      </w:pPr>
       <w:r>
-        <w:rPr/>
+        <w:rPr>
+          <w:rFonts w:ascii="Arial" w:hAnsi="Arial" w:cs="Arial" w:eastAsia="Arial"/>
+        </w:rPr>
         <w:t xml:space="preserve">Nicol, D.M., Sanders, W.H., Scherlis, W.L. and Williams, L.A. (2012) </w:t>
       </w:r>
       <w:r>
         <w:rPr>
+          <w:rFonts w:ascii="Arial" w:hAnsi="Arial" w:cs="Arial" w:eastAsia="Arial"/>
           <w:i/>
         </w:rPr>
         <w:t>Science of security hard problems: a lablet perspective</w:t>
       </w:r>
       <w:r>
-        <w:rPr/>
+        <w:rPr>
+          <w:rFonts w:ascii="Arial" w:hAnsi="Arial" w:cs="Arial" w:eastAsia="Arial"/>
+        </w:rPr>
         <w:t xml:space="preserve">. Science of Security Virtual Organization, 27 November. Available at: </w:t>
       </w:r>
       <w:r>
-        <w:rPr/>
+        <w:rPr>
+          <w:rFonts w:ascii="Arial" w:hAnsi="Arial" w:cs="Arial" w:eastAsia="Arial"/>
+        </w:rPr>
         <w:t>https://sos-vo.org/node/6394</w:t>
       </w:r>
       <w:r>
-        <w:rPr/>
+        <w:rPr>
+          <w:rFonts w:ascii="Arial" w:hAnsi="Arial" w:cs="Arial" w:eastAsia="Arial"/>
+        </w:rPr>
         <w:t xml:space="preserve"> (Accessed: 3 October 2026).</w:t>
       </w:r>
     </w:p>
     <w:p>
+      <w:pPr>
+        <w:spacing w:line="480" w:lineRule="auto"/>
+      </w:pPr>
       <w:r>
-        <w:rPr/>
+        <w:rPr>
+          <w:rFonts w:ascii="Arial" w:hAnsi="Arial" w:cs="Arial" w:eastAsia="Arial"/>
+        </w:rPr>
         <w:t xml:space="preserve">Regulation (EU) 2022/2554 of the European Parliament and of the Council of 14 December 2022 on digital operational resilience for the financial sector (DORA). </w:t>
       </w:r>
       <w:r>
         <w:rPr>
+          <w:rFonts w:ascii="Arial" w:hAnsi="Arial" w:cs="Arial" w:eastAsia="Arial"/>
           <w:i/>
         </w:rPr>
         <w:t>Official Journal of the European Union</w:t>
       </w:r>
       <w:r>
-        <w:rPr/>
+        <w:rPr>
+          <w:rFonts w:ascii="Arial" w:hAnsi="Arial" w:cs="Arial" w:eastAsia="Arial"/>
+        </w:rPr>
         <w:t xml:space="preserve">, L 333, 27 December 2022. Available at: </w:t>
       </w:r>
       <w:r>
-        <w:rPr/>
+        <w:rPr>
+          <w:rFonts w:ascii="Arial" w:hAnsi="Arial" w:cs="Arial" w:eastAsia="Arial"/>
+        </w:rPr>
         <w:t>https://eur-lex.europa.eu/eli/reg/2022/2554/oj</w:t>
       </w:r>
       <w:r>
-        <w:rPr/>
+        <w:rPr>
+          <w:rFonts w:ascii="Arial" w:hAnsi="Arial" w:cs="Arial" w:eastAsia="Arial"/>
+        </w:rPr>
         <w:t xml:space="preserve"> (Accessed: 3 October 2026).</w:t>
       </w:r>
     </w:p>
     <w:p>
+      <w:pPr>
+        <w:spacing w:line="480" w:lineRule="auto"/>
+      </w:pPr>
       <w:r>
-        <w:rPr/>
+        <w:rPr>
+          <w:rFonts w:ascii="Arial" w:hAnsi="Arial" w:cs="Arial" w:eastAsia="Arial"/>
+        </w:rPr>
         <w:t xml:space="preserve">Ridley, A. (2018) ‘Machine learning for autonomous cyber defense’, </w:t>
       </w:r>
       <w:r>
         <w:rPr>
+          <w:rFonts w:ascii="Arial" w:hAnsi="Arial" w:cs="Arial" w:eastAsia="Arial"/>
           <w:i/>
         </w:rPr>
         <w:t>The Next Wave</w:t>
       </w:r>
       <w:r>
-        <w:rPr/>
+        <w:rPr>
+          <w:rFonts w:ascii="Arial" w:hAnsi="Arial" w:cs="Arial" w:eastAsia="Arial"/>
+        </w:rPr>
         <w:t xml:space="preserve">, 22(1), pp. 7–14. Fort Meade, MD: National Security Agency. Available at: </w:t>
       </w:r>
       <w:r>
-        <w:rPr/>
+        <w:rPr>
+          <w:rFonts w:ascii="Arial" w:hAnsi="Arial" w:cs="Arial" w:eastAsia="Arial"/>
+        </w:rPr>
         <w:t>https://www.govinfo.gov/content/pkg/GPO-TNW-22-1-2018/pdf/GPO-TNW-22-1-2018.pdf</w:t>
       </w:r>
       <w:r>
-        <w:rPr/>
+        <w:rPr>
+          <w:rFonts w:ascii="Arial" w:hAnsi="Arial" w:cs="Arial" w:eastAsia="Arial"/>
+        </w:rPr>
         <w:t xml:space="preserve"> (Accessed: 3 October 2026).</w:t>
       </w:r>
     </w:p>
     <w:p>
+      <w:pPr>
+        <w:spacing w:line="480" w:lineRule="auto"/>
+      </w:pPr>
       <w:r>
-        <w:rPr/>
+        <w:rPr>
+          <w:rFonts w:ascii="Arial" w:hAnsi="Arial" w:cs="Arial" w:eastAsia="Arial"/>
+        </w:rPr>
         <w:t xml:space="preserve">Rolfe, G., Freshwater, D. and Jasper, M. (2001) </w:t>
       </w:r>
       <w:r>
         <w:rPr>
+          <w:rFonts w:ascii="Arial" w:hAnsi="Arial" w:cs="Arial" w:eastAsia="Arial"/>
           <w:i/>
         </w:rPr>
         <w:t>Critical reflection for nursing and the helping professions: a user’s guide</w:t>
       </w:r>
       <w:r>
-        <w:rPr/>
+        <w:rPr>
+          <w:rFonts w:ascii="Arial" w:hAnsi="Arial" w:cs="Arial" w:eastAsia="Arial"/>
+        </w:rPr>
         <w:t>. Basingstoke: Palgrave Macmillan.</w:t>
       </w:r>
     </w:p>
     <w:p>
+      <w:pPr>
+        <w:spacing w:line="480" w:lineRule="auto"/>
+      </w:pPr>
       <w:r>
-        <w:rPr/>
+        <w:rPr>
+          <w:rFonts w:ascii="Arial" w:hAnsi="Arial" w:cs="Arial" w:eastAsia="Arial"/>
+        </w:rPr>
         <w:t xml:space="preserve">Scala, N.M., Reilly, A.C., Goethals, P.L. and Cukier, M. (2019) ‘Risk and the five hard problems of cybersecurity’, </w:t>
       </w:r>
       <w:r>
         <w:rPr>
+          <w:rFonts w:ascii="Arial" w:hAnsi="Arial" w:cs="Arial" w:eastAsia="Arial"/>
           <w:i/>
         </w:rPr>
         <w:t>Risk Analysis</w:t>
       </w:r>
       <w:r>
-        <w:rPr/>
+        <w:rPr>
+          <w:rFonts w:ascii="Arial" w:hAnsi="Arial" w:cs="Arial" w:eastAsia="Arial"/>
+        </w:rPr>
         <w:t xml:space="preserve">, 39(10), pp. 2119–2126. Available at: </w:t>
       </w:r>
       <w:r>
-        <w:rPr/>
+        <w:rPr>
+          <w:rFonts w:ascii="Arial" w:hAnsi="Arial" w:cs="Arial" w:eastAsia="Arial"/>
+        </w:rPr>
         <w:t>https://doi.org/10.1111/risa.13309</w:t>
       </w:r>
       <w:r>
-        <w:rPr/>
+        <w:rPr>
+          <w:rFonts w:ascii="Arial" w:hAnsi="Arial" w:cs="Arial" w:eastAsia="Arial"/>
+        </w:rPr>
         <w:t xml:space="preserve"> (Accessed: 3 October 2026).</w:t>
       </w:r>
     </w:p>
     <w:p>
+      <w:pPr>
+        <w:spacing w:line="480" w:lineRule="auto"/>
+      </w:pPr>
       <w:r>
-        <w:rPr/>
+        <w:rPr>
+          <w:rFonts w:ascii="Arial" w:hAnsi="Arial" w:cs="Arial" w:eastAsia="Arial"/>
+        </w:rPr>
         <w:t xml:space="preserve">Stevens, I. (2026) </w:t>
       </w:r>
       <w:r>
         <w:rPr>
+          <w:rFonts w:ascii="Arial" w:hAnsi="Arial" w:cs="Arial" w:eastAsia="Arial"/>
           <w:i/>
         </w:rPr>
         <w:t>Quantitative risk assessment and digital resilience strategy for Pampered Pets: executive summary</w:t>
       </w:r>
       <w:r>
-        <w:rPr/>
+        <w:rPr>
+          <w:rFonts w:ascii="Arial" w:hAnsi="Arial" w:cs="Arial" w:eastAsia="Arial"/>
+        </w:rPr>
         <w:t>. Unpublished assignment, Security and Risk Management module. University of Essex Online.</w:t>
       </w:r>
     </w:p>
     <w:p>
+      <w:pPr>
+        <w:spacing w:line="480" w:lineRule="auto"/>
+      </w:pPr>
       <w:r>
-        <w:rPr/>
+        <w:rPr>
+          <w:rFonts w:ascii="Arial" w:hAnsi="Arial" w:cs="Arial" w:eastAsia="Arial"/>
+        </w:rPr>
         <w:t xml:space="preserve">Verizon (2025) </w:t>
       </w:r>
       <w:r>
         <w:rPr>
+          <w:rFonts w:ascii="Arial" w:hAnsi="Arial" w:cs="Arial" w:eastAsia="Arial"/>
           <w:i/>
         </w:rPr>
         <w:t>2025 Data Breach Investigations Report</w:t>
       </w:r>
       <w:r>
-        <w:rPr/>
+        <w:rPr>
+          <w:rFonts w:ascii="Arial" w:hAnsi="Arial" w:cs="Arial" w:eastAsia="Arial"/>
+        </w:rPr>
         <w:t xml:space="preserve">. Basking Ridge, NJ: Verizon Business. Available at: </w:t>
       </w:r>
       <w:r>
-        <w:rPr/>
+        <w:rPr>
+          <w:rFonts w:ascii="Arial" w:hAnsi="Arial" w:cs="Arial" w:eastAsia="Arial"/>
+        </w:rPr>
         <w:t>https://www.verizon.com/business/resources/reports/2025-dbir-data-breach-investigations-report.pdf</w:t>
       </w:r>
       <w:r>
-        <w:rPr/>
+        <w:rPr>
+          <w:rFonts w:ascii="Arial" w:hAnsi="Arial" w:cs="Arial" w:eastAsia="Arial"/>
+        </w:rPr>
         <w:t xml:space="preserve"> (Accessed: 3 October 2026).</w:t>
       </w:r>
     </w:p>
     <w:sectPr>
-      <w:pgSz w:w="12240" w:h="15840"/>
-      <w:pgMar w:top="1440" w:right="1800" w:bottom="1440" w:left="1800" w:header="720" w:footer="720" w:gutter="0"/>
+      <w:footerReference w:type="default" r:id="rId18"/>
+      <w:pgSz w:w="11906" w:h="16838"/>
+      <w:pgMar w:top="1440" w:right="1440" w:bottom="1440" w:left="1440" w:header="708" w:footer="708" w:gutter="0"/>
       <w:cols w:space="720"/>
       <w:docGrid w:linePitch="360"/>
     </w:sectPr>
   </w:body>
 </w:document>
+</file>
+
+<file path=word/footer1.xml><?xml version="1.0" encoding="utf-8"?>
+<w:ftr xmlns:m="http://schemas.openxmlformats.org/officeDocument/2006/math" xmlns:mc="http://schemas.openxmlformats.org/markup-compatibility/2006" xmlns:mo="http://schemas.microsoft.com/office/mac/office/2008/main" xmlns:mv="urn:schemas-microsoft-com:mac:vml" xmlns:o="urn:schemas-microsoft-com:office:office" xmlns:r="http://schemas.openxmlformats.org/officeDocument/2006/relationships" xmlns:v="urn:schemas-microsoft-com:vml" xmlns:w10="urn:schemas-microsoft-com:office:word" xmlns:w14="http://schemas.microsoft.com/office/word/2010/wordml" xmlns:w="http://schemas.openxmlformats.org/wordprocessingml/2006/main" xmlns:wne="http://schemas.microsoft.com/office/word/2006/wordml" xmlns:wp14="http://schemas.microsoft.com/office/word/2010/wordprocessingDrawing" xmlns:wp="http://schemas.openxmlformats.org/drawingml/2006/wordprocessingDrawing" xmlns:wpc="http://schemas.microsoft.com/office/word/2010/wordprocessingCanvas" xmlns:wpg="http://schemas.microsoft.com/office/word/2010/wordprocessingGroup" xmlns:wpi="http://schemas.microsoft.com/office/word/2010/wordprocessingInk" xmlns:wps="http://schemas.microsoft.com/office/word/2010/wordprocessingShape" mc:Ignorable="w14 wp14">
+  <w:p>
+    <w:pPr>
+      <w:pStyle w:val="Footer"/>
+      <w:spacing w:line="240" w:lineRule="auto"/>
+      <w:jc w:val="center"/>
+    </w:pPr>
+    <w:r>
+      <w:rPr>
+        <w:rFonts w:ascii="Arial" w:hAnsi="Arial" w:cs="Arial" w:eastAsia="Arial"/>
+        <w:sz w:val="24"/>
+        <w:szCs w:val="24"/>
+      </w:rPr>
+      <w:fldChar w:fldCharType="begin"/>
+    </w:r>
+    <w:r>
+      <w:rPr>
+        <w:rFonts w:ascii="Arial" w:hAnsi="Arial" w:cs="Arial" w:eastAsia="Arial"/>
+        <w:sz w:val="24"/>
+        <w:szCs w:val="24"/>
+      </w:rPr>
+      <w:instrText xml:space="preserve"> PAGE </w:instrText>
+    </w:r>
+    <w:r>
+      <w:rPr>
+        <w:rFonts w:ascii="Arial" w:hAnsi="Arial" w:cs="Arial" w:eastAsia="Arial"/>
+        <w:sz w:val="24"/>
+        <w:szCs w:val="24"/>
+      </w:rPr>
+      <w:fldChar w:fldCharType="separate"/>
+    </w:r>
+    <w:r>
+      <w:rPr>
+        <w:rFonts w:ascii="Arial" w:hAnsi="Arial" w:cs="Arial" w:eastAsia="Arial"/>
+        <w:sz w:val="24"/>
+        <w:szCs w:val="24"/>
+      </w:rPr>
+      <w:t>1</w:t>
+    </w:r>
+    <w:r>
+      <w:rPr>
+        <w:rFonts w:ascii="Arial" w:hAnsi="Arial" w:cs="Arial" w:eastAsia="Arial"/>
+        <w:sz w:val="24"/>
+        <w:szCs w:val="24"/>
+      </w:rPr>
+      <w:fldChar w:fldCharType="end"/>
+    </w:r>
+  </w:p>
+</w:ftr>
 </file>
 
 <file path=word/numbering.xml><?xml version="1.0" encoding="utf-8"?>
@@ -1797,15 +2386,15 @@
   <w:docDefaults>
     <w:rPrDefault>
       <w:rPr>
-        <w:rFonts w:asciiTheme="minorHAnsi" w:eastAsiaTheme="minorEastAsia" w:hAnsiTheme="minorHAnsi" w:cstheme="minorBidi"/>
-        <w:sz w:val="22"/>
-        <w:szCs w:val="22"/>
+        <w:rFonts w:ascii="Arial" w:hAnsi="Arial" w:cs="Arial" w:eastAsia="Arial"/>
+        <w:sz w:val="24"/>
+        <w:szCs w:val="24"/>
         <w:lang w:val="en-US" w:eastAsia="en-US" w:bidi="ar-SA"/>
       </w:rPr>
     </w:rPrDefault>
     <w:pPrDefault>
       <w:pPr>
-        <w:spacing w:after="200" w:line="276" w:lineRule="auto"/>
+        <w:spacing w:after="200" w:line="480" w:lineRule="auto"/>
       </w:pPr>
     </w:pPrDefault>
   </w:docDefaults>
@@ -1953,8 +2542,8 @@
     <w:qFormat/>
     <w:rsid w:val="00FC693F"/>
     <w:rPr>
-      <w:rFonts w:ascii="Calibri" w:hAnsi="Calibri"/>
-      <w:sz w:val="22"/>
+      <w:rFonts w:ascii="Arial" w:hAnsi="Arial" w:cs="Arial" w:eastAsia="Arial"/>
+      <w:sz w:val="24"/>
     </w:rPr>
   </w:style>
   <w:style w:type="paragraph" w:styleId="Header">
@@ -1969,7 +2558,7 @@
         <w:tab w:val="center" w:pos="4680"/>
         <w:tab w:val="right" w:pos="9360"/>
       </w:tabs>
-      <w:spacing w:after="0" w:line="240" w:lineRule="auto"/>
+      <w:spacing w:after="0" w:line="480" w:lineRule="auto"/>
     </w:pPr>
   </w:style>
   <w:style w:type="character" w:customStyle="1" w:styleId="HeaderChar">
@@ -1991,7 +2580,7 @@
         <w:tab w:val="center" w:pos="4680"/>
         <w:tab w:val="right" w:pos="9360"/>
       </w:tabs>
-      <w:spacing w:after="0" w:line="240" w:lineRule="auto"/>
+      <w:spacing w:after="0" w:line="480" w:lineRule="auto"/>
     </w:pPr>
   </w:style>
   <w:style w:type="character" w:customStyle="1" w:styleId="FooterChar">
@@ -2016,12 +2605,12 @@
       <w:outlineLvl w:val="0"/>
     </w:pPr>
     <w:rPr>
-      <w:rFonts w:asciiTheme="majorHAnsi" w:eastAsiaTheme="majorEastAsia" w:hAnsiTheme="majorHAnsi" w:cstheme="majorBidi"/>
+      <w:rFonts w:ascii="Arial" w:hAnsi="Arial" w:cs="Arial" w:eastAsia="Arial"/>
       <w:b/>
       <w:bCs/>
       <w:color w:val="365F91" w:themeColor="accent1" w:themeShade="BF"/>
-      <w:sz w:val="28"/>
-      <w:szCs w:val="28"/>
+      <w:sz w:val="24"/>
+      <w:szCs w:val="24"/>
     </w:rPr>
   </w:style>
   <w:style w:type="paragraph" w:styleId="Heading2">
@@ -2040,12 +2629,13 @@
       <w:outlineLvl w:val="1"/>
     </w:pPr>
     <w:rPr>
-      <w:rFonts w:asciiTheme="majorHAnsi" w:eastAsiaTheme="majorEastAsia" w:hAnsiTheme="majorHAnsi" w:cstheme="majorBidi"/>
+      <w:rFonts w:ascii="Arial" w:hAnsi="Arial" w:cs="Arial" w:eastAsia="Arial"/>
       <w:b/>
       <w:bCs/>
+      <w:i/>
       <w:color w:val="4F81BD" w:themeColor="accent1"/>
-      <w:sz w:val="26"/>
-      <w:szCs w:val="26"/>
+      <w:sz w:val="24"/>
+      <w:szCs w:val="24"/>
     </w:rPr>
   </w:style>
   <w:style w:type="paragraph" w:styleId="Heading3">
@@ -2064,10 +2654,13 @@
       <w:outlineLvl w:val="2"/>
     </w:pPr>
     <w:rPr>
-      <w:rFonts w:asciiTheme="majorHAnsi" w:eastAsiaTheme="majorEastAsia" w:hAnsiTheme="majorHAnsi" w:cstheme="majorBidi"/>
+      <w:rFonts w:ascii="Arial" w:hAnsi="Arial" w:cs="Arial" w:eastAsia="Arial"/>
       <w:b/>
       <w:bCs/>
+      <w:i/>
       <w:color w:val="4F81BD" w:themeColor="accent1"/>
+      <w:sz w:val="24"/>
+      <w:szCs w:val="24"/>
     </w:rPr>
   </w:style>
   <w:style w:type="paragraph" w:styleId="Heading4">
@@ -2087,7 +2680,7 @@
       <w:outlineLvl w:val="3"/>
     </w:pPr>
     <w:rPr>
-      <w:rFonts w:asciiTheme="majorHAnsi" w:eastAsiaTheme="majorEastAsia" w:hAnsiTheme="majorHAnsi" w:cstheme="majorBidi"/>
+      <w:rFonts w:ascii="Arial" w:hAnsi="Arial" w:cs="Arial" w:eastAsia="Arial"/>
       <w:b/>
       <w:bCs/>
       <w:i/>
@@ -2112,7 +2705,7 @@
       <w:outlineLvl w:val="4"/>
     </w:pPr>
     <w:rPr>
-      <w:rFonts w:asciiTheme="majorHAnsi" w:eastAsiaTheme="majorEastAsia" w:hAnsiTheme="majorHAnsi" w:cstheme="majorBidi"/>
+      <w:rFonts w:ascii="Arial" w:hAnsi="Arial" w:cs="Arial" w:eastAsia="Arial"/>
       <w:color w:val="243F60" w:themeColor="accent1" w:themeShade="7F"/>
     </w:rPr>
   </w:style>
@@ -2133,7 +2726,7 @@
       <w:outlineLvl w:val="5"/>
     </w:pPr>
     <w:rPr>
-      <w:rFonts w:asciiTheme="majorHAnsi" w:eastAsiaTheme="majorEastAsia" w:hAnsiTheme="majorHAnsi" w:cstheme="majorBidi"/>
+      <w:rFonts w:ascii="Arial" w:hAnsi="Arial" w:cs="Arial" w:eastAsia="Arial"/>
       <w:i/>
       <w:iCs/>
       <w:color w:val="243F60" w:themeColor="accent1" w:themeShade="7F"/>
@@ -2156,7 +2749,7 @@
       <w:outlineLvl w:val="6"/>
     </w:pPr>
     <w:rPr>
-      <w:rFonts w:asciiTheme="majorHAnsi" w:eastAsiaTheme="majorEastAsia" w:hAnsiTheme="majorHAnsi" w:cstheme="majorBidi"/>
+      <w:rFonts w:ascii="Arial" w:hAnsi="Arial" w:cs="Arial" w:eastAsia="Arial"/>
       <w:i/>
       <w:iCs/>
       <w:color w:val="404040" w:themeColor="text1" w:themeTint="BF"/>
@@ -2179,10 +2772,10 @@
       <w:outlineLvl w:val="7"/>
     </w:pPr>
     <w:rPr>
-      <w:rFonts w:asciiTheme="majorHAnsi" w:eastAsiaTheme="majorEastAsia" w:hAnsiTheme="majorHAnsi" w:cstheme="majorBidi"/>
+      <w:rFonts w:ascii="Arial" w:hAnsi="Arial" w:cs="Arial" w:eastAsia="Arial"/>
       <w:color w:val="4F81BD" w:themeColor="accent1"/>
-      <w:sz w:val="20"/>
-      <w:szCs w:val="20"/>
+      <w:sz w:val="24"/>
+      <w:szCs w:val="24"/>
     </w:rPr>
   </w:style>
   <w:style w:type="paragraph" w:styleId="Heading9">
@@ -2202,12 +2795,12 @@
       <w:outlineLvl w:val="8"/>
     </w:pPr>
     <w:rPr>
-      <w:rFonts w:asciiTheme="majorHAnsi" w:eastAsiaTheme="majorEastAsia" w:hAnsiTheme="majorHAnsi" w:cstheme="majorBidi"/>
+      <w:rFonts w:ascii="Arial" w:hAnsi="Arial" w:cs="Arial" w:eastAsia="Arial"/>
       <w:i/>
       <w:iCs/>
       <w:color w:val="404040" w:themeColor="text1" w:themeTint="BF"/>
-      <w:sz w:val="20"/>
-      <w:szCs w:val="20"/>
+      <w:sz w:val="24"/>
+      <w:szCs w:val="24"/>
     </w:rPr>
   </w:style>
   <w:style w:type="character" w:default="1" w:styleId="DefaultParagraphFont">
@@ -2243,7 +2836,7 @@
     <w:qFormat/>
     <w:rsid w:val="00FC693F"/>
     <w:pPr>
-      <w:spacing w:after="0" w:line="240" w:lineRule="auto"/>
+      <w:spacing w:after="0" w:line="480" w:lineRule="auto"/>
     </w:pPr>
   </w:style>
   <w:style w:type="character" w:customStyle="1" w:styleId="Heading1Char">
@@ -2253,12 +2846,12 @@
     <w:uiPriority w:val="9"/>
     <w:rsid w:val="00FC693F"/>
     <w:rPr>
-      <w:rFonts w:asciiTheme="majorHAnsi" w:eastAsiaTheme="majorEastAsia" w:hAnsiTheme="majorHAnsi" w:cstheme="majorBidi"/>
+      <w:rFonts w:ascii="Arial" w:hAnsi="Arial" w:cs="Arial" w:eastAsia="Arial"/>
       <w:b/>
       <w:bCs/>
       <w:color w:val="365F91" w:themeColor="accent1" w:themeShade="BF"/>
-      <w:sz w:val="28"/>
-      <w:szCs w:val="28"/>
+      <w:sz w:val="24"/>
+      <w:szCs w:val="24"/>
     </w:rPr>
   </w:style>
   <w:style w:type="character" w:customStyle="1" w:styleId="Heading2Char">
@@ -2268,12 +2861,12 @@
     <w:uiPriority w:val="9"/>
     <w:rsid w:val="00FC693F"/>
     <w:rPr>
-      <w:rFonts w:asciiTheme="majorHAnsi" w:eastAsiaTheme="majorEastAsia" w:hAnsiTheme="majorHAnsi" w:cstheme="majorBidi"/>
+      <w:rFonts w:ascii="Arial" w:hAnsi="Arial" w:cs="Arial" w:eastAsia="Arial"/>
       <w:b/>
       <w:bCs/>
       <w:color w:val="4F81BD" w:themeColor="accent1"/>
-      <w:sz w:val="26"/>
-      <w:szCs w:val="26"/>
+      <w:sz w:val="24"/>
+      <w:szCs w:val="24"/>
     </w:rPr>
   </w:style>
   <w:style w:type="character" w:customStyle="1" w:styleId="Heading3Char">
@@ -2283,7 +2876,7 @@
     <w:uiPriority w:val="9"/>
     <w:rsid w:val="00FC693F"/>
     <w:rPr>
-      <w:rFonts w:asciiTheme="majorHAnsi" w:eastAsiaTheme="majorEastAsia" w:hAnsiTheme="majorHAnsi" w:cstheme="majorBidi"/>
+      <w:rFonts w:ascii="Arial" w:hAnsi="Arial" w:cs="Arial" w:eastAsia="Arial"/>
       <w:b/>
       <w:bCs/>
       <w:color w:val="4F81BD" w:themeColor="accent1"/>
@@ -2301,16 +2894,17 @@
       <w:pBdr>
         <w:bottom w:val="single" w:sz="8" w:space="4" w:color="4F81BD" w:themeColor="accent1"/>
       </w:pBdr>
-      <w:spacing w:after="300" w:line="240" w:lineRule="auto"/>
+      <w:spacing w:after="300" w:line="480" w:lineRule="auto"/>
       <w:contextualSpacing/>
     </w:pPr>
     <w:rPr>
-      <w:rFonts w:asciiTheme="majorHAnsi" w:eastAsiaTheme="majorEastAsia" w:hAnsiTheme="majorHAnsi" w:cstheme="majorBidi"/>
+      <w:rFonts w:ascii="Arial" w:hAnsi="Arial" w:cs="Arial" w:eastAsia="Arial"/>
+      <w:b/>
       <w:color w:val="17365D" w:themeColor="text2" w:themeShade="BF"/>
       <w:spacing w:val="5"/>
       <w:kern w:val="28"/>
-      <w:sz w:val="52"/>
-      <w:szCs w:val="52"/>
+      <w:sz w:val="24"/>
+      <w:szCs w:val="24"/>
     </w:rPr>
   </w:style>
   <w:style w:type="character" w:customStyle="1" w:styleId="TitleChar">
@@ -2320,12 +2914,12 @@
     <w:uiPriority w:val="10"/>
     <w:rsid w:val="00FC693F"/>
     <w:rPr>
-      <w:rFonts w:asciiTheme="majorHAnsi" w:eastAsiaTheme="majorEastAsia" w:hAnsiTheme="majorHAnsi" w:cstheme="majorBidi"/>
+      <w:rFonts w:ascii="Arial" w:hAnsi="Arial" w:cs="Arial" w:eastAsia="Arial"/>
       <w:color w:val="17365D" w:themeColor="text2" w:themeShade="BF"/>
       <w:spacing w:val="5"/>
       <w:kern w:val="28"/>
-      <w:sz w:val="52"/>
-      <w:szCs w:val="52"/>
+      <w:sz w:val="24"/>
+      <w:szCs w:val="24"/>
     </w:rPr>
   </w:style>
   <w:style w:type="paragraph" w:styleId="Subtitle">
@@ -2342,7 +2936,7 @@
       </w:numPr>
     </w:pPr>
     <w:rPr>
-      <w:rFonts w:asciiTheme="majorHAnsi" w:eastAsiaTheme="majorEastAsia" w:hAnsiTheme="majorHAnsi" w:cstheme="majorBidi"/>
+      <w:rFonts w:ascii="Arial" w:hAnsi="Arial" w:cs="Arial" w:eastAsia="Arial"/>
       <w:i/>
       <w:iCs/>
       <w:color w:val="4F81BD" w:themeColor="accent1"/>
@@ -2358,7 +2952,7 @@
     <w:uiPriority w:val="11"/>
     <w:rsid w:val="00FC693F"/>
     <w:rPr>
-      <w:rFonts w:asciiTheme="majorHAnsi" w:eastAsiaTheme="majorEastAsia" w:hAnsiTheme="majorHAnsi" w:cstheme="majorBidi"/>
+      <w:rFonts w:ascii="Arial" w:hAnsi="Arial" w:cs="Arial" w:eastAsia="Arial"/>
       <w:i/>
       <w:iCs/>
       <w:color w:val="4F81BD" w:themeColor="accent1"/>
@@ -2425,8 +3019,9 @@
       <w:spacing w:after="120"/>
     </w:pPr>
     <w:rPr>
-      <w:sz w:val="16"/>
-      <w:szCs w:val="16"/>
+      <w:rFonts w:ascii="Arial" w:hAnsi="Arial" w:cs="Arial" w:eastAsia="Arial"/>
+      <w:sz w:val="24"/>
+      <w:szCs w:val="24"/>
     </w:rPr>
   </w:style>
   <w:style w:type="character" w:customStyle="1" w:styleId="BodyText3Char">
@@ -2436,8 +3031,9 @@
     <w:uiPriority w:val="99"/>
     <w:rsid w:val="00AA1D8D"/>
     <w:rPr>
-      <w:sz w:val="16"/>
-      <w:szCs w:val="16"/>
+      <w:rFonts w:ascii="Arial" w:hAnsi="Arial" w:cs="Arial" w:eastAsia="Arial"/>
+      <w:sz w:val="24"/>
+      <w:szCs w:val="24"/>
     </w:rPr>
   </w:style>
   <w:style w:type="paragraph" w:styleId="List">
@@ -2605,9 +3201,9 @@
       </w:tabs>
     </w:pPr>
     <w:rPr>
-      <w:rFonts w:ascii="Courier" w:hAnsi="Courier"/>
-      <w:sz w:val="20"/>
-      <w:szCs w:val="20"/>
+      <w:rFonts w:ascii="Arial" w:hAnsi="Arial" w:cs="Arial" w:eastAsia="Arial"/>
+      <w:sz w:val="24"/>
+      <w:szCs w:val="24"/>
     </w:rPr>
   </w:style>
   <w:style w:type="character" w:customStyle="1" w:styleId="MacroTextChar">
@@ -2617,9 +3213,9 @@
     <w:uiPriority w:val="99"/>
     <w:rsid w:val="0029639D"/>
     <w:rPr>
-      <w:rFonts w:ascii="Courier" w:hAnsi="Courier"/>
-      <w:sz w:val="20"/>
-      <w:szCs w:val="20"/>
+      <w:rFonts w:ascii="Arial" w:hAnsi="Arial" w:cs="Arial" w:eastAsia="Arial"/>
+      <w:sz w:val="24"/>
+      <w:szCs w:val="24"/>
     </w:rPr>
   </w:style>
   <w:style w:type="paragraph" w:styleId="Quote">
@@ -2631,6 +3227,7 @@
     <w:qFormat/>
     <w:rsid w:val="00FC693F"/>
     <w:rPr>
+      <w:rFonts w:ascii="Arial" w:hAnsi="Arial" w:cs="Arial" w:eastAsia="Arial"/>
       <w:i/>
       <w:iCs/>
       <w:color w:val="000000" w:themeColor="text1"/>
@@ -2643,6 +3240,7 @@
     <w:uiPriority w:val="29"/>
     <w:rsid w:val="00FC693F"/>
     <w:rPr>
+      <w:rFonts w:ascii="Arial" w:hAnsi="Arial" w:cs="Arial" w:eastAsia="Arial"/>
       <w:i/>
       <w:iCs/>
       <w:color w:val="000000" w:themeColor="text1"/>
@@ -2656,7 +3254,7 @@
     <w:semiHidden/>
     <w:rsid w:val="00FC693F"/>
     <w:rPr>
-      <w:rFonts w:asciiTheme="majorHAnsi" w:eastAsiaTheme="majorEastAsia" w:hAnsiTheme="majorHAnsi" w:cstheme="majorBidi"/>
+      <w:rFonts w:ascii="Arial" w:hAnsi="Arial" w:cs="Arial" w:eastAsia="Arial"/>
       <w:b/>
       <w:bCs/>
       <w:i/>
@@ -2672,7 +3270,7 @@
     <w:semiHidden/>
     <w:rsid w:val="00FC693F"/>
     <w:rPr>
-      <w:rFonts w:asciiTheme="majorHAnsi" w:eastAsiaTheme="majorEastAsia" w:hAnsiTheme="majorHAnsi" w:cstheme="majorBidi"/>
+      <w:rFonts w:ascii="Arial" w:hAnsi="Arial" w:cs="Arial" w:eastAsia="Arial"/>
       <w:color w:val="243F60" w:themeColor="accent1" w:themeShade="7F"/>
     </w:rPr>
   </w:style>
@@ -2684,7 +3282,7 @@
     <w:semiHidden/>
     <w:rsid w:val="00FC693F"/>
     <w:rPr>
-      <w:rFonts w:asciiTheme="majorHAnsi" w:eastAsiaTheme="majorEastAsia" w:hAnsiTheme="majorHAnsi" w:cstheme="majorBidi"/>
+      <w:rFonts w:ascii="Arial" w:hAnsi="Arial" w:cs="Arial" w:eastAsia="Arial"/>
       <w:i/>
       <w:iCs/>
       <w:color w:val="243F60" w:themeColor="accent1" w:themeShade="7F"/>
@@ -2698,7 +3296,7 @@
     <w:semiHidden/>
     <w:rsid w:val="00FC693F"/>
     <w:rPr>
-      <w:rFonts w:asciiTheme="majorHAnsi" w:eastAsiaTheme="majorEastAsia" w:hAnsiTheme="majorHAnsi" w:cstheme="majorBidi"/>
+      <w:rFonts w:ascii="Arial" w:hAnsi="Arial" w:cs="Arial" w:eastAsia="Arial"/>
       <w:i/>
       <w:iCs/>
       <w:color w:val="404040" w:themeColor="text1" w:themeTint="BF"/>
@@ -2712,10 +3310,10 @@
     <w:semiHidden/>
     <w:rsid w:val="00FC693F"/>
     <w:rPr>
-      <w:rFonts w:asciiTheme="majorHAnsi" w:eastAsiaTheme="majorEastAsia" w:hAnsiTheme="majorHAnsi" w:cstheme="majorBidi"/>
+      <w:rFonts w:ascii="Arial" w:hAnsi="Arial" w:cs="Arial" w:eastAsia="Arial"/>
       <w:color w:val="4F81BD" w:themeColor="accent1"/>
-      <w:sz w:val="20"/>
-      <w:szCs w:val="20"/>
+      <w:sz w:val="24"/>
+      <w:szCs w:val="24"/>
     </w:rPr>
   </w:style>
   <w:style w:type="character" w:customStyle="1" w:styleId="Heading9Char">
@@ -2726,12 +3324,12 @@
     <w:semiHidden/>
     <w:rsid w:val="00FC693F"/>
     <w:rPr>
-      <w:rFonts w:asciiTheme="majorHAnsi" w:eastAsiaTheme="majorEastAsia" w:hAnsiTheme="majorHAnsi" w:cstheme="majorBidi"/>
+      <w:rFonts w:ascii="Arial" w:hAnsi="Arial" w:cs="Arial" w:eastAsia="Arial"/>
       <w:i/>
       <w:iCs/>
       <w:color w:val="404040" w:themeColor="text1" w:themeTint="BF"/>
-      <w:sz w:val="20"/>
-      <w:szCs w:val="20"/>
+      <w:sz w:val="24"/>
+      <w:szCs w:val="24"/>
     </w:rPr>
   </w:style>
   <w:style w:type="paragraph" w:styleId="Caption">
@@ -2744,14 +3342,15 @@
     <w:qFormat/>
     <w:rsid w:val="00FC693F"/>
     <w:pPr>
-      <w:spacing w:line="240" w:lineRule="auto"/>
+      <w:spacing w:line="480" w:lineRule="auto"/>
     </w:pPr>
     <w:rPr>
+      <w:rFonts w:ascii="Arial" w:hAnsi="Arial" w:cs="Arial" w:eastAsia="Arial"/>
       <w:b/>
       <w:bCs/>
       <w:color w:val="4F81BD" w:themeColor="accent1"/>
-      <w:sz w:val="18"/>
-      <w:szCs w:val="18"/>
+      <w:sz w:val="24"/>
+      <w:szCs w:val="24"/>
     </w:rPr>
   </w:style>
   <w:style w:type="character" w:styleId="Strong">
@@ -2761,6 +3360,7 @@
     <w:qFormat/>
     <w:rsid w:val="00FC693F"/>
     <w:rPr>
+      <w:rFonts w:ascii="Arial" w:hAnsi="Arial" w:cs="Arial" w:eastAsia="Arial"/>
       <w:b/>
       <w:bCs/>
     </w:rPr>
@@ -2772,6 +3372,7 @@
     <w:qFormat/>
     <w:rsid w:val="00FC693F"/>
     <w:rPr>
+      <w:rFonts w:ascii="Arial" w:hAnsi="Arial" w:cs="Arial" w:eastAsia="Arial"/>
       <w:i/>
       <w:iCs/>
     </w:rPr>
@@ -2792,6 +3393,7 @@
       <w:ind w:left="936" w:right="936"/>
     </w:pPr>
     <w:rPr>
+      <w:rFonts w:ascii="Arial" w:hAnsi="Arial" w:cs="Arial" w:eastAsia="Arial"/>
       <w:b/>
       <w:bCs/>
       <w:i/>
@@ -2806,6 +3408,7 @@
     <w:uiPriority w:val="30"/>
     <w:rsid w:val="00FC693F"/>
     <w:rPr>
+      <w:rFonts w:ascii="Arial" w:hAnsi="Arial" w:cs="Arial" w:eastAsia="Arial"/>
       <w:b/>
       <w:bCs/>
       <w:i/>
@@ -2820,6 +3423,7 @@
     <w:qFormat/>
     <w:rsid w:val="00FC693F"/>
     <w:rPr>
+      <w:rFonts w:ascii="Arial" w:hAnsi="Arial" w:cs="Arial" w:eastAsia="Arial"/>
       <w:i/>
       <w:iCs/>
       <w:color w:val="808080" w:themeColor="text1" w:themeTint="7F"/>
@@ -2832,6 +3436,7 @@
     <w:qFormat/>
     <w:rsid w:val="00FC693F"/>
     <w:rPr>
+      <w:rFonts w:ascii="Arial" w:hAnsi="Arial" w:cs="Arial" w:eastAsia="Arial"/>
       <w:b/>
       <w:bCs/>
       <w:i/>
@@ -2846,6 +3451,7 @@
     <w:qFormat/>
     <w:rsid w:val="00FC693F"/>
     <w:rPr>
+      <w:rFonts w:ascii="Arial" w:hAnsi="Arial" w:cs="Arial" w:eastAsia="Arial"/>
       <w:smallCaps/>
       <w:color w:val="C0504D" w:themeColor="accent2"/>
       <w:u w:val="single"/>
@@ -2858,6 +3464,7 @@
     <w:qFormat/>
     <w:rsid w:val="00FC693F"/>
     <w:rPr>
+      <w:rFonts w:ascii="Arial" w:hAnsi="Arial" w:cs="Arial" w:eastAsia="Arial"/>
       <w:b/>
       <w:bCs/>
       <w:smallCaps/>
@@ -2873,6 +3480,7 @@
     <w:qFormat/>
     <w:rsid w:val="00FC693F"/>
     <w:rPr>
+      <w:rFonts w:ascii="Arial" w:hAnsi="Arial" w:cs="Arial" w:eastAsia="Arial"/>
       <w:b/>
       <w:bCs/>
       <w:smallCaps/>
@@ -2898,7 +3506,7 @@
     <w:uiPriority w:val="59"/>
     <w:rsid w:val="00FC693F"/>
     <w:pPr>
-      <w:spacing w:after="0" w:line="240" w:lineRule="auto"/>
+      <w:spacing w:after="0" w:line="480" w:lineRule="auto"/>
     </w:pPr>
     <w:tblPr>
       <w:tblInd w:w="0" w:type="dxa"/>
@@ -2924,9 +3532,10 @@
     <w:uiPriority w:val="60"/>
     <w:rsid w:val="00FC693F"/>
     <w:pPr>
-      <w:spacing w:after="0" w:line="240" w:lineRule="auto"/>
+      <w:spacing w:after="0" w:line="480" w:lineRule="auto"/>
     </w:pPr>
     <w:rPr>
+      <w:rFonts w:ascii="Arial" w:hAnsi="Arial" w:cs="Arial" w:eastAsia="Arial"/>
       <w:color w:val="000000" w:themeColor="text1" w:themeShade="BF"/>
     </w:rPr>
     <w:tblPr>
@@ -2949,6 +3558,7 @@
         <w:spacing w:before="0" w:after="0" w:line="240" w:lineRule="auto"/>
       </w:pPr>
       <w:rPr>
+        <w:rFonts w:ascii="Arial" w:hAnsi="Arial" w:cs="Arial" w:eastAsia="Arial"/>
         <w:b/>
         <w:bCs/>
       </w:rPr>
@@ -2969,6 +3579,7 @@
         <w:spacing w:before="0" w:after="0" w:line="240" w:lineRule="auto"/>
       </w:pPr>
       <w:rPr>
+        <w:rFonts w:ascii="Arial" w:hAnsi="Arial" w:cs="Arial" w:eastAsia="Arial"/>
         <w:b/>
         <w:bCs/>
       </w:rPr>
@@ -2986,12 +3597,14 @@
     </w:tblStylePr>
     <w:tblStylePr w:type="firstCol">
       <w:rPr>
+        <w:rFonts w:ascii="Arial" w:hAnsi="Arial" w:cs="Arial" w:eastAsia="Arial"/>
         <w:b/>
         <w:bCs/>
       </w:rPr>
     </w:tblStylePr>
     <w:tblStylePr w:type="lastCol">
       <w:rPr>
+        <w:rFonts w:ascii="Arial" w:hAnsi="Arial" w:cs="Arial" w:eastAsia="Arial"/>
         <w:b/>
         <w:bCs/>
       </w:rPr>
@@ -3027,9 +3640,10 @@
     <w:uiPriority w:val="60"/>
     <w:rsid w:val="00FC693F"/>
     <w:pPr>
-      <w:spacing w:after="0" w:line="240" w:lineRule="auto"/>
+      <w:spacing w:after="0" w:line="480" w:lineRule="auto"/>
     </w:pPr>
     <w:rPr>
+      <w:rFonts w:ascii="Arial" w:hAnsi="Arial" w:cs="Arial" w:eastAsia="Arial"/>
       <w:color w:val="365F91" w:themeColor="accent1" w:themeShade="BF"/>
     </w:rPr>
     <w:tblPr>
@@ -3052,6 +3666,7 @@
         <w:spacing w:before="0" w:after="0" w:line="240" w:lineRule="auto"/>
       </w:pPr>
       <w:rPr>
+        <w:rFonts w:ascii="Arial" w:hAnsi="Arial" w:cs="Arial" w:eastAsia="Arial"/>
         <w:b/>
         <w:bCs/>
       </w:rPr>
@@ -3072,6 +3687,7 @@
         <w:spacing w:before="0" w:after="0" w:line="240" w:lineRule="auto"/>
       </w:pPr>
       <w:rPr>
+        <w:rFonts w:ascii="Arial" w:hAnsi="Arial" w:cs="Arial" w:eastAsia="Arial"/>
         <w:b/>
         <w:bCs/>
       </w:rPr>
@@ -3089,12 +3705,14 @@
     </w:tblStylePr>
     <w:tblStylePr w:type="firstCol">
       <w:rPr>
+        <w:rFonts w:ascii="Arial" w:hAnsi="Arial" w:cs="Arial" w:eastAsia="Arial"/>
         <w:b/>
         <w:bCs/>
       </w:rPr>
     </w:tblStylePr>
     <w:tblStylePr w:type="lastCol">
       <w:rPr>
+        <w:rFonts w:ascii="Arial" w:hAnsi="Arial" w:cs="Arial" w:eastAsia="Arial"/>
         <w:b/>
         <w:bCs/>
       </w:rPr>
@@ -3130,9 +3748,10 @@
     <w:uiPriority w:val="60"/>
     <w:rsid w:val="00FC693F"/>
     <w:pPr>
-      <w:spacing w:after="0" w:line="240" w:lineRule="auto"/>
+      <w:spacing w:after="0" w:line="480" w:lineRule="auto"/>
     </w:pPr>
     <w:rPr>
+      <w:rFonts w:ascii="Arial" w:hAnsi="Arial" w:cs="Arial" w:eastAsia="Arial"/>
       <w:color w:val="943634" w:themeColor="accent2" w:themeShade="BF"/>
     </w:rPr>
     <w:tblPr>
@@ -3155,6 +3774,7 @@
         <w:spacing w:before="0" w:after="0" w:line="240" w:lineRule="auto"/>
       </w:pPr>
       <w:rPr>
+        <w:rFonts w:ascii="Arial" w:hAnsi="Arial" w:cs="Arial" w:eastAsia="Arial"/>
         <w:b/>
         <w:bCs/>
       </w:rPr>
@@ -3175,6 +3795,7 @@
         <w:spacing w:before="0" w:after="0" w:line="240" w:lineRule="auto"/>
       </w:pPr>
       <w:rPr>
+        <w:rFonts w:ascii="Arial" w:hAnsi="Arial" w:cs="Arial" w:eastAsia="Arial"/>
         <w:b/>
         <w:bCs/>
       </w:rPr>
@@ -3192,12 +3813,14 @@
     </w:tblStylePr>
     <w:tblStylePr w:type="firstCol">
       <w:rPr>
+        <w:rFonts w:ascii="Arial" w:hAnsi="Arial" w:cs="Arial" w:eastAsia="Arial"/>
         <w:b/>
         <w:bCs/>
       </w:rPr>
     </w:tblStylePr>
     <w:tblStylePr w:type="lastCol">
       <w:rPr>
+        <w:rFonts w:ascii="Arial" w:hAnsi="Arial" w:cs="Arial" w:eastAsia="Arial"/>
         <w:b/>
         <w:bCs/>
       </w:rPr>
@@ -3233,9 +3856,10 @@
     <w:uiPriority w:val="60"/>
     <w:rsid w:val="00FC693F"/>
     <w:pPr>
-      <w:spacing w:after="0" w:line="240" w:lineRule="auto"/>
+      <w:spacing w:after="0" w:line="480" w:lineRule="auto"/>
     </w:pPr>
     <w:rPr>
+      <w:rFonts w:ascii="Arial" w:hAnsi="Arial" w:cs="Arial" w:eastAsia="Arial"/>
       <w:color w:val="76923C" w:themeColor="accent3" w:themeShade="BF"/>
     </w:rPr>
     <w:tblPr>
@@ -3258,6 +3882,7 @@
         <w:spacing w:before="0" w:after="0" w:line="240" w:lineRule="auto"/>
       </w:pPr>
       <w:rPr>
+        <w:rFonts w:ascii="Arial" w:hAnsi="Arial" w:cs="Arial" w:eastAsia="Arial"/>
         <w:b/>
         <w:bCs/>
       </w:rPr>
@@ -3278,6 +3903,7 @@
         <w:spacing w:before="0" w:after="0" w:line="240" w:lineRule="auto"/>
       </w:pPr>
       <w:rPr>
+        <w:rFonts w:ascii="Arial" w:hAnsi="Arial" w:cs="Arial" w:eastAsia="Arial"/>
         <w:b/>
         <w:bCs/>
       </w:rPr>
@@ -3295,12 +3921,14 @@
     </w:tblStylePr>
     <w:tblStylePr w:type="firstCol">
       <w:rPr>
+        <w:rFonts w:ascii="Arial" w:hAnsi="Arial" w:cs="Arial" w:eastAsia="Arial"/>
         <w:b/>
         <w:bCs/>
       </w:rPr>
     </w:tblStylePr>
     <w:tblStylePr w:type="lastCol">
       <w:rPr>
+        <w:rFonts w:ascii="Arial" w:hAnsi="Arial" w:cs="Arial" w:eastAsia="Arial"/>
         <w:b/>
         <w:bCs/>
       </w:rPr>
@@ -3336,9 +3964,10 @@
     <w:uiPriority w:val="60"/>
     <w:rsid w:val="00FC693F"/>
     <w:pPr>
-      <w:spacing w:after="0" w:line="240" w:lineRule="auto"/>
+      <w:spacing w:after="0" w:line="480" w:lineRule="auto"/>
     </w:pPr>
     <w:rPr>
+      <w:rFonts w:ascii="Arial" w:hAnsi="Arial" w:cs="Arial" w:eastAsia="Arial"/>
       <w:color w:val="5F497A" w:themeColor="accent4" w:themeShade="BF"/>
     </w:rPr>
     <w:tblPr>
@@ -3361,6 +3990,7 @@
         <w:spacing w:before="0" w:after="0" w:line="240" w:lineRule="auto"/>
       </w:pPr>
       <w:rPr>
+        <w:rFonts w:ascii="Arial" w:hAnsi="Arial" w:cs="Arial" w:eastAsia="Arial"/>
         <w:b/>
         <w:bCs/>
       </w:rPr>
@@ -3381,6 +4011,7 @@
         <w:spacing w:before="0" w:after="0" w:line="240" w:lineRule="auto"/>
       </w:pPr>
       <w:rPr>
+        <w:rFonts w:ascii="Arial" w:hAnsi="Arial" w:cs="Arial" w:eastAsia="Arial"/>
         <w:b/>
         <w:bCs/>
       </w:rPr>
@@ -3398,12 +4029,14 @@
     </w:tblStylePr>
     <w:tblStylePr w:type="firstCol">
       <w:rPr>
+        <w:rFonts w:ascii="Arial" w:hAnsi="Arial" w:cs="Arial" w:eastAsia="Arial"/>
         <w:b/>
         <w:bCs/>
       </w:rPr>
     </w:tblStylePr>
     <w:tblStylePr w:type="lastCol">
       <w:rPr>
+        <w:rFonts w:ascii="Arial" w:hAnsi="Arial" w:cs="Arial" w:eastAsia="Arial"/>
         <w:b/>
         <w:bCs/>
       </w:rPr>
@@ -3439,9 +4072,10 @@
     <w:uiPriority w:val="60"/>
     <w:rsid w:val="00FC693F"/>
     <w:pPr>
-      <w:spacing w:after="0" w:line="240" w:lineRule="auto"/>
+      <w:spacing w:after="0" w:line="480" w:lineRule="auto"/>
     </w:pPr>
     <w:rPr>
+      <w:rFonts w:ascii="Arial" w:hAnsi="Arial" w:cs="Arial" w:eastAsia="Arial"/>
       <w:color w:val="31849B" w:themeColor="accent5" w:themeShade="BF"/>
     </w:rPr>
     <w:tblPr>
@@ -3464,6 +4098,7 @@
         <w:spacing w:before="0" w:after="0" w:line="240" w:lineRule="auto"/>
       </w:pPr>
       <w:rPr>
+        <w:rFonts w:ascii="Arial" w:hAnsi="Arial" w:cs="Arial" w:eastAsia="Arial"/>
         <w:b/>
         <w:bCs/>
       </w:rPr>
@@ -3484,6 +4119,7 @@
         <w:spacing w:before="0" w:after="0" w:line="240" w:lineRule="auto"/>
       </w:pPr>
       <w:rPr>
+        <w:rFonts w:ascii="Arial" w:hAnsi="Arial" w:cs="Arial" w:eastAsia="Arial"/>
         <w:b/>
         <w:bCs/>
       </w:rPr>
@@ -3501,12 +4137,14 @@
     </w:tblStylePr>
     <w:tblStylePr w:type="firstCol">
       <w:rPr>
+        <w:rFonts w:ascii="Arial" w:hAnsi="Arial" w:cs="Arial" w:eastAsia="Arial"/>
         <w:b/>
         <w:bCs/>
       </w:rPr>
     </w:tblStylePr>
     <w:tblStylePr w:type="lastCol">
       <w:rPr>
+        <w:rFonts w:ascii="Arial" w:hAnsi="Arial" w:cs="Arial" w:eastAsia="Arial"/>
         <w:b/>
         <w:bCs/>
       </w:rPr>
@@ -3542,9 +4180,10 @@
     <w:uiPriority w:val="60"/>
     <w:rsid w:val="00FC693F"/>
     <w:pPr>
-      <w:spacing w:after="0" w:line="240" w:lineRule="auto"/>
+      <w:spacing w:after="0" w:line="480" w:lineRule="auto"/>
     </w:pPr>
     <w:rPr>
+      <w:rFonts w:ascii="Arial" w:hAnsi="Arial" w:cs="Arial" w:eastAsia="Arial"/>
       <w:color w:val="E36C0A" w:themeColor="accent6" w:themeShade="BF"/>
     </w:rPr>
     <w:tblPr>
@@ -3567,6 +4206,7 @@
         <w:spacing w:before="0" w:after="0" w:line="240" w:lineRule="auto"/>
       </w:pPr>
       <w:rPr>
+        <w:rFonts w:ascii="Arial" w:hAnsi="Arial" w:cs="Arial" w:eastAsia="Arial"/>
         <w:b/>
         <w:bCs/>
       </w:rPr>
@@ -3587,6 +4227,7 @@
         <w:spacing w:before="0" w:after="0" w:line="240" w:lineRule="auto"/>
       </w:pPr>
       <w:rPr>
+        <w:rFonts w:ascii="Arial" w:hAnsi="Arial" w:cs="Arial" w:eastAsia="Arial"/>
         <w:b/>
         <w:bCs/>
       </w:rPr>
@@ -3604,12 +4245,14 @@
     </w:tblStylePr>
     <w:tblStylePr w:type="firstCol">
       <w:rPr>
+        <w:rFonts w:ascii="Arial" w:hAnsi="Arial" w:cs="Arial" w:eastAsia="Arial"/>
         <w:b/>
         <w:bCs/>
       </w:rPr>
     </w:tblStylePr>
     <w:tblStylePr w:type="lastCol">
       <w:rPr>
+        <w:rFonts w:ascii="Arial" w:hAnsi="Arial" w:cs="Arial" w:eastAsia="Arial"/>
         <w:b/>
         <w:bCs/>
       </w:rPr>
@@ -3645,7 +4288,7 @@
     <w:uiPriority w:val="61"/>
     <w:rsid w:val="00FC693F"/>
     <w:pPr>
-      <w:spacing w:after="0" w:line="240" w:lineRule="auto"/>
+      <w:spacing w:after="0" w:line="480" w:lineRule="auto"/>
     </w:pPr>
     <w:tblPr>
       <w:tblStyleRowBandSize w:val="1"/>
@@ -3669,6 +4312,7 @@
         <w:spacing w:before="0" w:after="0" w:line="240" w:lineRule="auto"/>
       </w:pPr>
       <w:rPr>
+        <w:rFonts w:ascii="Arial" w:hAnsi="Arial" w:cs="Arial" w:eastAsia="Arial"/>
         <w:b/>
         <w:bCs/>
         <w:color w:val="FFFFFF" w:themeColor="background1"/>
@@ -3683,6 +4327,7 @@
         <w:spacing w:before="0" w:after="0" w:line="240" w:lineRule="auto"/>
       </w:pPr>
       <w:rPr>
+        <w:rFonts w:ascii="Arial" w:hAnsi="Arial" w:cs="Arial" w:eastAsia="Arial"/>
         <w:b/>
         <w:bCs/>
       </w:rPr>
@@ -3698,12 +4343,14 @@
     </w:tblStylePr>
     <w:tblStylePr w:type="firstCol">
       <w:rPr>
+        <w:rFonts w:ascii="Arial" w:hAnsi="Arial" w:cs="Arial" w:eastAsia="Arial"/>
         <w:b/>
         <w:bCs/>
       </w:rPr>
     </w:tblStylePr>
     <w:tblStylePr w:type="lastCol">
       <w:rPr>
+        <w:rFonts w:ascii="Arial" w:hAnsi="Arial" w:cs="Arial" w:eastAsia="Arial"/>
         <w:b/>
         <w:bCs/>
       </w:rPr>
@@ -3737,7 +4384,7 @@
     <w:uiPriority w:val="61"/>
     <w:rsid w:val="00FC693F"/>
     <w:pPr>
-      <w:spacing w:after="0" w:line="240" w:lineRule="auto"/>
+      <w:spacing w:after="0" w:line="480" w:lineRule="auto"/>
     </w:pPr>
     <w:tblPr>
       <w:tblStyleRowBandSize w:val="1"/>
@@ -3761,6 +4408,7 @@
         <w:spacing w:before="0" w:after="0" w:line="240" w:lineRule="auto"/>
       </w:pPr>
       <w:rPr>
+        <w:rFonts w:ascii="Arial" w:hAnsi="Arial" w:cs="Arial" w:eastAsia="Arial"/>
         <w:b/>
         <w:bCs/>
         <w:color w:val="FFFFFF" w:themeColor="background1"/>
@@ -3775,6 +4423,7 @@
         <w:spacing w:before="0" w:after="0" w:line="240" w:lineRule="auto"/>
       </w:pPr>
       <w:rPr>
+        <w:rFonts w:ascii="Arial" w:hAnsi="Arial" w:cs="Arial" w:eastAsia="Arial"/>
         <w:b/>
         <w:bCs/>
       </w:rPr>
@@ -3790,12 +4439,14 @@
     </w:tblStylePr>
     <w:tblStylePr w:type="firstCol">
       <w:rPr>
+        <w:rFonts w:ascii="Arial" w:hAnsi="Arial" w:cs="Arial" w:eastAsia="Arial"/>
         <w:b/>
         <w:bCs/>
       </w:rPr>
     </w:tblStylePr>
     <w:tblStylePr w:type="lastCol">
       <w:rPr>
+        <w:rFonts w:ascii="Arial" w:hAnsi="Arial" w:cs="Arial" w:eastAsia="Arial"/>
         <w:b/>
         <w:bCs/>
       </w:rPr>
@@ -3829,7 +4480,7 @@
     <w:uiPriority w:val="61"/>
     <w:rsid w:val="00CB0664"/>
     <w:pPr>
-      <w:spacing w:after="0" w:line="240" w:lineRule="auto"/>
+      <w:spacing w:after="0" w:line="480" w:lineRule="auto"/>
     </w:pPr>
     <w:tblPr>
       <w:tblStyleRowBandSize w:val="1"/>
@@ -3853,6 +4504,7 @@
         <w:spacing w:before="0" w:after="0" w:line="240" w:lineRule="auto"/>
       </w:pPr>
       <w:rPr>
+        <w:rFonts w:ascii="Arial" w:hAnsi="Arial" w:cs="Arial" w:eastAsia="Arial"/>
         <w:b/>
         <w:bCs/>
         <w:color w:val="FFFFFF" w:themeColor="background1"/>
@@ -3867,6 +4519,7 @@
         <w:spacing w:before="0" w:after="0" w:line="240" w:lineRule="auto"/>
       </w:pPr>
       <w:rPr>
+        <w:rFonts w:ascii="Arial" w:hAnsi="Arial" w:cs="Arial" w:eastAsia="Arial"/>
         <w:b/>
         <w:bCs/>
       </w:rPr>
@@ -3882,12 +4535,14 @@
     </w:tblStylePr>
     <w:tblStylePr w:type="firstCol">
       <w:rPr>
+        <w:rFonts w:ascii="Arial" w:hAnsi="Arial" w:cs="Arial" w:eastAsia="Arial"/>
         <w:b/>
         <w:bCs/>
       </w:rPr>
     </w:tblStylePr>
     <w:tblStylePr w:type="lastCol">
       <w:rPr>
+        <w:rFonts w:ascii="Arial" w:hAnsi="Arial" w:cs="Arial" w:eastAsia="Arial"/>
         <w:b/>
         <w:bCs/>
       </w:rPr>
@@ -3921,7 +4576,7 @@
     <w:uiPriority w:val="61"/>
     <w:rsid w:val="00CB0664"/>
     <w:pPr>
-      <w:spacing w:after="0" w:line="240" w:lineRule="auto"/>
+      <w:spacing w:after="0" w:line="480" w:lineRule="auto"/>
     </w:pPr>
     <w:tblPr>
       <w:tblStyleRowBandSize w:val="1"/>
@@ -3945,6 +4600,7 @@
         <w:spacing w:before="0" w:after="0" w:line="240" w:lineRule="auto"/>
       </w:pPr>
       <w:rPr>
+        <w:rFonts w:ascii="Arial" w:hAnsi="Arial" w:cs="Arial" w:eastAsia="Arial"/>
         <w:b/>
         <w:bCs/>
         <w:color w:val="FFFFFF" w:themeColor="background1"/>
@@ -3959,6 +4615,7 @@
         <w:spacing w:before="0" w:after="0" w:line="240" w:lineRule="auto"/>
       </w:pPr>
       <w:rPr>
+        <w:rFonts w:ascii="Arial" w:hAnsi="Arial" w:cs="Arial" w:eastAsia="Arial"/>
         <w:b/>
         <w:bCs/>
       </w:rPr>
@@ -3974,12 +4631,14 @@
     </w:tblStylePr>
     <w:tblStylePr w:type="firstCol">
       <w:rPr>
+        <w:rFonts w:ascii="Arial" w:hAnsi="Arial" w:cs="Arial" w:eastAsia="Arial"/>
         <w:b/>
         <w:bCs/>
       </w:rPr>
     </w:tblStylePr>
     <w:tblStylePr w:type="lastCol">
       <w:rPr>
+        <w:rFonts w:ascii="Arial" w:hAnsi="Arial" w:cs="Arial" w:eastAsia="Arial"/>
         <w:b/>
         <w:bCs/>
       </w:rPr>
@@ -4013,7 +4672,7 @@
     <w:uiPriority w:val="61"/>
     <w:rsid w:val="00CB0664"/>
     <w:pPr>
-      <w:spacing w:after="0" w:line="240" w:lineRule="auto"/>
+      <w:spacing w:after="0" w:line="480" w:lineRule="auto"/>
     </w:pPr>
     <w:tblPr>
       <w:tblStyleRowBandSize w:val="1"/>
@@ -4037,6 +4696,7 @@
         <w:spacing w:before="0" w:after="0" w:line="240" w:lineRule="auto"/>
       </w:pPr>
       <w:rPr>
+        <w:rFonts w:ascii="Arial" w:hAnsi="Arial" w:cs="Arial" w:eastAsia="Arial"/>
         <w:b/>
         <w:bCs/>
         <w:color w:val="FFFFFF" w:themeColor="background1"/>
@@ -4051,6 +4711,7 @@
         <w:spacing w:before="0" w:after="0" w:line="240" w:lineRule="auto"/>
       </w:pPr>
       <w:rPr>
+        <w:rFonts w:ascii="Arial" w:hAnsi="Arial" w:cs="Arial" w:eastAsia="Arial"/>
         <w:b/>
         <w:bCs/>
       </w:rPr>
@@ -4066,12 +4727,14 @@
     </w:tblStylePr>
     <w:tblStylePr w:type="firstCol">
       <w:rPr>
+        <w:rFonts w:ascii="Arial" w:hAnsi="Arial" w:cs="Arial" w:eastAsia="Arial"/>
         <w:b/>
         <w:bCs/>
       </w:rPr>
     </w:tblStylePr>
     <w:tblStylePr w:type="lastCol">
       <w:rPr>
+        <w:rFonts w:ascii="Arial" w:hAnsi="Arial" w:cs="Arial" w:eastAsia="Arial"/>
         <w:b/>
         <w:bCs/>
       </w:rPr>
@@ -4105,7 +4768,7 @@
     <w:uiPriority w:val="61"/>
     <w:rsid w:val="00CB0664"/>
     <w:pPr>
-      <w:spacing w:after="0" w:line="240" w:lineRule="auto"/>
+      <w:spacing w:after="0" w:line="480" w:lineRule="auto"/>
     </w:pPr>
     <w:tblPr>
       <w:tblStyleRowBandSize w:val="1"/>
@@ -4129,6 +4792,7 @@
         <w:spacing w:before="0" w:after="0" w:line="240" w:lineRule="auto"/>
       </w:pPr>
       <w:rPr>
+        <w:rFonts w:ascii="Arial" w:hAnsi="Arial" w:cs="Arial" w:eastAsia="Arial"/>
         <w:b/>
         <w:bCs/>
         <w:color w:val="FFFFFF" w:themeColor="background1"/>
@@ -4143,6 +4807,7 @@
         <w:spacing w:before="0" w:after="0" w:line="240" w:lineRule="auto"/>
       </w:pPr>
       <w:rPr>
+        <w:rFonts w:ascii="Arial" w:hAnsi="Arial" w:cs="Arial" w:eastAsia="Arial"/>
         <w:b/>
         <w:bCs/>
       </w:rPr>
@@ -4158,12 +4823,14 @@
     </w:tblStylePr>
     <w:tblStylePr w:type="firstCol">
       <w:rPr>
+        <w:rFonts w:ascii="Arial" w:hAnsi="Arial" w:cs="Arial" w:eastAsia="Arial"/>
         <w:b/>
         <w:bCs/>
       </w:rPr>
     </w:tblStylePr>
     <w:tblStylePr w:type="lastCol">
       <w:rPr>
+        <w:rFonts w:ascii="Arial" w:hAnsi="Arial" w:cs="Arial" w:eastAsia="Arial"/>
         <w:b/>
         <w:bCs/>
       </w:rPr>
@@ -4197,7 +4864,7 @@
     <w:uiPriority w:val="61"/>
     <w:rsid w:val="00CB0664"/>
     <w:pPr>
-      <w:spacing w:after="0" w:line="240" w:lineRule="auto"/>
+      <w:spacing w:after="0" w:line="480" w:lineRule="auto"/>
     </w:pPr>
     <w:tblPr>
       <w:tblStyleRowBandSize w:val="1"/>
@@ -4221,6 +4888,7 @@
         <w:spacing w:before="0" w:after="0" w:line="240" w:lineRule="auto"/>
       </w:pPr>
       <w:rPr>
+        <w:rFonts w:ascii="Arial" w:hAnsi="Arial" w:cs="Arial" w:eastAsia="Arial"/>
         <w:b/>
         <w:bCs/>
         <w:color w:val="FFFFFF" w:themeColor="background1"/>
@@ -4235,6 +4903,7 @@
         <w:spacing w:before="0" w:after="0" w:line="240" w:lineRule="auto"/>
       </w:pPr>
       <w:rPr>
+        <w:rFonts w:ascii="Arial" w:hAnsi="Arial" w:cs="Arial" w:eastAsia="Arial"/>
         <w:b/>
         <w:bCs/>
       </w:rPr>
@@ -4250,12 +4919,14 @@
     </w:tblStylePr>
     <w:tblStylePr w:type="firstCol">
       <w:rPr>
+        <w:rFonts w:ascii="Arial" w:hAnsi="Arial" w:cs="Arial" w:eastAsia="Arial"/>
         <w:b/>
         <w:bCs/>
       </w:rPr>
     </w:tblStylePr>
     <w:tblStylePr w:type="lastCol">
       <w:rPr>
+        <w:rFonts w:ascii="Arial" w:hAnsi="Arial" w:cs="Arial" w:eastAsia="Arial"/>
         <w:b/>
         <w:bCs/>
       </w:rPr>
@@ -4289,7 +4960,7 @@
     <w:uiPriority w:val="62"/>
     <w:rsid w:val="00CB0664"/>
     <w:pPr>
-      <w:spacing w:after="0" w:line="240" w:lineRule="auto"/>
+      <w:spacing w:after="0" w:line="480" w:lineRule="auto"/>
     </w:pPr>
     <w:tblPr>
       <w:tblStyleRowBandSize w:val="1"/>
@@ -4315,7 +4986,7 @@
         <w:spacing w:before="0" w:after="0" w:line="240" w:lineRule="auto"/>
       </w:pPr>
       <w:rPr>
-        <w:rFonts w:asciiTheme="majorHAnsi" w:eastAsiaTheme="majorEastAsia" w:hAnsiTheme="majorHAnsi" w:cstheme="majorBidi"/>
+        <w:rFonts w:ascii="Arial" w:hAnsi="Arial" w:cs="Arial" w:eastAsia="Arial"/>
         <w:b/>
         <w:bCs/>
       </w:rPr>
@@ -4336,7 +5007,7 @@
         <w:spacing w:before="0" w:after="0" w:line="240" w:lineRule="auto"/>
       </w:pPr>
       <w:rPr>
-        <w:rFonts w:asciiTheme="majorHAnsi" w:eastAsiaTheme="majorEastAsia" w:hAnsiTheme="majorHAnsi" w:cstheme="majorBidi"/>
+        <w:rFonts w:ascii="Arial" w:hAnsi="Arial" w:cs="Arial" w:eastAsia="Arial"/>
         <w:b/>
         <w:bCs/>
       </w:rPr>
@@ -4354,14 +5025,14 @@
     </w:tblStylePr>
     <w:tblStylePr w:type="firstCol">
       <w:rPr>
-        <w:rFonts w:asciiTheme="majorHAnsi" w:eastAsiaTheme="majorEastAsia" w:hAnsiTheme="majorHAnsi" w:cstheme="majorBidi"/>
+        <w:rFonts w:ascii="Arial" w:hAnsi="Arial" w:cs="Arial" w:eastAsia="Arial"/>
         <w:b/>
         <w:bCs/>
       </w:rPr>
     </w:tblStylePr>
     <w:tblStylePr w:type="lastCol">
       <w:rPr>
-        <w:rFonts w:asciiTheme="majorHAnsi" w:eastAsiaTheme="majorEastAsia" w:hAnsiTheme="majorHAnsi" w:cstheme="majorBidi"/>
+        <w:rFonts w:ascii="Arial" w:hAnsi="Arial" w:cs="Arial" w:eastAsia="Arial"/>
         <w:b/>
         <w:bCs/>
       </w:rPr>
@@ -4419,7 +5090,7 @@
     <w:uiPriority w:val="62"/>
     <w:rsid w:val="00CB0664"/>
     <w:pPr>
-      <w:spacing w:after="0" w:line="240" w:lineRule="auto"/>
+      <w:spacing w:after="0" w:line="480" w:lineRule="auto"/>
     </w:pPr>
     <w:tblPr>
       <w:tblStyleRowBandSize w:val="1"/>
@@ -4445,7 +5116,7 @@
         <w:spacing w:before="0" w:after="0" w:line="240" w:lineRule="auto"/>
       </w:pPr>
       <w:rPr>
-        <w:rFonts w:asciiTheme="majorHAnsi" w:eastAsiaTheme="majorEastAsia" w:hAnsiTheme="majorHAnsi" w:cstheme="majorBidi"/>
+        <w:rFonts w:ascii="Arial" w:hAnsi="Arial" w:cs="Arial" w:eastAsia="Arial"/>
         <w:b/>
         <w:bCs/>
       </w:rPr>
@@ -4466,7 +5137,7 @@
         <w:spacing w:before="0" w:after="0" w:line="240" w:lineRule="auto"/>
       </w:pPr>
       <w:rPr>
-        <w:rFonts w:asciiTheme="majorHAnsi" w:eastAsiaTheme="majorEastAsia" w:hAnsiTheme="majorHAnsi" w:cstheme="majorBidi"/>
+        <w:rFonts w:ascii="Arial" w:hAnsi="Arial" w:cs="Arial" w:eastAsia="Arial"/>
         <w:b/>
         <w:bCs/>
       </w:rPr>
@@ -4484,14 +5155,14 @@
     </w:tblStylePr>
     <w:tblStylePr w:type="firstCol">
       <w:rPr>
-        <w:rFonts w:asciiTheme="majorHAnsi" w:eastAsiaTheme="majorEastAsia" w:hAnsiTheme="majorHAnsi" w:cstheme="majorBidi"/>
+        <w:rFonts w:ascii="Arial" w:hAnsi="Arial" w:cs="Arial" w:eastAsia="Arial"/>
         <w:b/>
         <w:bCs/>
       </w:rPr>
     </w:tblStylePr>
     <w:tblStylePr w:type="lastCol">
       <w:rPr>
-        <w:rFonts w:asciiTheme="majorHAnsi" w:eastAsiaTheme="majorEastAsia" w:hAnsiTheme="majorHAnsi" w:cstheme="majorBidi"/>
+        <w:rFonts w:ascii="Arial" w:hAnsi="Arial" w:cs="Arial" w:eastAsia="Arial"/>
         <w:b/>
         <w:bCs/>
       </w:rPr>
@@ -4549,7 +5220,7 @@
     <w:uiPriority w:val="62"/>
     <w:rsid w:val="00CB0664"/>
     <w:pPr>
-      <w:spacing w:after="0" w:line="240" w:lineRule="auto"/>
+      <w:spacing w:after="0" w:line="480" w:lineRule="auto"/>
     </w:pPr>
     <w:tblPr>
       <w:tblStyleRowBandSize w:val="1"/>
@@ -4575,7 +5246,7 @@
         <w:spacing w:before="0" w:after="0" w:line="240" w:lineRule="auto"/>
       </w:pPr>
       <w:rPr>
-        <w:rFonts w:asciiTheme="majorHAnsi" w:eastAsiaTheme="majorEastAsia" w:hAnsiTheme="majorHAnsi" w:cstheme="majorBidi"/>
+        <w:rFonts w:ascii="Arial" w:hAnsi="Arial" w:cs="Arial" w:eastAsia="Arial"/>
         <w:b/>
         <w:bCs/>
       </w:rPr>
@@ -4596,7 +5267,7 @@
         <w:spacing w:before="0" w:after="0" w:line="240" w:lineRule="auto"/>
       </w:pPr>
       <w:rPr>
-        <w:rFonts w:asciiTheme="majorHAnsi" w:eastAsiaTheme="majorEastAsia" w:hAnsiTheme="majorHAnsi" w:cstheme="majorBidi"/>
+        <w:rFonts w:ascii="Arial" w:hAnsi="Arial" w:cs="Arial" w:eastAsia="Arial"/>
         <w:b/>
         <w:bCs/>
       </w:rPr>
@@ -4614,14 +5285,14 @@
     </w:tblStylePr>
     <w:tblStylePr w:type="firstCol">
       <w:rPr>
-        <w:rFonts w:asciiTheme="majorHAnsi" w:eastAsiaTheme="majorEastAsia" w:hAnsiTheme="majorHAnsi" w:cstheme="majorBidi"/>
+        <w:rFonts w:ascii="Arial" w:hAnsi="Arial" w:cs="Arial" w:eastAsia="Arial"/>
         <w:b/>
         <w:bCs/>
       </w:rPr>
     </w:tblStylePr>
     <w:tblStylePr w:type="lastCol">
       <w:rPr>
-        <w:rFonts w:asciiTheme="majorHAnsi" w:eastAsiaTheme="majorEastAsia" w:hAnsiTheme="majorHAnsi" w:cstheme="majorBidi"/>
+        <w:rFonts w:ascii="Arial" w:hAnsi="Arial" w:cs="Arial" w:eastAsia="Arial"/>
         <w:b/>
         <w:bCs/>
       </w:rPr>
@@ -4679,7 +5350,7 @@
     <w:uiPriority w:val="62"/>
     <w:rsid w:val="00CB0664"/>
     <w:pPr>
-      <w:spacing w:after="0" w:line="240" w:lineRule="auto"/>
+      <w:spacing w:after="0" w:line="480" w:lineRule="auto"/>
     </w:pPr>
     <w:tblPr>
       <w:tblStyleRowBandSize w:val="1"/>
@@ -4705,7 +5376,7 @@
         <w:spacing w:before="0" w:after="0" w:line="240" w:lineRule="auto"/>
       </w:pPr>
       <w:rPr>
-        <w:rFonts w:asciiTheme="majorHAnsi" w:eastAsiaTheme="majorEastAsia" w:hAnsiTheme="majorHAnsi" w:cstheme="majorBidi"/>
+        <w:rFonts w:ascii="Arial" w:hAnsi="Arial" w:cs="Arial" w:eastAsia="Arial"/>
         <w:b/>
         <w:bCs/>
       </w:rPr>
@@ -4726,7 +5397,7 @@
         <w:spacing w:before="0" w:after="0" w:line="240" w:lineRule="auto"/>
       </w:pPr>
       <w:rPr>
-        <w:rFonts w:asciiTheme="majorHAnsi" w:eastAsiaTheme="majorEastAsia" w:hAnsiTheme="majorHAnsi" w:cstheme="majorBidi"/>
+        <w:rFonts w:ascii="Arial" w:hAnsi="Arial" w:cs="Arial" w:eastAsia="Arial"/>
         <w:b/>
         <w:bCs/>
       </w:rPr>
@@ -4744,14 +5415,14 @@
     </w:tblStylePr>
     <w:tblStylePr w:type="firstCol">
       <w:rPr>
-        <w:rFonts w:asciiTheme="majorHAnsi" w:eastAsiaTheme="majorEastAsia" w:hAnsiTheme="majorHAnsi" w:cstheme="majorBidi"/>
+        <w:rFonts w:ascii="Arial" w:hAnsi="Arial" w:cs="Arial" w:eastAsia="Arial"/>
         <w:b/>
         <w:bCs/>
       </w:rPr>
     </w:tblStylePr>
     <w:tblStylePr w:type="lastCol">
       <w:rPr>
-        <w:rFonts w:asciiTheme="majorHAnsi" w:eastAsiaTheme="majorEastAsia" w:hAnsiTheme="majorHAnsi" w:cstheme="majorBidi"/>
+        <w:rFonts w:ascii="Arial" w:hAnsi="Arial" w:cs="Arial" w:eastAsia="Arial"/>
         <w:b/>
         <w:bCs/>
       </w:rPr>
@@ -4809,7 +5480,7 @@
     <w:uiPriority w:val="62"/>
     <w:rsid w:val="00CB0664"/>
     <w:pPr>
-      <w:spacing w:after="0" w:line="240" w:lineRule="auto"/>
+      <w:spacing w:after="0" w:line="480" w:lineRule="auto"/>
     </w:pPr>
     <w:tblPr>
       <w:tblStyleRowBandSize w:val="1"/>
@@ -4835,7 +5506,7 @@
         <w:spacing w:before="0" w:after="0" w:line="240" w:lineRule="auto"/>
       </w:pPr>
       <w:rPr>
-        <w:rFonts w:asciiTheme="majorHAnsi" w:eastAsiaTheme="majorEastAsia" w:hAnsiTheme="majorHAnsi" w:cstheme="majorBidi"/>
+        <w:rFonts w:ascii="Arial" w:hAnsi="Arial" w:cs="Arial" w:eastAsia="Arial"/>
         <w:b/>
         <w:bCs/>
       </w:rPr>
@@ -4856,7 +5527,7 @@
         <w:spacing w:before="0" w:after="0" w:line="240" w:lineRule="auto"/>
       </w:pPr>
       <w:rPr>
-        <w:rFonts w:asciiTheme="majorHAnsi" w:eastAsiaTheme="majorEastAsia" w:hAnsiTheme="majorHAnsi" w:cstheme="majorBidi"/>
+        <w:rFonts w:ascii="Arial" w:hAnsi="Arial" w:cs="Arial" w:eastAsia="Arial"/>
         <w:b/>
         <w:bCs/>
       </w:rPr>
@@ -4874,14 +5545,14 @@
     </w:tblStylePr>
     <w:tblStylePr w:type="firstCol">
       <w:rPr>
-        <w:rFonts w:asciiTheme="majorHAnsi" w:eastAsiaTheme="majorEastAsia" w:hAnsiTheme="majorHAnsi" w:cstheme="majorBidi"/>
+        <w:rFonts w:ascii="Arial" w:hAnsi="Arial" w:cs="Arial" w:eastAsia="Arial"/>
         <w:b/>
         <w:bCs/>
       </w:rPr>
     </w:tblStylePr>
     <w:tblStylePr w:type="lastCol">
       <w:rPr>
-        <w:rFonts w:asciiTheme="majorHAnsi" w:eastAsiaTheme="majorEastAsia" w:hAnsiTheme="majorHAnsi" w:cstheme="majorBidi"/>
+        <w:rFonts w:ascii="Arial" w:hAnsi="Arial" w:cs="Arial" w:eastAsia="Arial"/>
         <w:b/>
         <w:bCs/>
       </w:rPr>
@@ -4939,7 +5610,7 @@
     <w:uiPriority w:val="62"/>
     <w:rsid w:val="00CB0664"/>
     <w:pPr>
-      <w:spacing w:after="0" w:line="240" w:lineRule="auto"/>
+      <w:spacing w:after="0" w:line="480" w:lineRule="auto"/>
     </w:pPr>
     <w:tblPr>
       <w:tblStyleRowBandSize w:val="1"/>
@@ -4965,7 +5636,7 @@
         <w:spacing w:before="0" w:after="0" w:line="240" w:lineRule="auto"/>
       </w:pPr>
       <w:rPr>
-        <w:rFonts w:asciiTheme="majorHAnsi" w:eastAsiaTheme="majorEastAsia" w:hAnsiTheme="majorHAnsi" w:cstheme="majorBidi"/>
+        <w:rFonts w:ascii="Arial" w:hAnsi="Arial" w:cs="Arial" w:eastAsia="Arial"/>
         <w:b/>
         <w:bCs/>
       </w:rPr>
@@ -4986,7 +5657,7 @@
         <w:spacing w:before="0" w:after="0" w:line="240" w:lineRule="auto"/>
       </w:pPr>
       <w:rPr>
-        <w:rFonts w:asciiTheme="majorHAnsi" w:eastAsiaTheme="majorEastAsia" w:hAnsiTheme="majorHAnsi" w:cstheme="majorBidi"/>
+        <w:rFonts w:ascii="Arial" w:hAnsi="Arial" w:cs="Arial" w:eastAsia="Arial"/>
         <w:b/>
         <w:bCs/>
       </w:rPr>
@@ -5004,14 +5675,14 @@
     </w:tblStylePr>
     <w:tblStylePr w:type="firstCol">
       <w:rPr>
-        <w:rFonts w:asciiTheme="majorHAnsi" w:eastAsiaTheme="majorEastAsia" w:hAnsiTheme="majorHAnsi" w:cstheme="majorBidi"/>
+        <w:rFonts w:ascii="Arial" w:hAnsi="Arial" w:cs="Arial" w:eastAsia="Arial"/>
         <w:b/>
         <w:bCs/>
       </w:rPr>
     </w:tblStylePr>
     <w:tblStylePr w:type="lastCol">
       <w:rPr>
-        <w:rFonts w:asciiTheme="majorHAnsi" w:eastAsiaTheme="majorEastAsia" w:hAnsiTheme="majorHAnsi" w:cstheme="majorBidi"/>
+        <w:rFonts w:ascii="Arial" w:hAnsi="Arial" w:cs="Arial" w:eastAsia="Arial"/>
         <w:b/>
         <w:bCs/>
       </w:rPr>
@@ -5069,7 +5740,7 @@
     <w:uiPriority w:val="62"/>
     <w:rsid w:val="00CB0664"/>
     <w:pPr>
-      <w:spacing w:after="0" w:line="240" w:lineRule="auto"/>
+      <w:spacing w:after="0" w:line="480" w:lineRule="auto"/>
     </w:pPr>
     <w:tblPr>
       <w:tblStyleRowBandSize w:val="1"/>
@@ -5095,7 +5766,7 @@
         <w:spacing w:before="0" w:after="0" w:line="240" w:lineRule="auto"/>
       </w:pPr>
       <w:rPr>
-        <w:rFonts w:asciiTheme="majorHAnsi" w:eastAsiaTheme="majorEastAsia" w:hAnsiTheme="majorHAnsi" w:cstheme="majorBidi"/>
+        <w:rFonts w:ascii="Arial" w:hAnsi="Arial" w:cs="Arial" w:eastAsia="Arial"/>
         <w:b/>
         <w:bCs/>
       </w:rPr>
@@ -5116,7 +5787,7 @@
         <w:spacing w:before="0" w:after="0" w:line="240" w:lineRule="auto"/>
       </w:pPr>
       <w:rPr>
-        <w:rFonts w:asciiTheme="majorHAnsi" w:eastAsiaTheme="majorEastAsia" w:hAnsiTheme="majorHAnsi" w:cstheme="majorBidi"/>
+        <w:rFonts w:ascii="Arial" w:hAnsi="Arial" w:cs="Arial" w:eastAsia="Arial"/>
         <w:b/>
         <w:bCs/>
       </w:rPr>
@@ -5134,14 +5805,14 @@
     </w:tblStylePr>
     <w:tblStylePr w:type="firstCol">
       <w:rPr>
-        <w:rFonts w:asciiTheme="majorHAnsi" w:eastAsiaTheme="majorEastAsia" w:hAnsiTheme="majorHAnsi" w:cstheme="majorBidi"/>
+        <w:rFonts w:ascii="Arial" w:hAnsi="Arial" w:cs="Arial" w:eastAsia="Arial"/>
         <w:b/>
         <w:bCs/>
       </w:rPr>
     </w:tblStylePr>
     <w:tblStylePr w:type="lastCol">
       <w:rPr>
-        <w:rFonts w:asciiTheme="majorHAnsi" w:eastAsiaTheme="majorEastAsia" w:hAnsiTheme="majorHAnsi" w:cstheme="majorBidi"/>
+        <w:rFonts w:ascii="Arial" w:hAnsi="Arial" w:cs="Arial" w:eastAsia="Arial"/>
         <w:b/>
         <w:bCs/>
       </w:rPr>
@@ -5199,7 +5870,7 @@
     <w:uiPriority w:val="63"/>
     <w:rsid w:val="00CB0664"/>
     <w:pPr>
-      <w:spacing w:after="0" w:line="240" w:lineRule="auto"/>
+      <w:spacing w:after="0" w:line="480" w:lineRule="auto"/>
     </w:pPr>
     <w:tblPr>
       <w:tblStyleRowBandSize w:val="1"/>
@@ -5224,6 +5895,7 @@
         <w:spacing w:before="0" w:after="0" w:line="240" w:lineRule="auto"/>
       </w:pPr>
       <w:rPr>
+        <w:rFonts w:ascii="Arial" w:hAnsi="Arial" w:cs="Arial" w:eastAsia="Arial"/>
         <w:b/>
         <w:bCs/>
         <w:color w:val="FFFFFF" w:themeColor="background1"/>
@@ -5246,6 +5918,7 @@
         <w:spacing w:before="0" w:after="0" w:line="240" w:lineRule="auto"/>
       </w:pPr>
       <w:rPr>
+        <w:rFonts w:ascii="Arial" w:hAnsi="Arial" w:cs="Arial" w:eastAsia="Arial"/>
         <w:b/>
         <w:bCs/>
       </w:rPr>
@@ -5263,12 +5936,14 @@
     </w:tblStylePr>
     <w:tblStylePr w:type="firstCol">
       <w:rPr>
+        <w:rFonts w:ascii="Arial" w:hAnsi="Arial" w:cs="Arial" w:eastAsia="Arial"/>
         <w:b/>
         <w:bCs/>
       </w:rPr>
     </w:tblStylePr>
     <w:tblStylePr w:type="lastCol">
       <w:rPr>
+        <w:rFonts w:ascii="Arial" w:hAnsi="Arial" w:cs="Arial" w:eastAsia="Arial"/>
         <w:b/>
         <w:bCs/>
       </w:rPr>
@@ -5305,7 +5980,7 @@
     <w:uiPriority w:val="63"/>
     <w:rsid w:val="00CB0664"/>
     <w:pPr>
-      <w:spacing w:after="0" w:line="240" w:lineRule="auto"/>
+      <w:spacing w:after="0" w:line="480" w:lineRule="auto"/>
     </w:pPr>
     <w:tblPr>
       <w:tblStyleRowBandSize w:val="1"/>
@@ -5330,6 +6005,7 @@
         <w:spacing w:before="0" w:after="0" w:line="240" w:lineRule="auto"/>
       </w:pPr>
       <w:rPr>
+        <w:rFonts w:ascii="Arial" w:hAnsi="Arial" w:cs="Arial" w:eastAsia="Arial"/>
         <w:b/>
         <w:bCs/>
         <w:color w:val="FFFFFF" w:themeColor="background1"/>
@@ -5352,6 +6028,7 @@
         <w:spacing w:before="0" w:after="0" w:line="240" w:lineRule="auto"/>
       </w:pPr>
       <w:rPr>
+        <w:rFonts w:ascii="Arial" w:hAnsi="Arial" w:cs="Arial" w:eastAsia="Arial"/>
         <w:b/>
         <w:bCs/>
       </w:rPr>
@@ -5369,12 +6046,14 @@
     </w:tblStylePr>
     <w:tblStylePr w:type="firstCol">
       <w:rPr>
+        <w:rFonts w:ascii="Arial" w:hAnsi="Arial" w:cs="Arial" w:eastAsia="Arial"/>
         <w:b/>
         <w:bCs/>
       </w:rPr>
     </w:tblStylePr>
     <w:tblStylePr w:type="lastCol">
       <w:rPr>
+        <w:rFonts w:ascii="Arial" w:hAnsi="Arial" w:cs="Arial" w:eastAsia="Arial"/>
         <w:b/>
         <w:bCs/>
       </w:rPr>
@@ -5411,7 +6090,7 @@
     <w:uiPriority w:val="63"/>
     <w:rsid w:val="00CB0664"/>
     <w:pPr>
-      <w:spacing w:after="0" w:line="240" w:lineRule="auto"/>
+      <w:spacing w:after="0" w:line="480" w:lineRule="auto"/>
     </w:pPr>
     <w:tblPr>
       <w:tblStyleRowBandSize w:val="1"/>
@@ -5436,6 +6115,7 @@
         <w:spacing w:before="0" w:after="0" w:line="240" w:lineRule="auto"/>
       </w:pPr>
       <w:rPr>
+        <w:rFonts w:ascii="Arial" w:hAnsi="Arial" w:cs="Arial" w:eastAsia="Arial"/>
         <w:b/>
         <w:bCs/>
         <w:color w:val="FFFFFF" w:themeColor="background1"/>
@@ -5458,6 +6138,7 @@
         <w:spacing w:before="0" w:after="0" w:line="240" w:lineRule="auto"/>
       </w:pPr>
       <w:rPr>
+        <w:rFonts w:ascii="Arial" w:hAnsi="Arial" w:cs="Arial" w:eastAsia="Arial"/>
         <w:b/>
         <w:bCs/>
       </w:rPr>
@@ -5475,12 +6156,14 @@
     </w:tblStylePr>
     <w:tblStylePr w:type="firstCol">
       <w:rPr>
+        <w:rFonts w:ascii="Arial" w:hAnsi="Arial" w:cs="Arial" w:eastAsia="Arial"/>
         <w:b/>
         <w:bCs/>
       </w:rPr>
     </w:tblStylePr>
     <w:tblStylePr w:type="lastCol">
       <w:rPr>
+        <w:rFonts w:ascii="Arial" w:hAnsi="Arial" w:cs="Arial" w:eastAsia="Arial"/>
         <w:b/>
         <w:bCs/>
       </w:rPr>
@@ -5517,7 +6200,7 @@
     <w:uiPriority w:val="63"/>
     <w:rsid w:val="00CB0664"/>
     <w:pPr>
-      <w:spacing w:after="0" w:line="240" w:lineRule="auto"/>
+      <w:spacing w:after="0" w:line="480" w:lineRule="auto"/>
     </w:pPr>
     <w:tblPr>
       <w:tblStyleRowBandSize w:val="1"/>
@@ -5542,6 +6225,7 @@
         <w:spacing w:before="0" w:after="0" w:line="240" w:lineRule="auto"/>
       </w:pPr>
       <w:rPr>
+        <w:rFonts w:ascii="Arial" w:hAnsi="Arial" w:cs="Arial" w:eastAsia="Arial"/>
         <w:b/>
         <w:bCs/>
         <w:color w:val="FFFFFF" w:themeColor="background1"/>
@@ -5564,6 +6248,7 @@
         <w:spacing w:before="0" w:after="0" w:line="240" w:lineRule="auto"/>
       </w:pPr>
       <w:rPr>
+        <w:rFonts w:ascii="Arial" w:hAnsi="Arial" w:cs="Arial" w:eastAsia="Arial"/>
         <w:b/>
         <w:bCs/>
       </w:rPr>
@@ -5581,12 +6266,14 @@
     </w:tblStylePr>
     <w:tblStylePr w:type="firstCol">
       <w:rPr>
+        <w:rFonts w:ascii="Arial" w:hAnsi="Arial" w:cs="Arial" w:eastAsia="Arial"/>
         <w:b/>
         <w:bCs/>
       </w:rPr>
     </w:tblStylePr>
     <w:tblStylePr w:type="lastCol">
       <w:rPr>
+        <w:rFonts w:ascii="Arial" w:hAnsi="Arial" w:cs="Arial" w:eastAsia="Arial"/>
         <w:b/>
         <w:bCs/>
       </w:rPr>
@@ -5623,7 +6310,7 @@
     <w:uiPriority w:val="63"/>
     <w:rsid w:val="00CB0664"/>
     <w:pPr>
-      <w:spacing w:after="0" w:line="240" w:lineRule="auto"/>
+      <w:spacing w:after="0" w:line="480" w:lineRule="auto"/>
     </w:pPr>
     <w:tblPr>
       <w:tblStyleRowBandSize w:val="1"/>
@@ -5648,6 +6335,7 @@
         <w:spacing w:before="0" w:after="0" w:line="240" w:lineRule="auto"/>
       </w:pPr>
       <w:rPr>
+        <w:rFonts w:ascii="Arial" w:hAnsi="Arial" w:cs="Arial" w:eastAsia="Arial"/>
         <w:b/>
         <w:bCs/>
         <w:color w:val="FFFFFF" w:themeColor="background1"/>
@@ -5670,6 +6358,7 @@
         <w:spacing w:before="0" w:after="0" w:line="240" w:lineRule="auto"/>
       </w:pPr>
       <w:rPr>
+        <w:rFonts w:ascii="Arial" w:hAnsi="Arial" w:cs="Arial" w:eastAsia="Arial"/>
         <w:b/>
         <w:bCs/>
       </w:rPr>
@@ -5687,12 +6376,14 @@
     </w:tblStylePr>
     <w:tblStylePr w:type="firstCol">
       <w:rPr>
+        <w:rFonts w:ascii="Arial" w:hAnsi="Arial" w:cs="Arial" w:eastAsia="Arial"/>
         <w:b/>
         <w:bCs/>
       </w:rPr>
     </w:tblStylePr>
     <w:tblStylePr w:type="lastCol">
       <w:rPr>
+        <w:rFonts w:ascii="Arial" w:hAnsi="Arial" w:cs="Arial" w:eastAsia="Arial"/>
         <w:b/>
         <w:bCs/>
       </w:rPr>
@@ -5729,7 +6420,7 @@
     <w:uiPriority w:val="63"/>
     <w:rsid w:val="00CB0664"/>
     <w:pPr>
-      <w:spacing w:after="0" w:line="240" w:lineRule="auto"/>
+      <w:spacing w:after="0" w:line="480" w:lineRule="auto"/>
     </w:pPr>
     <w:tblPr>
       <w:tblStyleRowBandSize w:val="1"/>
@@ -5754,6 +6445,7 @@
         <w:spacing w:before="0" w:after="0" w:line="240" w:lineRule="auto"/>
       </w:pPr>
       <w:rPr>
+        <w:rFonts w:ascii="Arial" w:hAnsi="Arial" w:cs="Arial" w:eastAsia="Arial"/>
         <w:b/>
         <w:bCs/>
         <w:color w:val="FFFFFF" w:themeColor="background1"/>
@@ -5776,6 +6468,7 @@
         <w:spacing w:before="0" w:after="0" w:line="240" w:lineRule="auto"/>
       </w:pPr>
       <w:rPr>
+        <w:rFonts w:ascii="Arial" w:hAnsi="Arial" w:cs="Arial" w:eastAsia="Arial"/>
         <w:b/>
         <w:bCs/>
       </w:rPr>
@@ -5793,12 +6486,14 @@
     </w:tblStylePr>
     <w:tblStylePr w:type="firstCol">
       <w:rPr>
+        <w:rFonts w:ascii="Arial" w:hAnsi="Arial" w:cs="Arial" w:eastAsia="Arial"/>
         <w:b/>
         <w:bCs/>
       </w:rPr>
     </w:tblStylePr>
     <w:tblStylePr w:type="lastCol">
       <w:rPr>
+        <w:rFonts w:ascii="Arial" w:hAnsi="Arial" w:cs="Arial" w:eastAsia="Arial"/>
         <w:b/>
         <w:bCs/>
       </w:rPr>
@@ -5835,7 +6530,7 @@
     <w:uiPriority w:val="63"/>
     <w:rsid w:val="00CB0664"/>
     <w:pPr>
-      <w:spacing w:after="0" w:line="240" w:lineRule="auto"/>
+      <w:spacing w:after="0" w:line="480" w:lineRule="auto"/>
     </w:pPr>
     <w:tblPr>
       <w:tblStyleRowBandSize w:val="1"/>
@@ -5860,6 +6555,7 @@
         <w:spacing w:before="0" w:after="0" w:line="240" w:lineRule="auto"/>
       </w:pPr>
       <w:rPr>
+        <w:rFonts w:ascii="Arial" w:hAnsi="Arial" w:cs="Arial" w:eastAsia="Arial"/>
         <w:b/>
         <w:bCs/>
         <w:color w:val="FFFFFF" w:themeColor="background1"/>
@@ -5882,6 +6578,7 @@
         <w:spacing w:before="0" w:after="0" w:line="240" w:lineRule="auto"/>
       </w:pPr>
       <w:rPr>
+        <w:rFonts w:ascii="Arial" w:hAnsi="Arial" w:cs="Arial" w:eastAsia="Arial"/>
         <w:b/>
         <w:bCs/>
       </w:rPr>
@@ -5899,12 +6596,14 @@
     </w:tblStylePr>
     <w:tblStylePr w:type="firstCol">
       <w:rPr>
+        <w:rFonts w:ascii="Arial" w:hAnsi="Arial" w:cs="Arial" w:eastAsia="Arial"/>
         <w:b/>
         <w:bCs/>
       </w:rPr>
     </w:tblStylePr>
     <w:tblStylePr w:type="lastCol">
       <w:rPr>
+        <w:rFonts w:ascii="Arial" w:hAnsi="Arial" w:cs="Arial" w:eastAsia="Arial"/>
         <w:b/>
         <w:bCs/>
       </w:rPr>
@@ -5941,7 +6640,7 @@
     <w:uiPriority w:val="64"/>
     <w:rsid w:val="00CB0664"/>
     <w:pPr>
-      <w:spacing w:after="0" w:line="240" w:lineRule="auto"/>
+      <w:spacing w:after="0" w:line="480" w:lineRule="auto"/>
     </w:pPr>
     <w:tblPr>
       <w:tblStyleRowBandSize w:val="1"/>
@@ -5963,6 +6662,7 @@
         <w:spacing w:before="0" w:after="0" w:line="240" w:lineRule="auto"/>
       </w:pPr>
       <w:rPr>
+        <w:rFonts w:ascii="Arial" w:hAnsi="Arial" w:cs="Arial" w:eastAsia="Arial"/>
         <w:b/>
         <w:bCs/>
         <w:color w:val="FFFFFF" w:themeColor="background1"/>
@@ -5985,6 +6685,7 @@
         <w:spacing w:before="0" w:after="0" w:line="240" w:lineRule="auto"/>
       </w:pPr>
       <w:rPr>
+        <w:rFonts w:ascii="Arial" w:hAnsi="Arial" w:cs="Arial" w:eastAsia="Arial"/>
         <w:color w:val="auto"/>
       </w:rPr>
       <w:tblPr/>
@@ -6002,6 +6703,7 @@
     </w:tblStylePr>
     <w:tblStylePr w:type="firstCol">
       <w:rPr>
+        <w:rFonts w:ascii="Arial" w:hAnsi="Arial" w:cs="Arial" w:eastAsia="Arial"/>
         <w:b/>
         <w:bCs/>
         <w:color w:val="FFFFFF" w:themeColor="background1"/>
@@ -6021,6 +6723,7 @@
     </w:tblStylePr>
     <w:tblStylePr w:type="lastCol">
       <w:rPr>
+        <w:rFonts w:ascii="Arial" w:hAnsi="Arial" w:cs="Arial" w:eastAsia="Arial"/>
         <w:b/>
         <w:bCs/>
         <w:color w:val="FFFFFF" w:themeColor="background1"/>
@@ -6069,6 +6772,7 @@
     </w:tblStylePr>
     <w:tblStylePr w:type="nwCell">
       <w:rPr>
+        <w:rFonts w:ascii="Arial" w:hAnsi="Arial" w:cs="Arial" w:eastAsia="Arial"/>
         <w:color w:val="FFFFFF" w:themeColor="background1"/>
       </w:rPr>
       <w:tblPr/>
@@ -6090,7 +6794,7 @@
     <w:uiPriority w:val="64"/>
     <w:rsid w:val="00CB0664"/>
     <w:pPr>
-      <w:spacing w:after="0" w:line="240" w:lineRule="auto"/>
+      <w:spacing w:after="0" w:line="480" w:lineRule="auto"/>
     </w:pPr>
     <w:tblPr>
       <w:tblStyleRowBandSize w:val="1"/>
@@ -6112,6 +6816,7 @@
         <w:spacing w:before="0" w:after="0" w:line="240" w:lineRule="auto"/>
       </w:pPr>
       <w:rPr>
+        <w:rFonts w:ascii="Arial" w:hAnsi="Arial" w:cs="Arial" w:eastAsia="Arial"/>
         <w:b/>
         <w:bCs/>
         <w:color w:val="FFFFFF" w:themeColor="background1"/>
@@ -6134,6 +6839,7 @@
         <w:spacing w:before="0" w:after="0" w:line="240" w:lineRule="auto"/>
       </w:pPr>
       <w:rPr>
+        <w:rFonts w:ascii="Arial" w:hAnsi="Arial" w:cs="Arial" w:eastAsia="Arial"/>
         <w:color w:val="auto"/>
       </w:rPr>
       <w:tblPr/>
@@ -6151,6 +6857,7 @@
     </w:tblStylePr>
     <w:tblStylePr w:type="firstCol">
       <w:rPr>
+        <w:rFonts w:ascii="Arial" w:hAnsi="Arial" w:cs="Arial" w:eastAsia="Arial"/>
         <w:b/>
         <w:bCs/>
         <w:color w:val="FFFFFF" w:themeColor="background1"/>
@@ -6170,6 +6877,7 @@
     </w:tblStylePr>
     <w:tblStylePr w:type="lastCol">
       <w:rPr>
+        <w:rFonts w:ascii="Arial" w:hAnsi="Arial" w:cs="Arial" w:eastAsia="Arial"/>
         <w:b/>
         <w:bCs/>
         <w:color w:val="FFFFFF" w:themeColor="background1"/>
@@ -6218,6 +6926,7 @@
     </w:tblStylePr>
     <w:tblStylePr w:type="nwCell">
       <w:rPr>
+        <w:rFonts w:ascii="Arial" w:hAnsi="Arial" w:cs="Arial" w:eastAsia="Arial"/>
         <w:color w:val="FFFFFF" w:themeColor="background1"/>
       </w:rPr>
       <w:tblPr/>
@@ -6239,7 +6948,7 @@
     <w:uiPriority w:val="64"/>
     <w:rsid w:val="00CB0664"/>
     <w:pPr>
-      <w:spacing w:after="0" w:line="240" w:lineRule="auto"/>
+      <w:spacing w:after="0" w:line="480" w:lineRule="auto"/>
     </w:pPr>
     <w:tblPr>
       <w:tblStyleRowBandSize w:val="1"/>
@@ -6261,6 +6970,7 @@
         <w:spacing w:before="0" w:after="0" w:line="240" w:lineRule="auto"/>
       </w:pPr>
       <w:rPr>
+        <w:rFonts w:ascii="Arial" w:hAnsi="Arial" w:cs="Arial" w:eastAsia="Arial"/>
         <w:b/>
         <w:bCs/>
         <w:color w:val="FFFFFF" w:themeColor="background1"/>
@@ -6283,6 +6993,7 @@
         <w:spacing w:before="0" w:after="0" w:line="240" w:lineRule="auto"/>
       </w:pPr>
       <w:rPr>
+        <w:rFonts w:ascii="Arial" w:hAnsi="Arial" w:cs="Arial" w:eastAsia="Arial"/>
         <w:color w:val="auto"/>
       </w:rPr>
       <w:tblPr/>
@@ -6300,6 +7011,7 @@
     </w:tblStylePr>
     <w:tblStylePr w:type="firstCol">
       <w:rPr>
+        <w:rFonts w:ascii="Arial" w:hAnsi="Arial" w:cs="Arial" w:eastAsia="Arial"/>
         <w:b/>
         <w:bCs/>
         <w:color w:val="FFFFFF" w:themeColor="background1"/>
@@ -6319,6 +7031,7 @@
     </w:tblStylePr>
     <w:tblStylePr w:type="lastCol">
       <w:rPr>
+        <w:rFonts w:ascii="Arial" w:hAnsi="Arial" w:cs="Arial" w:eastAsia="Arial"/>
         <w:b/>
         <w:bCs/>
         <w:color w:val="FFFFFF" w:themeColor="background1"/>
@@ -6367,6 +7080,7 @@
     </w:tblStylePr>
     <w:tblStylePr w:type="nwCell">
       <w:rPr>
+        <w:rFonts w:ascii="Arial" w:hAnsi="Arial" w:cs="Arial" w:eastAsia="Arial"/>
         <w:color w:val="FFFFFF" w:themeColor="background1"/>
       </w:rPr>
       <w:tblPr/>
@@ -6388,7 +7102,7 @@
     <w:uiPriority w:val="64"/>
     <w:rsid w:val="00CB0664"/>
     <w:pPr>
-      <w:spacing w:after="0" w:line="240" w:lineRule="auto"/>
+      <w:spacing w:after="0" w:line="480" w:lineRule="auto"/>
     </w:pPr>
     <w:tblPr>
       <w:tblStyleRowBandSize w:val="1"/>
@@ -6410,6 +7124,7 @@
         <w:spacing w:before="0" w:after="0" w:line="240" w:lineRule="auto"/>
       </w:pPr>
       <w:rPr>
+        <w:rFonts w:ascii="Arial" w:hAnsi="Arial" w:cs="Arial" w:eastAsia="Arial"/>
         <w:b/>
         <w:bCs/>
         <w:color w:val="FFFFFF" w:themeColor="background1"/>
@@ -6432,6 +7147,7 @@
         <w:spacing w:before="0" w:after="0" w:line="240" w:lineRule="auto"/>
       </w:pPr>
       <w:rPr>
+        <w:rFonts w:ascii="Arial" w:hAnsi="Arial" w:cs="Arial" w:eastAsia="Arial"/>
         <w:color w:val="auto"/>
       </w:rPr>
       <w:tblPr/>
@@ -6449,6 +7165,7 @@
     </w:tblStylePr>
     <w:tblStylePr w:type="firstCol">
       <w:rPr>
+        <w:rFonts w:ascii="Arial" w:hAnsi="Arial" w:cs="Arial" w:eastAsia="Arial"/>
         <w:b/>
         <w:bCs/>
         <w:color w:val="FFFFFF" w:themeColor="background1"/>
@@ -6468,6 +7185,7 @@
     </w:tblStylePr>
     <w:tblStylePr w:type="lastCol">
       <w:rPr>
+        <w:rFonts w:ascii="Arial" w:hAnsi="Arial" w:cs="Arial" w:eastAsia="Arial"/>
         <w:b/>
         <w:bCs/>
         <w:color w:val="FFFFFF" w:themeColor="background1"/>
@@ -6516,6 +7234,7 @@
     </w:tblStylePr>
     <w:tblStylePr w:type="nwCell">
       <w:rPr>
+        <w:rFonts w:ascii="Arial" w:hAnsi="Arial" w:cs="Arial" w:eastAsia="Arial"/>
         <w:color w:val="FFFFFF" w:themeColor="background1"/>
       </w:rPr>
       <w:tblPr/>
@@ -6537,7 +7256,7 @@
     <w:uiPriority w:val="64"/>
     <w:rsid w:val="00CB0664"/>
     <w:pPr>
-      <w:spacing w:after="0" w:line="240" w:lineRule="auto"/>
+      <w:spacing w:after="0" w:line="480" w:lineRule="auto"/>
     </w:pPr>
     <w:tblPr>
       <w:tblStyleRowBandSize w:val="1"/>
@@ -6559,6 +7278,7 @@
         <w:spacing w:before="0" w:after="0" w:line="240" w:lineRule="auto"/>
       </w:pPr>
       <w:rPr>
+        <w:rFonts w:ascii="Arial" w:hAnsi="Arial" w:cs="Arial" w:eastAsia="Arial"/>
         <w:b/>
         <w:bCs/>
         <w:color w:val="FFFFFF" w:themeColor="background1"/>
@@ -6581,6 +7301,7 @@
         <w:spacing w:before="0" w:after="0" w:line="240" w:lineRule="auto"/>
       </w:pPr>
       <w:rPr>
+        <w:rFonts w:ascii="Arial" w:hAnsi="Arial" w:cs="Arial" w:eastAsia="Arial"/>
         <w:color w:val="auto"/>
       </w:rPr>
       <w:tblPr/>
@@ -6598,6 +7319,7 @@
     </w:tblStylePr>
     <w:tblStylePr w:type="firstCol">
       <w:rPr>
+        <w:rFonts w:ascii="Arial" w:hAnsi="Arial" w:cs="Arial" w:eastAsia="Arial"/>
         <w:b/>
         <w:bCs/>
         <w:color w:val="FFFFFF" w:themeColor="background1"/>
@@ -6617,6 +7339,7 @@
     </w:tblStylePr>
     <w:tblStylePr w:type="lastCol">
       <w:rPr>
+        <w:rFonts w:ascii="Arial" w:hAnsi="Arial" w:cs="Arial" w:eastAsia="Arial"/>
         <w:b/>
         <w:bCs/>
         <w:color w:val="FFFFFF" w:themeColor="background1"/>
@@ -6665,6 +7388,7 @@
     </w:tblStylePr>
     <w:tblStylePr w:type="nwCell">
       <w:rPr>
+        <w:rFonts w:ascii="Arial" w:hAnsi="Arial" w:cs="Arial" w:eastAsia="Arial"/>
         <w:color w:val="FFFFFF" w:themeColor="background1"/>
       </w:rPr>
       <w:tblPr/>
@@ -6686,7 +7410,7 @@
     <w:uiPriority w:val="64"/>
     <w:rsid w:val="00CB0664"/>
     <w:pPr>
-      <w:spacing w:after="0" w:line="240" w:lineRule="auto"/>
+      <w:spacing w:after="0" w:line="480" w:lineRule="auto"/>
     </w:pPr>
     <w:tblPr>
       <w:tblStyleRowBandSize w:val="1"/>
@@ -6708,6 +7432,7 @@
         <w:spacing w:before="0" w:after="0" w:line="240" w:lineRule="auto"/>
       </w:pPr>
       <w:rPr>
+        <w:rFonts w:ascii="Arial" w:hAnsi="Arial" w:cs="Arial" w:eastAsia="Arial"/>
         <w:b/>
         <w:bCs/>
         <w:color w:val="FFFFFF" w:themeColor="background1"/>
@@ -6730,6 +7455,7 @@
         <w:spacing w:before="0" w:after="0" w:line="240" w:lineRule="auto"/>
       </w:pPr>
       <w:rPr>
+        <w:rFonts w:ascii="Arial" w:hAnsi="Arial" w:cs="Arial" w:eastAsia="Arial"/>
         <w:color w:val="auto"/>
       </w:rPr>
       <w:tblPr/>
@@ -6747,6 +7473,7 @@
     </w:tblStylePr>
     <w:tblStylePr w:type="firstCol">
       <w:rPr>
+        <w:rFonts w:ascii="Arial" w:hAnsi="Arial" w:cs="Arial" w:eastAsia="Arial"/>
         <w:b/>
         <w:bCs/>
         <w:color w:val="FFFFFF" w:themeColor="background1"/>
@@ -6766,6 +7493,7 @@
     </w:tblStylePr>
     <w:tblStylePr w:type="lastCol">
       <w:rPr>
+        <w:rFonts w:ascii="Arial" w:hAnsi="Arial" w:cs="Arial" w:eastAsia="Arial"/>
         <w:b/>
         <w:bCs/>
         <w:color w:val="FFFFFF" w:themeColor="background1"/>
@@ -6814,6 +7542,7 @@
     </w:tblStylePr>
     <w:tblStylePr w:type="nwCell">
       <w:rPr>
+        <w:rFonts w:ascii="Arial" w:hAnsi="Arial" w:cs="Arial" w:eastAsia="Arial"/>
         <w:color w:val="FFFFFF" w:themeColor="background1"/>
       </w:rPr>
       <w:tblPr/>
@@ -6835,7 +7564,7 @@
     <w:uiPriority w:val="64"/>
     <w:rsid w:val="00CB0664"/>
     <w:pPr>
-      <w:spacing w:after="0" w:line="240" w:lineRule="auto"/>
+      <w:spacing w:after="0" w:line="480" w:lineRule="auto"/>
     </w:pPr>
     <w:tblPr>
       <w:tblStyleRowBandSize w:val="1"/>
@@ -6857,6 +7586,7 @@
         <w:spacing w:before="0" w:after="0" w:line="240" w:lineRule="auto"/>
       </w:pPr>
       <w:rPr>
+        <w:rFonts w:ascii="Arial" w:hAnsi="Arial" w:cs="Arial" w:eastAsia="Arial"/>
         <w:b/>
         <w:bCs/>
         <w:color w:val="FFFFFF" w:themeColor="background1"/>
@@ -6879,6 +7609,7 @@
         <w:spacing w:before="0" w:after="0" w:line="240" w:lineRule="auto"/>
       </w:pPr>
       <w:rPr>
+        <w:rFonts w:ascii="Arial" w:hAnsi="Arial" w:cs="Arial" w:eastAsia="Arial"/>
         <w:color w:val="auto"/>
       </w:rPr>
       <w:tblPr/>
@@ -6896,6 +7627,7 @@
     </w:tblStylePr>
     <w:tblStylePr w:type="firstCol">
       <w:rPr>
+        <w:rFonts w:ascii="Arial" w:hAnsi="Arial" w:cs="Arial" w:eastAsia="Arial"/>
         <w:b/>
         <w:bCs/>
         <w:color w:val="FFFFFF" w:themeColor="background1"/>
@@ -6915,6 +7647,7 @@
     </w:tblStylePr>
     <w:tblStylePr w:type="lastCol">
       <w:rPr>
+        <w:rFonts w:ascii="Arial" w:hAnsi="Arial" w:cs="Arial" w:eastAsia="Arial"/>
         <w:b/>
         <w:bCs/>
         <w:color w:val="FFFFFF" w:themeColor="background1"/>
@@ -6963,6 +7696,7 @@
     </w:tblStylePr>
     <w:tblStylePr w:type="nwCell">
       <w:rPr>
+        <w:rFonts w:ascii="Arial" w:hAnsi="Arial" w:cs="Arial" w:eastAsia="Arial"/>
         <w:color w:val="FFFFFF" w:themeColor="background1"/>
       </w:rPr>
       <w:tblPr/>
@@ -6984,9 +7718,10 @@
     <w:uiPriority w:val="65"/>
     <w:rsid w:val="00CB0664"/>
     <w:pPr>
-      <w:spacing w:after="0" w:line="240" w:lineRule="auto"/>
+      <w:spacing w:after="0" w:line="480" w:lineRule="auto"/>
     </w:pPr>
     <w:rPr>
+      <w:rFonts w:ascii="Arial" w:hAnsi="Arial" w:cs="Arial" w:eastAsia="Arial"/>
       <w:color w:val="000000" w:themeColor="text1"/>
     </w:rPr>
     <w:tblPr>
@@ -7006,7 +7741,7 @@
     </w:tblPr>
     <w:tblStylePr w:type="firstRow">
       <w:rPr>
-        <w:rFonts w:asciiTheme="majorHAnsi" w:eastAsiaTheme="majorEastAsia" w:hAnsiTheme="majorHAnsi" w:cstheme="majorBidi"/>
+        <w:rFonts w:ascii="Arial" w:hAnsi="Arial" w:cs="Arial" w:eastAsia="Arial"/>
       </w:rPr>
       <w:tblPr/>
       <w:tcPr>
@@ -7018,6 +7753,7 @@
     </w:tblStylePr>
     <w:tblStylePr w:type="lastRow">
       <w:rPr>
+        <w:rFonts w:ascii="Arial" w:hAnsi="Arial" w:cs="Arial" w:eastAsia="Arial"/>
         <w:b/>
         <w:bCs/>
         <w:color w:val="1F497D" w:themeColor="text2"/>
@@ -7032,12 +7768,14 @@
     </w:tblStylePr>
     <w:tblStylePr w:type="firstCol">
       <w:rPr>
+        <w:rFonts w:ascii="Arial" w:hAnsi="Arial" w:cs="Arial" w:eastAsia="Arial"/>
         <w:b/>
         <w:bCs/>
       </w:rPr>
     </w:tblStylePr>
     <w:tblStylePr w:type="lastCol">
       <w:rPr>
+        <w:rFonts w:ascii="Arial" w:hAnsi="Arial" w:cs="Arial" w:eastAsia="Arial"/>
         <w:b/>
         <w:bCs/>
       </w:rPr>
@@ -7068,9 +7806,10 @@
     <w:uiPriority w:val="65"/>
     <w:rsid w:val="00CB0664"/>
     <w:pPr>
-      <w:spacing w:after="0" w:line="240" w:lineRule="auto"/>
+      <w:spacing w:after="0" w:line="480" w:lineRule="auto"/>
     </w:pPr>
     <w:rPr>
+      <w:rFonts w:ascii="Arial" w:hAnsi="Arial" w:cs="Arial" w:eastAsia="Arial"/>
       <w:color w:val="000000" w:themeColor="text1"/>
     </w:rPr>
     <w:tblPr>
@@ -7090,7 +7829,7 @@
     </w:tblPr>
     <w:tblStylePr w:type="firstRow">
       <w:rPr>
-        <w:rFonts w:asciiTheme="majorHAnsi" w:eastAsiaTheme="majorEastAsia" w:hAnsiTheme="majorHAnsi" w:cstheme="majorBidi"/>
+        <w:rFonts w:ascii="Arial" w:hAnsi="Arial" w:cs="Arial" w:eastAsia="Arial"/>
       </w:rPr>
       <w:tblPr/>
       <w:tcPr>
@@ -7102,6 +7841,7 @@
     </w:tblStylePr>
     <w:tblStylePr w:type="lastRow">
       <w:rPr>
+        <w:rFonts w:ascii="Arial" w:hAnsi="Arial" w:cs="Arial" w:eastAsia="Arial"/>
         <w:b/>
         <w:bCs/>
         <w:color w:val="1F497D" w:themeColor="text2"/>
@@ -7116,12 +7856,14 @@
     </w:tblStylePr>
     <w:tblStylePr w:type="firstCol">
       <w:rPr>
+        <w:rFonts w:ascii="Arial" w:hAnsi="Arial" w:cs="Arial" w:eastAsia="Arial"/>
         <w:b/>
         <w:bCs/>
       </w:rPr>
     </w:tblStylePr>
     <w:tblStylePr w:type="lastCol">
       <w:rPr>
+        <w:rFonts w:ascii="Arial" w:hAnsi="Arial" w:cs="Arial" w:eastAsia="Arial"/>
         <w:b/>
         <w:bCs/>
       </w:rPr>
@@ -7152,9 +7894,10 @@
     <w:uiPriority w:val="65"/>
     <w:rsid w:val="00CB0664"/>
     <w:pPr>
-      <w:spacing w:after="0" w:line="240" w:lineRule="auto"/>
+      <w:spacing w:after="0" w:line="480" w:lineRule="auto"/>
     </w:pPr>
     <w:rPr>
+      <w:rFonts w:ascii="Arial" w:hAnsi="Arial" w:cs="Arial" w:eastAsia="Arial"/>
       <w:color w:val="000000" w:themeColor="text1"/>
     </w:rPr>
     <w:tblPr>
@@ -7174,7 +7917,7 @@
     </w:tblPr>
     <w:tblStylePr w:type="firstRow">
       <w:rPr>
-        <w:rFonts w:asciiTheme="majorHAnsi" w:eastAsiaTheme="majorEastAsia" w:hAnsiTheme="majorHAnsi" w:cstheme="majorBidi"/>
+        <w:rFonts w:ascii="Arial" w:hAnsi="Arial" w:cs="Arial" w:eastAsia="Arial"/>
       </w:rPr>
       <w:tblPr/>
       <w:tcPr>
@@ -7186,6 +7929,7 @@
     </w:tblStylePr>
     <w:tblStylePr w:type="lastRow">
       <w:rPr>
+        <w:rFonts w:ascii="Arial" w:hAnsi="Arial" w:cs="Arial" w:eastAsia="Arial"/>
         <w:b/>
         <w:bCs/>
         <w:color w:val="1F497D" w:themeColor="text2"/>
@@ -7200,12 +7944,14 @@
     </w:tblStylePr>
     <w:tblStylePr w:type="firstCol">
       <w:rPr>
+        <w:rFonts w:ascii="Arial" w:hAnsi="Arial" w:cs="Arial" w:eastAsia="Arial"/>
         <w:b/>
         <w:bCs/>
       </w:rPr>
     </w:tblStylePr>
     <w:tblStylePr w:type="lastCol">
       <w:rPr>
+        <w:rFonts w:ascii="Arial" w:hAnsi="Arial" w:cs="Arial" w:eastAsia="Arial"/>
         <w:b/>
         <w:bCs/>
       </w:rPr>
@@ -7236,9 +7982,10 @@
     <w:uiPriority w:val="65"/>
     <w:rsid w:val="00CB0664"/>
     <w:pPr>
-      <w:spacing w:after="0" w:line="240" w:lineRule="auto"/>
+      <w:spacing w:after="0" w:line="480" w:lineRule="auto"/>
     </w:pPr>
     <w:rPr>
+      <w:rFonts w:ascii="Arial" w:hAnsi="Arial" w:cs="Arial" w:eastAsia="Arial"/>
       <w:color w:val="000000" w:themeColor="text1"/>
     </w:rPr>
     <w:tblPr>
@@ -7258,7 +8005,7 @@
     </w:tblPr>
     <w:tblStylePr w:type="firstRow">
       <w:rPr>
-        <w:rFonts w:asciiTheme="majorHAnsi" w:eastAsiaTheme="majorEastAsia" w:hAnsiTheme="majorHAnsi" w:cstheme="majorBidi"/>
+        <w:rFonts w:ascii="Arial" w:hAnsi="Arial" w:cs="Arial" w:eastAsia="Arial"/>
       </w:rPr>
       <w:tblPr/>
       <w:tcPr>
@@ -7270,6 +8017,7 @@
     </w:tblStylePr>
     <w:tblStylePr w:type="lastRow">
       <w:rPr>
+        <w:rFonts w:ascii="Arial" w:hAnsi="Arial" w:cs="Arial" w:eastAsia="Arial"/>
         <w:b/>
         <w:bCs/>
         <w:color w:val="1F497D" w:themeColor="text2"/>
@@ -7284,12 +8032,14 @@
     </w:tblStylePr>
     <w:tblStylePr w:type="firstCol">
       <w:rPr>
+        <w:rFonts w:ascii="Arial" w:hAnsi="Arial" w:cs="Arial" w:eastAsia="Arial"/>
         <w:b/>
         <w:bCs/>
       </w:rPr>
     </w:tblStylePr>
     <w:tblStylePr w:type="lastCol">
       <w:rPr>
+        <w:rFonts w:ascii="Arial" w:hAnsi="Arial" w:cs="Arial" w:eastAsia="Arial"/>
         <w:b/>
         <w:bCs/>
       </w:rPr>
@@ -7320,9 +8070,10 @@
     <w:uiPriority w:val="65"/>
     <w:rsid w:val="00CB0664"/>
     <w:pPr>
-      <w:spacing w:after="0" w:line="240" w:lineRule="auto"/>
+      <w:spacing w:after="0" w:line="480" w:lineRule="auto"/>
     </w:pPr>
     <w:rPr>
+      <w:rFonts w:ascii="Arial" w:hAnsi="Arial" w:cs="Arial" w:eastAsia="Arial"/>
       <w:color w:val="000000" w:themeColor="text1"/>
     </w:rPr>
     <w:tblPr>
@@ -7342,7 +8093,7 @@
     </w:tblPr>
     <w:tblStylePr w:type="firstRow">
       <w:rPr>
-        <w:rFonts w:asciiTheme="majorHAnsi" w:eastAsiaTheme="majorEastAsia" w:hAnsiTheme="majorHAnsi" w:cstheme="majorBidi"/>
+        <w:rFonts w:ascii="Arial" w:hAnsi="Arial" w:cs="Arial" w:eastAsia="Arial"/>
       </w:rPr>
       <w:tblPr/>
       <w:tcPr>
@@ -7354,6 +8105,7 @@
     </w:tblStylePr>
     <w:tblStylePr w:type="lastRow">
       <w:rPr>
+        <w:rFonts w:ascii="Arial" w:hAnsi="Arial" w:cs="Arial" w:eastAsia="Arial"/>
         <w:b/>
         <w:bCs/>
         <w:color w:val="1F497D" w:themeColor="text2"/>
@@ -7368,12 +8120,14 @@
     </w:tblStylePr>
     <w:tblStylePr w:type="firstCol">
       <w:rPr>
+        <w:rFonts w:ascii="Arial" w:hAnsi="Arial" w:cs="Arial" w:eastAsia="Arial"/>
         <w:b/>
         <w:bCs/>
       </w:rPr>
     </w:tblStylePr>
     <w:tblStylePr w:type="lastCol">
       <w:rPr>
+        <w:rFonts w:ascii="Arial" w:hAnsi="Arial" w:cs="Arial" w:eastAsia="Arial"/>
         <w:b/>
         <w:bCs/>
       </w:rPr>
@@ -7404,9 +8158,10 @@
     <w:uiPriority w:val="65"/>
     <w:rsid w:val="00CB0664"/>
     <w:pPr>
-      <w:spacing w:after="0" w:line="240" w:lineRule="auto"/>
+      <w:spacing w:after="0" w:line="480" w:lineRule="auto"/>
     </w:pPr>
     <w:rPr>
+      <w:rFonts w:ascii="Arial" w:hAnsi="Arial" w:cs="Arial" w:eastAsia="Arial"/>
       <w:color w:val="000000" w:themeColor="text1"/>
     </w:rPr>
     <w:tblPr>
@@ -7426,7 +8181,7 @@
     </w:tblPr>
     <w:tblStylePr w:type="firstRow">
       <w:rPr>
-        <w:rFonts w:asciiTheme="majorHAnsi" w:eastAsiaTheme="majorEastAsia" w:hAnsiTheme="majorHAnsi" w:cstheme="majorBidi"/>
+        <w:rFonts w:ascii="Arial" w:hAnsi="Arial" w:cs="Arial" w:eastAsia="Arial"/>
       </w:rPr>
       <w:tblPr/>
       <w:tcPr>
@@ -7438,6 +8193,7 @@
     </w:tblStylePr>
     <w:tblStylePr w:type="lastRow">
       <w:rPr>
+        <w:rFonts w:ascii="Arial" w:hAnsi="Arial" w:cs="Arial" w:eastAsia="Arial"/>
         <w:b/>
         <w:bCs/>
         <w:color w:val="1F497D" w:themeColor="text2"/>
@@ -7452,12 +8208,14 @@
     </w:tblStylePr>
     <w:tblStylePr w:type="firstCol">
       <w:rPr>
+        <w:rFonts w:ascii="Arial" w:hAnsi="Arial" w:cs="Arial" w:eastAsia="Arial"/>
         <w:b/>
         <w:bCs/>
       </w:rPr>
     </w:tblStylePr>
     <w:tblStylePr w:type="lastCol">
       <w:rPr>
+        <w:rFonts w:ascii="Arial" w:hAnsi="Arial" w:cs="Arial" w:eastAsia="Arial"/>
         <w:b/>
         <w:bCs/>
       </w:rPr>
@@ -7488,9 +8246,10 @@
     <w:uiPriority w:val="65"/>
     <w:rsid w:val="00CB0664"/>
     <w:pPr>
-      <w:spacing w:after="0" w:line="240" w:lineRule="auto"/>
+      <w:spacing w:after="0" w:line="480" w:lineRule="auto"/>
     </w:pPr>
     <w:rPr>
+      <w:rFonts w:ascii="Arial" w:hAnsi="Arial" w:cs="Arial" w:eastAsia="Arial"/>
       <w:color w:val="000000" w:themeColor="text1"/>
     </w:rPr>
     <w:tblPr>
@@ -7510,7 +8269,7 @@
     </w:tblPr>
     <w:tblStylePr w:type="firstRow">
       <w:rPr>
-        <w:rFonts w:asciiTheme="majorHAnsi" w:eastAsiaTheme="majorEastAsia" w:hAnsiTheme="majorHAnsi" w:cstheme="majorBidi"/>
+        <w:rFonts w:ascii="Arial" w:hAnsi="Arial" w:cs="Arial" w:eastAsia="Arial"/>
       </w:rPr>
       <w:tblPr/>
       <w:tcPr>
@@ -7522,6 +8281,7 @@
     </w:tblStylePr>
     <w:tblStylePr w:type="lastRow">
       <w:rPr>
+        <w:rFonts w:ascii="Arial" w:hAnsi="Arial" w:cs="Arial" w:eastAsia="Arial"/>
         <w:b/>
         <w:bCs/>
         <w:color w:val="1F497D" w:themeColor="text2"/>
@@ -7536,12 +8296,14 @@
     </w:tblStylePr>
     <w:tblStylePr w:type="firstCol">
       <w:rPr>
+        <w:rFonts w:ascii="Arial" w:hAnsi="Arial" w:cs="Arial" w:eastAsia="Arial"/>
         <w:b/>
         <w:bCs/>
       </w:rPr>
     </w:tblStylePr>
     <w:tblStylePr w:type="lastCol">
       <w:rPr>
+        <w:rFonts w:ascii="Arial" w:hAnsi="Arial" w:cs="Arial" w:eastAsia="Arial"/>
         <w:b/>
         <w:bCs/>
       </w:rPr>
@@ -7572,10 +8334,10 @@
     <w:uiPriority w:val="66"/>
     <w:rsid w:val="00CB0664"/>
     <w:pPr>
-      <w:spacing w:after="0" w:line="240" w:lineRule="auto"/>
+      <w:spacing w:after="0" w:line="480" w:lineRule="auto"/>
     </w:pPr>
     <w:rPr>
-      <w:rFonts w:asciiTheme="majorHAnsi" w:eastAsiaTheme="majorEastAsia" w:hAnsiTheme="majorHAnsi" w:cstheme="majorBidi"/>
+      <w:rFonts w:ascii="Arial" w:hAnsi="Arial" w:cs="Arial" w:eastAsia="Arial"/>
       <w:color w:val="000000" w:themeColor="text1"/>
     </w:rPr>
     <w:tblPr>
@@ -7597,6 +8359,7 @@
     </w:tblPr>
     <w:tblStylePr w:type="firstRow">
       <w:rPr>
+        <w:rFonts w:ascii="Arial" w:hAnsi="Arial" w:cs="Arial" w:eastAsia="Arial"/>
         <w:sz w:val="24"/>
         <w:szCs w:val="24"/>
       </w:rPr>
@@ -7700,10 +8463,10 @@
     <w:uiPriority w:val="66"/>
     <w:rsid w:val="00CB0664"/>
     <w:pPr>
-      <w:spacing w:after="0" w:line="240" w:lineRule="auto"/>
+      <w:spacing w:after="0" w:line="480" w:lineRule="auto"/>
     </w:pPr>
     <w:rPr>
-      <w:rFonts w:asciiTheme="majorHAnsi" w:eastAsiaTheme="majorEastAsia" w:hAnsiTheme="majorHAnsi" w:cstheme="majorBidi"/>
+      <w:rFonts w:ascii="Arial" w:hAnsi="Arial" w:cs="Arial" w:eastAsia="Arial"/>
       <w:color w:val="000000" w:themeColor="text1"/>
     </w:rPr>
     <w:tblPr>
@@ -7725,6 +8488,7 @@
     </w:tblPr>
     <w:tblStylePr w:type="firstRow">
       <w:rPr>
+        <w:rFonts w:ascii="Arial" w:hAnsi="Arial" w:cs="Arial" w:eastAsia="Arial"/>
         <w:sz w:val="24"/>
         <w:szCs w:val="24"/>
       </w:rPr>
@@ -7828,10 +8592,10 @@
     <w:uiPriority w:val="66"/>
     <w:rsid w:val="00CB0664"/>
     <w:pPr>
-      <w:spacing w:after="0" w:line="240" w:lineRule="auto"/>
+      <w:spacing w:after="0" w:line="480" w:lineRule="auto"/>
     </w:pPr>
     <w:rPr>
-      <w:rFonts w:asciiTheme="majorHAnsi" w:eastAsiaTheme="majorEastAsia" w:hAnsiTheme="majorHAnsi" w:cstheme="majorBidi"/>
+      <w:rFonts w:ascii="Arial" w:hAnsi="Arial" w:cs="Arial" w:eastAsia="Arial"/>
       <w:color w:val="000000" w:themeColor="text1"/>
     </w:rPr>
     <w:tblPr>
@@ -7853,6 +8617,7 @@
     </w:tblPr>
     <w:tblStylePr w:type="firstRow">
       <w:rPr>
+        <w:rFonts w:ascii="Arial" w:hAnsi="Arial" w:cs="Arial" w:eastAsia="Arial"/>
         <w:sz w:val="24"/>
         <w:szCs w:val="24"/>
       </w:rPr>
@@ -7956,10 +8721,10 @@
     <w:uiPriority w:val="66"/>
     <w:rsid w:val="00CB0664"/>
     <w:pPr>
-      <w:spacing w:after="0" w:line="240" w:lineRule="auto"/>
+      <w:spacing w:after="0" w:line="480" w:lineRule="auto"/>
     </w:pPr>
     <w:rPr>
-      <w:rFonts w:asciiTheme="majorHAnsi" w:eastAsiaTheme="majorEastAsia" w:hAnsiTheme="majorHAnsi" w:cstheme="majorBidi"/>
+      <w:rFonts w:ascii="Arial" w:hAnsi="Arial" w:cs="Arial" w:eastAsia="Arial"/>
       <w:color w:val="000000" w:themeColor="text1"/>
     </w:rPr>
     <w:tblPr>
@@ -7981,6 +8746,7 @@
     </w:tblPr>
     <w:tblStylePr w:type="firstRow">
       <w:rPr>
+        <w:rFonts w:ascii="Arial" w:hAnsi="Arial" w:cs="Arial" w:eastAsia="Arial"/>
         <w:sz w:val="24"/>
         <w:szCs w:val="24"/>
       </w:rPr>
@@ -8084,10 +8850,10 @@
     <w:uiPriority w:val="66"/>
     <w:rsid w:val="00CB0664"/>
     <w:pPr>
-      <w:spacing w:after="0" w:line="240" w:lineRule="auto"/>
+      <w:spacing w:after="0" w:line="480" w:lineRule="auto"/>
     </w:pPr>
     <w:rPr>
-      <w:rFonts w:asciiTheme="majorHAnsi" w:eastAsiaTheme="majorEastAsia" w:hAnsiTheme="majorHAnsi" w:cstheme="majorBidi"/>
+      <w:rFonts w:ascii="Arial" w:hAnsi="Arial" w:cs="Arial" w:eastAsia="Arial"/>
       <w:color w:val="000000" w:themeColor="text1"/>
     </w:rPr>
     <w:tblPr>
@@ -8109,6 +8875,7 @@
     </w:tblPr>
     <w:tblStylePr w:type="firstRow">
       <w:rPr>
+        <w:rFonts w:ascii="Arial" w:hAnsi="Arial" w:cs="Arial" w:eastAsia="Arial"/>
         <w:sz w:val="24"/>
         <w:szCs w:val="24"/>
       </w:rPr>
@@ -8212,10 +8979,10 @@
     <w:uiPriority w:val="66"/>
     <w:rsid w:val="00CB0664"/>
     <w:pPr>
-      <w:spacing w:after="0" w:line="240" w:lineRule="auto"/>
+      <w:spacing w:after="0" w:line="480" w:lineRule="auto"/>
     </w:pPr>
     <w:rPr>
-      <w:rFonts w:asciiTheme="majorHAnsi" w:eastAsiaTheme="majorEastAsia" w:hAnsiTheme="majorHAnsi" w:cstheme="majorBidi"/>
+      <w:rFonts w:ascii="Arial" w:hAnsi="Arial" w:cs="Arial" w:eastAsia="Arial"/>
       <w:color w:val="000000" w:themeColor="text1"/>
     </w:rPr>
     <w:tblPr>
@@ -8237,6 +9004,7 @@
     </w:tblPr>
     <w:tblStylePr w:type="firstRow">
       <w:rPr>
+        <w:rFonts w:ascii="Arial" w:hAnsi="Arial" w:cs="Arial" w:eastAsia="Arial"/>
         <w:sz w:val="24"/>
         <w:szCs w:val="24"/>
       </w:rPr>
@@ -8340,10 +9108,10 @@
     <w:uiPriority w:val="66"/>
     <w:rsid w:val="00CB0664"/>
     <w:pPr>
-      <w:spacing w:after="0" w:line="240" w:lineRule="auto"/>
+      <w:spacing w:after="0" w:line="480" w:lineRule="auto"/>
     </w:pPr>
     <w:rPr>
-      <w:rFonts w:asciiTheme="majorHAnsi" w:eastAsiaTheme="majorEastAsia" w:hAnsiTheme="majorHAnsi" w:cstheme="majorBidi"/>
+      <w:rFonts w:ascii="Arial" w:hAnsi="Arial" w:cs="Arial" w:eastAsia="Arial"/>
       <w:color w:val="000000" w:themeColor="text1"/>
     </w:rPr>
     <w:tblPr>
@@ -8365,6 +9133,7 @@
     </w:tblPr>
     <w:tblStylePr w:type="firstRow">
       <w:rPr>
+        <w:rFonts w:ascii="Arial" w:hAnsi="Arial" w:cs="Arial" w:eastAsia="Arial"/>
         <w:sz w:val="24"/>
         <w:szCs w:val="24"/>
       </w:rPr>
@@ -8468,7 +9237,7 @@
     <w:uiPriority w:val="67"/>
     <w:rsid w:val="00CB0664"/>
     <w:pPr>
-      <w:spacing w:after="0" w:line="240" w:lineRule="auto"/>
+      <w:spacing w:after="0" w:line="480" w:lineRule="auto"/>
     </w:pPr>
     <w:tblPr>
       <w:tblStyleRowBandSize w:val="1"/>
@@ -8494,12 +9263,14 @@
     </w:tcPr>
     <w:tblStylePr w:type="firstRow">
       <w:rPr>
+        <w:rFonts w:ascii="Arial" w:hAnsi="Arial" w:cs="Arial" w:eastAsia="Arial"/>
         <w:b/>
         <w:bCs/>
       </w:rPr>
     </w:tblStylePr>
     <w:tblStylePr w:type="lastRow">
       <w:rPr>
+        <w:rFonts w:ascii="Arial" w:hAnsi="Arial" w:cs="Arial" w:eastAsia="Arial"/>
         <w:b/>
         <w:bCs/>
       </w:rPr>
@@ -8512,12 +9283,14 @@
     </w:tblStylePr>
     <w:tblStylePr w:type="firstCol">
       <w:rPr>
+        <w:rFonts w:ascii="Arial" w:hAnsi="Arial" w:cs="Arial" w:eastAsia="Arial"/>
         <w:b/>
         <w:bCs/>
       </w:rPr>
     </w:tblStylePr>
     <w:tblStylePr w:type="lastCol">
       <w:rPr>
+        <w:rFonts w:ascii="Arial" w:hAnsi="Arial" w:cs="Arial" w:eastAsia="Arial"/>
         <w:b/>
         <w:bCs/>
       </w:rPr>
@@ -8541,7 +9314,7 @@
     <w:uiPriority w:val="67"/>
     <w:rsid w:val="00CB0664"/>
     <w:pPr>
-      <w:spacing w:after="0" w:line="240" w:lineRule="auto"/>
+      <w:spacing w:after="0" w:line="480" w:lineRule="auto"/>
     </w:pPr>
     <w:tblPr>
       <w:tblStyleRowBandSize w:val="1"/>
@@ -8567,12 +9340,14 @@
     </w:tcPr>
     <w:tblStylePr w:type="firstRow">
       <w:rPr>
+        <w:rFonts w:ascii="Arial" w:hAnsi="Arial" w:cs="Arial" w:eastAsia="Arial"/>
         <w:b/>
         <w:bCs/>
       </w:rPr>
     </w:tblStylePr>
     <w:tblStylePr w:type="lastRow">
       <w:rPr>
+        <w:rFonts w:ascii="Arial" w:hAnsi="Arial" w:cs="Arial" w:eastAsia="Arial"/>
         <w:b/>
         <w:bCs/>
       </w:rPr>
@@ -8585,12 +9360,14 @@
     </w:tblStylePr>
     <w:tblStylePr w:type="firstCol">
       <w:rPr>
+        <w:rFonts w:ascii="Arial" w:hAnsi="Arial" w:cs="Arial" w:eastAsia="Arial"/>
         <w:b/>
         <w:bCs/>
       </w:rPr>
     </w:tblStylePr>
     <w:tblStylePr w:type="lastCol">
       <w:rPr>
+        <w:rFonts w:ascii="Arial" w:hAnsi="Arial" w:cs="Arial" w:eastAsia="Arial"/>
         <w:b/>
         <w:bCs/>
       </w:rPr>
@@ -8614,7 +9391,7 @@
     <w:uiPriority w:val="67"/>
     <w:rsid w:val="00CB0664"/>
     <w:pPr>
-      <w:spacing w:after="0" w:line="240" w:lineRule="auto"/>
+      <w:spacing w:after="0" w:line="480" w:lineRule="auto"/>
     </w:pPr>
     <w:tblPr>
       <w:tblStyleRowBandSize w:val="1"/>
@@ -8640,12 +9417,14 @@
     </w:tcPr>
     <w:tblStylePr w:type="firstRow">
       <w:rPr>
+        <w:rFonts w:ascii="Arial" w:hAnsi="Arial" w:cs="Arial" w:eastAsia="Arial"/>
         <w:b/>
         <w:bCs/>
       </w:rPr>
     </w:tblStylePr>
     <w:tblStylePr w:type="lastRow">
       <w:rPr>
+        <w:rFonts w:ascii="Arial" w:hAnsi="Arial" w:cs="Arial" w:eastAsia="Arial"/>
         <w:b/>
         <w:bCs/>
       </w:rPr>
@@ -8658,12 +9437,14 @@
     </w:tblStylePr>
     <w:tblStylePr w:type="firstCol">
       <w:rPr>
+        <w:rFonts w:ascii="Arial" w:hAnsi="Arial" w:cs="Arial" w:eastAsia="Arial"/>
         <w:b/>
         <w:bCs/>
       </w:rPr>
     </w:tblStylePr>
     <w:tblStylePr w:type="lastCol">
       <w:rPr>
+        <w:rFonts w:ascii="Arial" w:hAnsi="Arial" w:cs="Arial" w:eastAsia="Arial"/>
         <w:b/>
         <w:bCs/>
       </w:rPr>
@@ -8687,7 +9468,7 @@
     <w:uiPriority w:val="67"/>
     <w:rsid w:val="00CB0664"/>
     <w:pPr>
-      <w:spacing w:after="0" w:line="240" w:lineRule="auto"/>
+      <w:spacing w:after="0" w:line="480" w:lineRule="auto"/>
     </w:pPr>
     <w:tblPr>
       <w:tblStyleRowBandSize w:val="1"/>
@@ -8713,12 +9494,14 @@
     </w:tcPr>
     <w:tblStylePr w:type="firstRow">
       <w:rPr>
+        <w:rFonts w:ascii="Arial" w:hAnsi="Arial" w:cs="Arial" w:eastAsia="Arial"/>
         <w:b/>
         <w:bCs/>
       </w:rPr>
     </w:tblStylePr>
     <w:tblStylePr w:type="lastRow">
       <w:rPr>
+        <w:rFonts w:ascii="Arial" w:hAnsi="Arial" w:cs="Arial" w:eastAsia="Arial"/>
         <w:b/>
         <w:bCs/>
       </w:rPr>
@@ -8731,12 +9514,14 @@
     </w:tblStylePr>
     <w:tblStylePr w:type="firstCol">
       <w:rPr>
+        <w:rFonts w:ascii="Arial" w:hAnsi="Arial" w:cs="Arial" w:eastAsia="Arial"/>
         <w:b/>
         <w:bCs/>
       </w:rPr>
     </w:tblStylePr>
     <w:tblStylePr w:type="lastCol">
       <w:rPr>
+        <w:rFonts w:ascii="Arial" w:hAnsi="Arial" w:cs="Arial" w:eastAsia="Arial"/>
         <w:b/>
         <w:bCs/>
       </w:rPr>
@@ -8760,7 +9545,7 @@
     <w:uiPriority w:val="67"/>
     <w:rsid w:val="00CB0664"/>
     <w:pPr>
-      <w:spacing w:after="0" w:line="240" w:lineRule="auto"/>
+      <w:spacing w:after="0" w:line="480" w:lineRule="auto"/>
     </w:pPr>
     <w:tblPr>
       <w:tblStyleRowBandSize w:val="1"/>
@@ -8786,12 +9571,14 @@
     </w:tcPr>
     <w:tblStylePr w:type="firstRow">
       <w:rPr>
+        <w:rFonts w:ascii="Arial" w:hAnsi="Arial" w:cs="Arial" w:eastAsia="Arial"/>
         <w:b/>
         <w:bCs/>
       </w:rPr>
     </w:tblStylePr>
     <w:tblStylePr w:type="lastRow">
       <w:rPr>
+        <w:rFonts w:ascii="Arial" w:hAnsi="Arial" w:cs="Arial" w:eastAsia="Arial"/>
         <w:b/>
         <w:bCs/>
       </w:rPr>
@@ -8804,12 +9591,14 @@
     </w:tblStylePr>
     <w:tblStylePr w:type="firstCol">
       <w:rPr>
+        <w:rFonts w:ascii="Arial" w:hAnsi="Arial" w:cs="Arial" w:eastAsia="Arial"/>
         <w:b/>
         <w:bCs/>
       </w:rPr>
     </w:tblStylePr>
     <w:tblStylePr w:type="lastCol">
       <w:rPr>
+        <w:rFonts w:ascii="Arial" w:hAnsi="Arial" w:cs="Arial" w:eastAsia="Arial"/>
         <w:b/>
         <w:bCs/>
       </w:rPr>
@@ -8833,7 +9622,7 @@
     <w:uiPriority w:val="67"/>
     <w:rsid w:val="00CB0664"/>
     <w:pPr>
-      <w:spacing w:after="0" w:line="240" w:lineRule="auto"/>
+      <w:spacing w:after="0" w:line="480" w:lineRule="auto"/>
     </w:pPr>
     <w:tblPr>
       <w:tblStyleRowBandSize w:val="1"/>
@@ -8859,12 +9648,14 @@
     </w:tcPr>
     <w:tblStylePr w:type="firstRow">
       <w:rPr>
+        <w:rFonts w:ascii="Arial" w:hAnsi="Arial" w:cs="Arial" w:eastAsia="Arial"/>
         <w:b/>
         <w:bCs/>
       </w:rPr>
     </w:tblStylePr>
     <w:tblStylePr w:type="lastRow">
       <w:rPr>
+        <w:rFonts w:ascii="Arial" w:hAnsi="Arial" w:cs="Arial" w:eastAsia="Arial"/>
         <w:b/>
         <w:bCs/>
       </w:rPr>
@@ -8877,12 +9668,14 @@
     </w:tblStylePr>
     <w:tblStylePr w:type="firstCol">
       <w:rPr>
+        <w:rFonts w:ascii="Arial" w:hAnsi="Arial" w:cs="Arial" w:eastAsia="Arial"/>
         <w:b/>
         <w:bCs/>
       </w:rPr>
     </w:tblStylePr>
     <w:tblStylePr w:type="lastCol">
       <w:rPr>
+        <w:rFonts w:ascii="Arial" w:hAnsi="Arial" w:cs="Arial" w:eastAsia="Arial"/>
         <w:b/>
         <w:bCs/>
       </w:rPr>
@@ -8906,7 +9699,7 @@
     <w:uiPriority w:val="67"/>
     <w:rsid w:val="00CB0664"/>
     <w:pPr>
-      <w:spacing w:after="0" w:line="240" w:lineRule="auto"/>
+      <w:spacing w:after="0" w:line="480" w:lineRule="auto"/>
     </w:pPr>
     <w:tblPr>
       <w:tblStyleRowBandSize w:val="1"/>
@@ -8932,12 +9725,14 @@
     </w:tcPr>
     <w:tblStylePr w:type="firstRow">
       <w:rPr>
+        <w:rFonts w:ascii="Arial" w:hAnsi="Arial" w:cs="Arial" w:eastAsia="Arial"/>
         <w:b/>
         <w:bCs/>
       </w:rPr>
     </w:tblStylePr>
     <w:tblStylePr w:type="lastRow">
       <w:rPr>
+        <w:rFonts w:ascii="Arial" w:hAnsi="Arial" w:cs="Arial" w:eastAsia="Arial"/>
         <w:b/>
         <w:bCs/>
       </w:rPr>
@@ -8950,12 +9745,14 @@
     </w:tblStylePr>
     <w:tblStylePr w:type="firstCol">
       <w:rPr>
+        <w:rFonts w:ascii="Arial" w:hAnsi="Arial" w:cs="Arial" w:eastAsia="Arial"/>
         <w:b/>
         <w:bCs/>
       </w:rPr>
     </w:tblStylePr>
     <w:tblStylePr w:type="lastCol">
       <w:rPr>
+        <w:rFonts w:ascii="Arial" w:hAnsi="Arial" w:cs="Arial" w:eastAsia="Arial"/>
         <w:b/>
         <w:bCs/>
       </w:rPr>
@@ -8979,10 +9776,10 @@
     <w:uiPriority w:val="68"/>
     <w:rsid w:val="00CB0664"/>
     <w:pPr>
-      <w:spacing w:after="0" w:line="240" w:lineRule="auto"/>
+      <w:spacing w:after="0" w:line="480" w:lineRule="auto"/>
     </w:pPr>
     <w:rPr>
-      <w:rFonts w:asciiTheme="majorHAnsi" w:eastAsiaTheme="majorEastAsia" w:hAnsiTheme="majorHAnsi" w:cstheme="majorBidi"/>
+      <w:rFonts w:ascii="Arial" w:hAnsi="Arial" w:cs="Arial" w:eastAsia="Arial"/>
       <w:color w:val="000000" w:themeColor="text1"/>
     </w:rPr>
     <w:tblPr>
@@ -9009,6 +9806,7 @@
     </w:tcPr>
     <w:tblStylePr w:type="firstRow">
       <w:rPr>
+        <w:rFonts w:ascii="Arial" w:hAnsi="Arial" w:cs="Arial" w:eastAsia="Arial"/>
         <w:b/>
         <w:bCs/>
         <w:color w:val="000000" w:themeColor="text1"/>
@@ -9020,6 +9818,7 @@
     </w:tblStylePr>
     <w:tblStylePr w:type="lastRow">
       <w:rPr>
+        <w:rFonts w:ascii="Arial" w:hAnsi="Arial" w:cs="Arial" w:eastAsia="Arial"/>
         <w:b/>
         <w:bCs/>
         <w:color w:val="000000" w:themeColor="text1"/>
@@ -9039,6 +9838,7 @@
     </w:tblStylePr>
     <w:tblStylePr w:type="firstCol">
       <w:rPr>
+        <w:rFonts w:ascii="Arial" w:hAnsi="Arial" w:cs="Arial" w:eastAsia="Arial"/>
         <w:b/>
         <w:bCs/>
         <w:color w:val="000000" w:themeColor="text1"/>
@@ -9058,6 +9858,7 @@
     </w:tblStylePr>
     <w:tblStylePr w:type="lastCol">
       <w:rPr>
+        <w:rFonts w:ascii="Arial" w:hAnsi="Arial" w:cs="Arial" w:eastAsia="Arial"/>
         <w:b w:val="0"/>
         <w:bCs w:val="0"/>
         <w:color w:val="000000" w:themeColor="text1"/>
@@ -9104,10 +9905,10 @@
     <w:uiPriority w:val="68"/>
     <w:rsid w:val="00CB0664"/>
     <w:pPr>
-      <w:spacing w:after="0" w:line="240" w:lineRule="auto"/>
+      <w:spacing w:after="0" w:line="480" w:lineRule="auto"/>
     </w:pPr>
     <w:rPr>
-      <w:rFonts w:asciiTheme="majorHAnsi" w:eastAsiaTheme="majorEastAsia" w:hAnsiTheme="majorHAnsi" w:cstheme="majorBidi"/>
+      <w:rFonts w:ascii="Arial" w:hAnsi="Arial" w:cs="Arial" w:eastAsia="Arial"/>
       <w:color w:val="000000" w:themeColor="text1"/>
     </w:rPr>
     <w:tblPr>
@@ -9134,6 +9935,7 @@
     </w:tcPr>
     <w:tblStylePr w:type="firstRow">
       <w:rPr>
+        <w:rFonts w:ascii="Arial" w:hAnsi="Arial" w:cs="Arial" w:eastAsia="Arial"/>
         <w:b/>
         <w:bCs/>
         <w:color w:val="000000" w:themeColor="text1"/>
@@ -9145,6 +9947,7 @@
     </w:tblStylePr>
     <w:tblStylePr w:type="lastRow">
       <w:rPr>
+        <w:rFonts w:ascii="Arial" w:hAnsi="Arial" w:cs="Arial" w:eastAsia="Arial"/>
         <w:b/>
         <w:bCs/>
         <w:color w:val="000000" w:themeColor="text1"/>
@@ -9164,6 +9967,7 @@
     </w:tblStylePr>
     <w:tblStylePr w:type="firstCol">
       <w:rPr>
+        <w:rFonts w:ascii="Arial" w:hAnsi="Arial" w:cs="Arial" w:eastAsia="Arial"/>
         <w:b/>
         <w:bCs/>
         <w:color w:val="000000" w:themeColor="text1"/>
@@ -9183,6 +9987,7 @@
     </w:tblStylePr>
     <w:tblStylePr w:type="lastCol">
       <w:rPr>
+        <w:rFonts w:ascii="Arial" w:hAnsi="Arial" w:cs="Arial" w:eastAsia="Arial"/>
         <w:b w:val="0"/>
         <w:bCs w:val="0"/>
         <w:color w:val="000000" w:themeColor="text1"/>
@@ -9229,10 +10034,10 @@
     <w:uiPriority w:val="68"/>
     <w:rsid w:val="00CB0664"/>
     <w:pPr>
-      <w:spacing w:after="0" w:line="240" w:lineRule="auto"/>
+      <w:spacing w:after="0" w:line="480" w:lineRule="auto"/>
     </w:pPr>
     <w:rPr>
-      <w:rFonts w:asciiTheme="majorHAnsi" w:eastAsiaTheme="majorEastAsia" w:hAnsiTheme="majorHAnsi" w:cstheme="majorBidi"/>
+      <w:rFonts w:ascii="Arial" w:hAnsi="Arial" w:cs="Arial" w:eastAsia="Arial"/>
       <w:color w:val="000000" w:themeColor="text1"/>
     </w:rPr>
     <w:tblPr>
@@ -9259,6 +10064,7 @@
     </w:tcPr>
     <w:tblStylePr w:type="firstRow">
       <w:rPr>
+        <w:rFonts w:ascii="Arial" w:hAnsi="Arial" w:cs="Arial" w:eastAsia="Arial"/>
         <w:b/>
         <w:bCs/>
         <w:color w:val="000000" w:themeColor="text1"/>
@@ -9270,6 +10076,7 @@
     </w:tblStylePr>
     <w:tblStylePr w:type="lastRow">
       <w:rPr>
+        <w:rFonts w:ascii="Arial" w:hAnsi="Arial" w:cs="Arial" w:eastAsia="Arial"/>
         <w:b/>
         <w:bCs/>
         <w:color w:val="000000" w:themeColor="text1"/>
@@ -9289,6 +10096,7 @@
     </w:tblStylePr>
     <w:tblStylePr w:type="firstCol">
       <w:rPr>
+        <w:rFonts w:ascii="Arial" w:hAnsi="Arial" w:cs="Arial" w:eastAsia="Arial"/>
         <w:b/>
         <w:bCs/>
         <w:color w:val="000000" w:themeColor="text1"/>
@@ -9308,6 +10116,7 @@
     </w:tblStylePr>
     <w:tblStylePr w:type="lastCol">
       <w:rPr>
+        <w:rFonts w:ascii="Arial" w:hAnsi="Arial" w:cs="Arial" w:eastAsia="Arial"/>
         <w:b w:val="0"/>
         <w:bCs w:val="0"/>
         <w:color w:val="000000" w:themeColor="text1"/>
@@ -9354,10 +10163,10 @@
     <w:uiPriority w:val="68"/>
     <w:rsid w:val="00CB0664"/>
     <w:pPr>
-      <w:spacing w:after="0" w:line="240" w:lineRule="auto"/>
+      <w:spacing w:after="0" w:line="480" w:lineRule="auto"/>
     </w:pPr>
     <w:rPr>
-      <w:rFonts w:asciiTheme="majorHAnsi" w:eastAsiaTheme="majorEastAsia" w:hAnsiTheme="majorHAnsi" w:cstheme="majorBidi"/>
+      <w:rFonts w:ascii="Arial" w:hAnsi="Arial" w:cs="Arial" w:eastAsia="Arial"/>
       <w:color w:val="000000" w:themeColor="text1"/>
     </w:rPr>
     <w:tblPr>
@@ -9384,6 +10193,7 @@
     </w:tcPr>
     <w:tblStylePr w:type="firstRow">
       <w:rPr>
+        <w:rFonts w:ascii="Arial" w:hAnsi="Arial" w:cs="Arial" w:eastAsia="Arial"/>
         <w:b/>
         <w:bCs/>
         <w:color w:val="000000" w:themeColor="text1"/>
@@ -9395,6 +10205,7 @@
     </w:tblStylePr>
     <w:tblStylePr w:type="lastRow">
       <w:rPr>
+        <w:rFonts w:ascii="Arial" w:hAnsi="Arial" w:cs="Arial" w:eastAsia="Arial"/>
         <w:b/>
         <w:bCs/>
         <w:color w:val="000000" w:themeColor="text1"/>
@@ -9414,6 +10225,7 @@
     </w:tblStylePr>
     <w:tblStylePr w:type="firstCol">
       <w:rPr>
+        <w:rFonts w:ascii="Arial" w:hAnsi="Arial" w:cs="Arial" w:eastAsia="Arial"/>
         <w:b/>
         <w:bCs/>
         <w:color w:val="000000" w:themeColor="text1"/>
@@ -9433,6 +10245,7 @@
     </w:tblStylePr>
     <w:tblStylePr w:type="lastCol">
       <w:rPr>
+        <w:rFonts w:ascii="Arial" w:hAnsi="Arial" w:cs="Arial" w:eastAsia="Arial"/>
         <w:b w:val="0"/>
         <w:bCs w:val="0"/>
         <w:color w:val="000000" w:themeColor="text1"/>
@@ -9479,10 +10292,10 @@
     <w:uiPriority w:val="68"/>
     <w:rsid w:val="00CB0664"/>
     <w:pPr>
-      <w:spacing w:after="0" w:line="240" w:lineRule="auto"/>
+      <w:spacing w:after="0" w:line="480" w:lineRule="auto"/>
     </w:pPr>
     <w:rPr>
-      <w:rFonts w:asciiTheme="majorHAnsi" w:eastAsiaTheme="majorEastAsia" w:hAnsiTheme="majorHAnsi" w:cstheme="majorBidi"/>
+      <w:rFonts w:ascii="Arial" w:hAnsi="Arial" w:cs="Arial" w:eastAsia="Arial"/>
       <w:color w:val="000000" w:themeColor="text1"/>
     </w:rPr>
     <w:tblPr>
@@ -9509,6 +10322,7 @@
     </w:tcPr>
     <w:tblStylePr w:type="firstRow">
       <w:rPr>
+        <w:rFonts w:ascii="Arial" w:hAnsi="Arial" w:cs="Arial" w:eastAsia="Arial"/>
         <w:b/>
         <w:bCs/>
         <w:color w:val="000000" w:themeColor="text1"/>
@@ -9520,6 +10334,7 @@
     </w:tblStylePr>
     <w:tblStylePr w:type="lastRow">
       <w:rPr>
+        <w:rFonts w:ascii="Arial" w:hAnsi="Arial" w:cs="Arial" w:eastAsia="Arial"/>
         <w:b/>
         <w:bCs/>
         <w:color w:val="000000" w:themeColor="text1"/>
@@ -9539,6 +10354,7 @@
     </w:tblStylePr>
     <w:tblStylePr w:type="firstCol">
       <w:rPr>
+        <w:rFonts w:ascii="Arial" w:hAnsi="Arial" w:cs="Arial" w:eastAsia="Arial"/>
         <w:b/>
         <w:bCs/>
         <w:color w:val="000000" w:themeColor="text1"/>
@@ -9558,6 +10374,7 @@
     </w:tblStylePr>
     <w:tblStylePr w:type="lastCol">
       <w:rPr>
+        <w:rFonts w:ascii="Arial" w:hAnsi="Arial" w:cs="Arial" w:eastAsia="Arial"/>
         <w:b w:val="0"/>
         <w:bCs w:val="0"/>
         <w:color w:val="000000" w:themeColor="text1"/>
@@ -9604,10 +10421,10 @@
     <w:uiPriority w:val="68"/>
     <w:rsid w:val="00CB0664"/>
     <w:pPr>
-      <w:spacing w:after="0" w:line="240" w:lineRule="auto"/>
+      <w:spacing w:after="0" w:line="480" w:lineRule="auto"/>
     </w:pPr>
     <w:rPr>
-      <w:rFonts w:asciiTheme="majorHAnsi" w:eastAsiaTheme="majorEastAsia" w:hAnsiTheme="majorHAnsi" w:cstheme="majorBidi"/>
+      <w:rFonts w:ascii="Arial" w:hAnsi="Arial" w:cs="Arial" w:eastAsia="Arial"/>
       <w:color w:val="000000" w:themeColor="text1"/>
     </w:rPr>
     <w:tblPr>
@@ -9634,6 +10451,7 @@
     </w:tcPr>
     <w:tblStylePr w:type="firstRow">
       <w:rPr>
+        <w:rFonts w:ascii="Arial" w:hAnsi="Arial" w:cs="Arial" w:eastAsia="Arial"/>
         <w:b/>
         <w:bCs/>
         <w:color w:val="000000" w:themeColor="text1"/>
@@ -9645,6 +10463,7 @@
     </w:tblStylePr>
     <w:tblStylePr w:type="lastRow">
       <w:rPr>
+        <w:rFonts w:ascii="Arial" w:hAnsi="Arial" w:cs="Arial" w:eastAsia="Arial"/>
         <w:b/>
         <w:bCs/>
         <w:color w:val="000000" w:themeColor="text1"/>
@@ -9664,6 +10483,7 @@
     </w:tblStylePr>
     <w:tblStylePr w:type="firstCol">
       <w:rPr>
+        <w:rFonts w:ascii="Arial" w:hAnsi="Arial" w:cs="Arial" w:eastAsia="Arial"/>
         <w:b/>
         <w:bCs/>
         <w:color w:val="000000" w:themeColor="text1"/>
@@ -9683,6 +10503,7 @@
     </w:tblStylePr>
     <w:tblStylePr w:type="lastCol">
       <w:rPr>
+        <w:rFonts w:ascii="Arial" w:hAnsi="Arial" w:cs="Arial" w:eastAsia="Arial"/>
         <w:b w:val="0"/>
         <w:bCs w:val="0"/>
         <w:color w:val="000000" w:themeColor="text1"/>
@@ -9729,10 +10550,10 @@
     <w:uiPriority w:val="68"/>
     <w:rsid w:val="00CB0664"/>
     <w:pPr>
-      <w:spacing w:after="0" w:line="240" w:lineRule="auto"/>
+      <w:spacing w:after="0" w:line="480" w:lineRule="auto"/>
     </w:pPr>
     <w:rPr>
-      <w:rFonts w:asciiTheme="majorHAnsi" w:eastAsiaTheme="majorEastAsia" w:hAnsiTheme="majorHAnsi" w:cstheme="majorBidi"/>
+      <w:rFonts w:ascii="Arial" w:hAnsi="Arial" w:cs="Arial" w:eastAsia="Arial"/>
       <w:color w:val="000000" w:themeColor="text1"/>
     </w:rPr>
     <w:tblPr>
@@ -9759,6 +10580,7 @@
     </w:tcPr>
     <w:tblStylePr w:type="firstRow">
       <w:rPr>
+        <w:rFonts w:ascii="Arial" w:hAnsi="Arial" w:cs="Arial" w:eastAsia="Arial"/>
         <w:b/>
         <w:bCs/>
         <w:color w:val="000000" w:themeColor="text1"/>
@@ -9770,6 +10592,7 @@
     </w:tblStylePr>
     <w:tblStylePr w:type="lastRow">
       <w:rPr>
+        <w:rFonts w:ascii="Arial" w:hAnsi="Arial" w:cs="Arial" w:eastAsia="Arial"/>
         <w:b/>
         <w:bCs/>
         <w:color w:val="000000" w:themeColor="text1"/>
@@ -9789,6 +10612,7 @@
     </w:tblStylePr>
     <w:tblStylePr w:type="firstCol">
       <w:rPr>
+        <w:rFonts w:ascii="Arial" w:hAnsi="Arial" w:cs="Arial" w:eastAsia="Arial"/>
         <w:b/>
         <w:bCs/>
         <w:color w:val="000000" w:themeColor="text1"/>
@@ -9808,6 +10632,7 @@
     </w:tblStylePr>
     <w:tblStylePr w:type="lastCol">
       <w:rPr>
+        <w:rFonts w:ascii="Arial" w:hAnsi="Arial" w:cs="Arial" w:eastAsia="Arial"/>
         <w:b w:val="0"/>
         <w:bCs w:val="0"/>
         <w:color w:val="000000" w:themeColor="text1"/>
@@ -9854,7 +10679,7 @@
     <w:uiPriority w:val="69"/>
     <w:rsid w:val="00CB0664"/>
     <w:pPr>
-      <w:spacing w:after="0" w:line="240" w:lineRule="auto"/>
+      <w:spacing w:after="0" w:line="480" w:lineRule="auto"/>
     </w:pPr>
     <w:tblPr>
       <w:tblStyleRowBandSize w:val="1"/>
@@ -9880,6 +10705,7 @@
     </w:tcPr>
     <w:tblStylePr w:type="firstRow">
       <w:rPr>
+        <w:rFonts w:ascii="Arial" w:hAnsi="Arial" w:cs="Arial" w:eastAsia="Arial"/>
         <w:b/>
         <w:bCs/>
         <w:i w:val="0"/>
@@ -9901,6 +10727,7 @@
     </w:tblStylePr>
     <w:tblStylePr w:type="lastRow">
       <w:rPr>
+        <w:rFonts w:ascii="Arial" w:hAnsi="Arial" w:cs="Arial" w:eastAsia="Arial"/>
         <w:b/>
         <w:bCs/>
         <w:i w:val="0"/>
@@ -9922,6 +10749,7 @@
     </w:tblStylePr>
     <w:tblStylePr w:type="firstCol">
       <w:rPr>
+        <w:rFonts w:ascii="Arial" w:hAnsi="Arial" w:cs="Arial" w:eastAsia="Arial"/>
         <w:b/>
         <w:bCs/>
         <w:i w:val="0"/>
@@ -9941,6 +10769,7 @@
     </w:tblStylePr>
     <w:tblStylePr w:type="lastCol">
       <w:rPr>
+        <w:rFonts w:ascii="Arial" w:hAnsi="Arial" w:cs="Arial" w:eastAsia="Arial"/>
         <w:b/>
         <w:bCs/>
         <w:i w:val="0"/>
@@ -9995,7 +10824,7 @@
     <w:uiPriority w:val="69"/>
     <w:rsid w:val="00CB0664"/>
     <w:pPr>
-      <w:spacing w:after="0" w:line="240" w:lineRule="auto"/>
+      <w:spacing w:after="0" w:line="480" w:lineRule="auto"/>
     </w:pPr>
     <w:tblPr>
       <w:tblStyleRowBandSize w:val="1"/>
@@ -10021,6 +10850,7 @@
     </w:tcPr>
     <w:tblStylePr w:type="firstRow">
       <w:rPr>
+        <w:rFonts w:ascii="Arial" w:hAnsi="Arial" w:cs="Arial" w:eastAsia="Arial"/>
         <w:b/>
         <w:bCs/>
         <w:i w:val="0"/>
@@ -10042,6 +10872,7 @@
     </w:tblStylePr>
     <w:tblStylePr w:type="lastRow">
       <w:rPr>
+        <w:rFonts w:ascii="Arial" w:hAnsi="Arial" w:cs="Arial" w:eastAsia="Arial"/>
         <w:b/>
         <w:bCs/>
         <w:i w:val="0"/>
@@ -10063,6 +10894,7 @@
     </w:tblStylePr>
     <w:tblStylePr w:type="firstCol">
       <w:rPr>
+        <w:rFonts w:ascii="Arial" w:hAnsi="Arial" w:cs="Arial" w:eastAsia="Arial"/>
         <w:b/>
         <w:bCs/>
         <w:i w:val="0"/>
@@ -10082,6 +10914,7 @@
     </w:tblStylePr>
     <w:tblStylePr w:type="lastCol">
       <w:rPr>
+        <w:rFonts w:ascii="Arial" w:hAnsi="Arial" w:cs="Arial" w:eastAsia="Arial"/>
         <w:b/>
         <w:bCs/>
         <w:i w:val="0"/>
@@ -10136,7 +10969,7 @@
     <w:uiPriority w:val="69"/>
     <w:rsid w:val="00CB0664"/>
     <w:pPr>
-      <w:spacing w:after="0" w:line="240" w:lineRule="auto"/>
+      <w:spacing w:after="0" w:line="480" w:lineRule="auto"/>
     </w:pPr>
     <w:tblPr>
       <w:tblStyleRowBandSize w:val="1"/>
@@ -10162,6 +10995,7 @@
     </w:tcPr>
     <w:tblStylePr w:type="firstRow">
       <w:rPr>
+        <w:rFonts w:ascii="Arial" w:hAnsi="Arial" w:cs="Arial" w:eastAsia="Arial"/>
         <w:b/>
         <w:bCs/>
         <w:i w:val="0"/>
@@ -10183,6 +11017,7 @@
     </w:tblStylePr>
     <w:tblStylePr w:type="lastRow">
       <w:rPr>
+        <w:rFonts w:ascii="Arial" w:hAnsi="Arial" w:cs="Arial" w:eastAsia="Arial"/>
         <w:b/>
         <w:bCs/>
         <w:i w:val="0"/>
@@ -10204,6 +11039,7 @@
     </w:tblStylePr>
     <w:tblStylePr w:type="firstCol">
       <w:rPr>
+        <w:rFonts w:ascii="Arial" w:hAnsi="Arial" w:cs="Arial" w:eastAsia="Arial"/>
         <w:b/>
         <w:bCs/>
         <w:i w:val="0"/>
@@ -10223,6 +11059,7 @@
     </w:tblStylePr>
     <w:tblStylePr w:type="lastCol">
       <w:rPr>
+        <w:rFonts w:ascii="Arial" w:hAnsi="Arial" w:cs="Arial" w:eastAsia="Arial"/>
         <w:b/>
         <w:bCs/>
         <w:i w:val="0"/>
@@ -10277,7 +11114,7 @@
     <w:uiPriority w:val="69"/>
     <w:rsid w:val="00CB0664"/>
     <w:pPr>
-      <w:spacing w:after="0" w:line="240" w:lineRule="auto"/>
+      <w:spacing w:after="0" w:line="480" w:lineRule="auto"/>
     </w:pPr>
     <w:tblPr>
       <w:tblStyleRowBandSize w:val="1"/>
@@ -10303,6 +11140,7 @@
     </w:tcPr>
     <w:tblStylePr w:type="firstRow">
       <w:rPr>
+        <w:rFonts w:ascii="Arial" w:hAnsi="Arial" w:cs="Arial" w:eastAsia="Arial"/>
         <w:b/>
         <w:bCs/>
         <w:i w:val="0"/>
@@ -10324,6 +11162,7 @@
     </w:tblStylePr>
     <w:tblStylePr w:type="lastRow">
       <w:rPr>
+        <w:rFonts w:ascii="Arial" w:hAnsi="Arial" w:cs="Arial" w:eastAsia="Arial"/>
         <w:b/>
         <w:bCs/>
         <w:i w:val="0"/>
@@ -10345,6 +11184,7 @@
     </w:tblStylePr>
     <w:tblStylePr w:type="firstCol">
       <w:rPr>
+        <w:rFonts w:ascii="Arial" w:hAnsi="Arial" w:cs="Arial" w:eastAsia="Arial"/>
         <w:b/>
         <w:bCs/>
         <w:i w:val="0"/>
@@ -10364,6 +11204,7 @@
     </w:tblStylePr>
     <w:tblStylePr w:type="lastCol">
       <w:rPr>
+        <w:rFonts w:ascii="Arial" w:hAnsi="Arial" w:cs="Arial" w:eastAsia="Arial"/>
         <w:b/>
         <w:bCs/>
         <w:i w:val="0"/>
@@ -10418,7 +11259,7 @@
     <w:uiPriority w:val="69"/>
     <w:rsid w:val="00CB0664"/>
     <w:pPr>
-      <w:spacing w:after="0" w:line="240" w:lineRule="auto"/>
+      <w:spacing w:after="0" w:line="480" w:lineRule="auto"/>
     </w:pPr>
     <w:tblPr>
       <w:tblStyleRowBandSize w:val="1"/>
@@ -10444,6 +11285,7 @@
     </w:tcPr>
     <w:tblStylePr w:type="firstRow">
       <w:rPr>
+        <w:rFonts w:ascii="Arial" w:hAnsi="Arial" w:cs="Arial" w:eastAsia="Arial"/>
         <w:b/>
         <w:bCs/>
         <w:i w:val="0"/>
@@ -10465,6 +11307,7 @@
     </w:tblStylePr>
     <w:tblStylePr w:type="lastRow">
       <w:rPr>
+        <w:rFonts w:ascii="Arial" w:hAnsi="Arial" w:cs="Arial" w:eastAsia="Arial"/>
         <w:b/>
         <w:bCs/>
         <w:i w:val="0"/>
@@ -10486,6 +11329,7 @@
     </w:tblStylePr>
     <w:tblStylePr w:type="firstCol">
       <w:rPr>
+        <w:rFonts w:ascii="Arial" w:hAnsi="Arial" w:cs="Arial" w:eastAsia="Arial"/>
         <w:b/>
         <w:bCs/>
         <w:i w:val="0"/>
@@ -10505,6 +11349,7 @@
     </w:tblStylePr>
     <w:tblStylePr w:type="lastCol">
       <w:rPr>
+        <w:rFonts w:ascii="Arial" w:hAnsi="Arial" w:cs="Arial" w:eastAsia="Arial"/>
         <w:b/>
         <w:bCs/>
         <w:i w:val="0"/>
@@ -10559,7 +11404,7 @@
     <w:uiPriority w:val="69"/>
     <w:rsid w:val="00CB0664"/>
     <w:pPr>
-      <w:spacing w:after="0" w:line="240" w:lineRule="auto"/>
+      <w:spacing w:after="0" w:line="480" w:lineRule="auto"/>
     </w:pPr>
     <w:tblPr>
       <w:tblStyleRowBandSize w:val="1"/>
@@ -10585,6 +11430,7 @@
     </w:tcPr>
     <w:tblStylePr w:type="firstRow">
       <w:rPr>
+        <w:rFonts w:ascii="Arial" w:hAnsi="Arial" w:cs="Arial" w:eastAsia="Arial"/>
         <w:b/>
         <w:bCs/>
         <w:i w:val="0"/>
@@ -10606,6 +11452,7 @@
     </w:tblStylePr>
     <w:tblStylePr w:type="lastRow">
       <w:rPr>
+        <w:rFonts w:ascii="Arial" w:hAnsi="Arial" w:cs="Arial" w:eastAsia="Arial"/>
         <w:b/>
         <w:bCs/>
         <w:i w:val="0"/>
@@ -10627,6 +11474,7 @@
     </w:tblStylePr>
     <w:tblStylePr w:type="firstCol">
       <w:rPr>
+        <w:rFonts w:ascii="Arial" w:hAnsi="Arial" w:cs="Arial" w:eastAsia="Arial"/>
         <w:b/>
         <w:bCs/>
         <w:i w:val="0"/>
@@ -10646,6 +11494,7 @@
     </w:tblStylePr>
     <w:tblStylePr w:type="lastCol">
       <w:rPr>
+        <w:rFonts w:ascii="Arial" w:hAnsi="Arial" w:cs="Arial" w:eastAsia="Arial"/>
         <w:b/>
         <w:bCs/>
         <w:i w:val="0"/>
@@ -10700,7 +11549,7 @@
     <w:uiPriority w:val="69"/>
     <w:rsid w:val="00CB0664"/>
     <w:pPr>
-      <w:spacing w:after="0" w:line="240" w:lineRule="auto"/>
+      <w:spacing w:after="0" w:line="480" w:lineRule="auto"/>
     </w:pPr>
     <w:tblPr>
       <w:tblStyleRowBandSize w:val="1"/>
@@ -10726,6 +11575,7 @@
     </w:tcPr>
     <w:tblStylePr w:type="firstRow">
       <w:rPr>
+        <w:rFonts w:ascii="Arial" w:hAnsi="Arial" w:cs="Arial" w:eastAsia="Arial"/>
         <w:b/>
         <w:bCs/>
         <w:i w:val="0"/>
@@ -10747,6 +11597,7 @@
     </w:tblStylePr>
     <w:tblStylePr w:type="lastRow">
       <w:rPr>
+        <w:rFonts w:ascii="Arial" w:hAnsi="Arial" w:cs="Arial" w:eastAsia="Arial"/>
         <w:b/>
         <w:bCs/>
         <w:i w:val="0"/>
@@ -10768,6 +11619,7 @@
     </w:tblStylePr>
     <w:tblStylePr w:type="firstCol">
       <w:rPr>
+        <w:rFonts w:ascii="Arial" w:hAnsi="Arial" w:cs="Arial" w:eastAsia="Arial"/>
         <w:b/>
         <w:bCs/>
         <w:i w:val="0"/>
@@ -10787,6 +11639,7 @@
     </w:tblStylePr>
     <w:tblStylePr w:type="lastCol">
       <w:rPr>
+        <w:rFonts w:ascii="Arial" w:hAnsi="Arial" w:cs="Arial" w:eastAsia="Arial"/>
         <w:b/>
         <w:bCs/>
         <w:i w:val="0"/>
@@ -10841,9 +11694,10 @@
     <w:uiPriority w:val="70"/>
     <w:rsid w:val="00CB0664"/>
     <w:pPr>
-      <w:spacing w:after="0" w:line="240" w:lineRule="auto"/>
+      <w:spacing w:after="0" w:line="480" w:lineRule="auto"/>
     </w:pPr>
     <w:rPr>
+      <w:rFonts w:ascii="Arial" w:hAnsi="Arial" w:cs="Arial" w:eastAsia="Arial"/>
       <w:color w:val="FFFFFF" w:themeColor="background1"/>
     </w:rPr>
     <w:tblPr>
@@ -10862,6 +11716,7 @@
     </w:tcPr>
     <w:tblStylePr w:type="firstRow">
       <w:rPr>
+        <w:rFonts w:ascii="Arial" w:hAnsi="Arial" w:cs="Arial" w:eastAsia="Arial"/>
         <w:b/>
         <w:bCs/>
       </w:rPr>
@@ -10955,9 +11810,10 @@
     <w:uiPriority w:val="70"/>
     <w:rsid w:val="00CB0664"/>
     <w:pPr>
-      <w:spacing w:after="0" w:line="240" w:lineRule="auto"/>
+      <w:spacing w:after="0" w:line="480" w:lineRule="auto"/>
     </w:pPr>
     <w:rPr>
+      <w:rFonts w:ascii="Arial" w:hAnsi="Arial" w:cs="Arial" w:eastAsia="Arial"/>
       <w:color w:val="FFFFFF" w:themeColor="background1"/>
     </w:rPr>
     <w:tblPr>
@@ -10976,6 +11832,7 @@
     </w:tcPr>
     <w:tblStylePr w:type="firstRow">
       <w:rPr>
+        <w:rFonts w:ascii="Arial" w:hAnsi="Arial" w:cs="Arial" w:eastAsia="Arial"/>
         <w:b/>
         <w:bCs/>
       </w:rPr>
@@ -11069,9 +11926,10 @@
     <w:uiPriority w:val="70"/>
     <w:rsid w:val="00CB0664"/>
     <w:pPr>
-      <w:spacing w:after="0" w:line="240" w:lineRule="auto"/>
+      <w:spacing w:after="0" w:line="480" w:lineRule="auto"/>
     </w:pPr>
     <w:rPr>
+      <w:rFonts w:ascii="Arial" w:hAnsi="Arial" w:cs="Arial" w:eastAsia="Arial"/>
       <w:color w:val="FFFFFF" w:themeColor="background1"/>
     </w:rPr>
     <w:tblPr>
@@ -11090,6 +11948,7 @@
     </w:tcPr>
     <w:tblStylePr w:type="firstRow">
       <w:rPr>
+        <w:rFonts w:ascii="Arial" w:hAnsi="Arial" w:cs="Arial" w:eastAsia="Arial"/>
         <w:b/>
         <w:bCs/>
       </w:rPr>
@@ -11183,9 +12042,10 @@
     <w:uiPriority w:val="70"/>
     <w:rsid w:val="00CB0664"/>
     <w:pPr>
-      <w:spacing w:after="0" w:line="240" w:lineRule="auto"/>
+      <w:spacing w:after="0" w:line="480" w:lineRule="auto"/>
     </w:pPr>
     <w:rPr>
+      <w:rFonts w:ascii="Arial" w:hAnsi="Arial" w:cs="Arial" w:eastAsia="Arial"/>
       <w:color w:val="FFFFFF" w:themeColor="background1"/>
     </w:rPr>
     <w:tblPr>
@@ -11204,6 +12064,7 @@
     </w:tcPr>
     <w:tblStylePr w:type="firstRow">
       <w:rPr>
+        <w:rFonts w:ascii="Arial" w:hAnsi="Arial" w:cs="Arial" w:eastAsia="Arial"/>
         <w:b/>
         <w:bCs/>
       </w:rPr>
@@ -11297,9 +12158,10 @@
     <w:uiPriority w:val="70"/>
     <w:rsid w:val="00CB0664"/>
     <w:pPr>
-      <w:spacing w:after="0" w:line="240" w:lineRule="auto"/>
+      <w:spacing w:after="0" w:line="480" w:lineRule="auto"/>
     </w:pPr>
     <w:rPr>
+      <w:rFonts w:ascii="Arial" w:hAnsi="Arial" w:cs="Arial" w:eastAsia="Arial"/>
       <w:color w:val="FFFFFF" w:themeColor="background1"/>
     </w:rPr>
     <w:tblPr>
@@ -11318,6 +12180,7 @@
     </w:tcPr>
     <w:tblStylePr w:type="firstRow">
       <w:rPr>
+        <w:rFonts w:ascii="Arial" w:hAnsi="Arial" w:cs="Arial" w:eastAsia="Arial"/>
         <w:b/>
         <w:bCs/>
       </w:rPr>
@@ -11411,9 +12274,10 @@
     <w:uiPriority w:val="70"/>
     <w:rsid w:val="00CB0664"/>
     <w:pPr>
-      <w:spacing w:after="0" w:line="240" w:lineRule="auto"/>
+      <w:spacing w:after="0" w:line="480" w:lineRule="auto"/>
     </w:pPr>
     <w:rPr>
+      <w:rFonts w:ascii="Arial" w:hAnsi="Arial" w:cs="Arial" w:eastAsia="Arial"/>
       <w:color w:val="FFFFFF" w:themeColor="background1"/>
     </w:rPr>
     <w:tblPr>
@@ -11432,6 +12296,7 @@
     </w:tcPr>
     <w:tblStylePr w:type="firstRow">
       <w:rPr>
+        <w:rFonts w:ascii="Arial" w:hAnsi="Arial" w:cs="Arial" w:eastAsia="Arial"/>
         <w:b/>
         <w:bCs/>
       </w:rPr>
@@ -11525,9 +12390,10 @@
     <w:uiPriority w:val="70"/>
     <w:rsid w:val="00CB0664"/>
     <w:pPr>
-      <w:spacing w:after="0" w:line="240" w:lineRule="auto"/>
+      <w:spacing w:after="0" w:line="480" w:lineRule="auto"/>
     </w:pPr>
     <w:rPr>
+      <w:rFonts w:ascii="Arial" w:hAnsi="Arial" w:cs="Arial" w:eastAsia="Arial"/>
       <w:color w:val="FFFFFF" w:themeColor="background1"/>
     </w:rPr>
     <w:tblPr>
@@ -11546,6 +12412,7 @@
     </w:tcPr>
     <w:tblStylePr w:type="firstRow">
       <w:rPr>
+        <w:rFonts w:ascii="Arial" w:hAnsi="Arial" w:cs="Arial" w:eastAsia="Arial"/>
         <w:b/>
         <w:bCs/>
       </w:rPr>
@@ -11639,9 +12506,10 @@
     <w:uiPriority w:val="71"/>
     <w:rsid w:val="00CB0664"/>
     <w:pPr>
-      <w:spacing w:after="0" w:line="240" w:lineRule="auto"/>
+      <w:spacing w:after="0" w:line="480" w:lineRule="auto"/>
     </w:pPr>
     <w:rPr>
+      <w:rFonts w:ascii="Arial" w:hAnsi="Arial" w:cs="Arial" w:eastAsia="Arial"/>
       <w:color w:val="000000" w:themeColor="text1"/>
     </w:rPr>
     <w:tblPr>
@@ -11668,6 +12536,7 @@
     </w:tcPr>
     <w:tblStylePr w:type="firstRow">
       <w:rPr>
+        <w:rFonts w:ascii="Arial" w:hAnsi="Arial" w:cs="Arial" w:eastAsia="Arial"/>
         <w:b/>
         <w:bCs/>
       </w:rPr>
@@ -11686,6 +12555,7 @@
     </w:tblStylePr>
     <w:tblStylePr w:type="lastRow">
       <w:rPr>
+        <w:rFonts w:ascii="Arial" w:hAnsi="Arial" w:cs="Arial" w:eastAsia="Arial"/>
         <w:b/>
         <w:bCs/>
         <w:color w:val="FFFFFF" w:themeColor="background1"/>
@@ -11700,6 +12570,7 @@
     </w:tblStylePr>
     <w:tblStylePr w:type="firstCol">
       <w:rPr>
+        <w:rFonts w:ascii="Arial" w:hAnsi="Arial" w:cs="Arial" w:eastAsia="Arial"/>
         <w:color w:val="FFFFFF" w:themeColor="background1"/>
       </w:rPr>
       <w:tblPr/>
@@ -11717,6 +12588,7 @@
     </w:tblStylePr>
     <w:tblStylePr w:type="lastCol">
       <w:rPr>
+        <w:rFonts w:ascii="Arial" w:hAnsi="Arial" w:cs="Arial" w:eastAsia="Arial"/>
         <w:color w:val="FFFFFF" w:themeColor="background1"/>
       </w:rPr>
       <w:tblPr/>
@@ -11746,11 +12618,13 @@
     </w:tblStylePr>
     <w:tblStylePr w:type="neCell">
       <w:rPr>
+        <w:rFonts w:ascii="Arial" w:hAnsi="Arial" w:cs="Arial" w:eastAsia="Arial"/>
         <w:color w:val="000000" w:themeColor="text1"/>
       </w:rPr>
     </w:tblStylePr>
     <w:tblStylePr w:type="nwCell">
       <w:rPr>
+        <w:rFonts w:ascii="Arial" w:hAnsi="Arial" w:cs="Arial" w:eastAsia="Arial"/>
         <w:color w:val="000000" w:themeColor="text1"/>
       </w:rPr>
     </w:tblStylePr>
@@ -11761,9 +12635,10 @@
     <w:uiPriority w:val="71"/>
     <w:rsid w:val="00CB0664"/>
     <w:pPr>
-      <w:spacing w:after="0" w:line="240" w:lineRule="auto"/>
+      <w:spacing w:after="0" w:line="480" w:lineRule="auto"/>
     </w:pPr>
     <w:rPr>
+      <w:rFonts w:ascii="Arial" w:hAnsi="Arial" w:cs="Arial" w:eastAsia="Arial"/>
       <w:color w:val="000000" w:themeColor="text1"/>
     </w:rPr>
     <w:tblPr>
@@ -11790,6 +12665,7 @@
     </w:tcPr>
     <w:tblStylePr w:type="firstRow">
       <w:rPr>
+        <w:rFonts w:ascii="Arial" w:hAnsi="Arial" w:cs="Arial" w:eastAsia="Arial"/>
         <w:b/>
         <w:bCs/>
       </w:rPr>
@@ -11808,6 +12684,7 @@
     </w:tblStylePr>
     <w:tblStylePr w:type="lastRow">
       <w:rPr>
+        <w:rFonts w:ascii="Arial" w:hAnsi="Arial" w:cs="Arial" w:eastAsia="Arial"/>
         <w:b/>
         <w:bCs/>
         <w:color w:val="FFFFFF" w:themeColor="background1"/>
@@ -11822,6 +12699,7 @@
     </w:tblStylePr>
     <w:tblStylePr w:type="firstCol">
       <w:rPr>
+        <w:rFonts w:ascii="Arial" w:hAnsi="Arial" w:cs="Arial" w:eastAsia="Arial"/>
         <w:color w:val="FFFFFF" w:themeColor="background1"/>
       </w:rPr>
       <w:tblPr/>
@@ -11839,6 +12717,7 @@
     </w:tblStylePr>
     <w:tblStylePr w:type="lastCol">
       <w:rPr>
+        <w:rFonts w:ascii="Arial" w:hAnsi="Arial" w:cs="Arial" w:eastAsia="Arial"/>
         <w:color w:val="FFFFFF" w:themeColor="background1"/>
       </w:rPr>
       <w:tblPr/>
@@ -11868,11 +12747,13 @@
     </w:tblStylePr>
     <w:tblStylePr w:type="neCell">
       <w:rPr>
+        <w:rFonts w:ascii="Arial" w:hAnsi="Arial" w:cs="Arial" w:eastAsia="Arial"/>
         <w:color w:val="000000" w:themeColor="text1"/>
       </w:rPr>
     </w:tblStylePr>
     <w:tblStylePr w:type="nwCell">
       <w:rPr>
+        <w:rFonts w:ascii="Arial" w:hAnsi="Arial" w:cs="Arial" w:eastAsia="Arial"/>
         <w:color w:val="000000" w:themeColor="text1"/>
       </w:rPr>
     </w:tblStylePr>
@@ -11883,9 +12764,10 @@
     <w:uiPriority w:val="71"/>
     <w:rsid w:val="00CB0664"/>
     <w:pPr>
-      <w:spacing w:after="0" w:line="240" w:lineRule="auto"/>
+      <w:spacing w:after="0" w:line="480" w:lineRule="auto"/>
     </w:pPr>
     <w:rPr>
+      <w:rFonts w:ascii="Arial" w:hAnsi="Arial" w:cs="Arial" w:eastAsia="Arial"/>
       <w:color w:val="000000" w:themeColor="text1"/>
     </w:rPr>
     <w:tblPr>
@@ -11912,6 +12794,7 @@
     </w:tcPr>
     <w:tblStylePr w:type="firstRow">
       <w:rPr>
+        <w:rFonts w:ascii="Arial" w:hAnsi="Arial" w:cs="Arial" w:eastAsia="Arial"/>
         <w:b/>
         <w:bCs/>
       </w:rPr>
@@ -11930,6 +12813,7 @@
     </w:tblStylePr>
     <w:tblStylePr w:type="lastRow">
       <w:rPr>
+        <w:rFonts w:ascii="Arial" w:hAnsi="Arial" w:cs="Arial" w:eastAsia="Arial"/>
         <w:b/>
         <w:bCs/>
         <w:color w:val="FFFFFF" w:themeColor="background1"/>
@@ -11944,6 +12828,7 @@
     </w:tblStylePr>
     <w:tblStylePr w:type="firstCol">
       <w:rPr>
+        <w:rFonts w:ascii="Arial" w:hAnsi="Arial" w:cs="Arial" w:eastAsia="Arial"/>
         <w:color w:val="FFFFFF" w:themeColor="background1"/>
       </w:rPr>
       <w:tblPr/>
@@ -11961,6 +12846,7 @@
     </w:tblStylePr>
     <w:tblStylePr w:type="lastCol">
       <w:rPr>
+        <w:rFonts w:ascii="Arial" w:hAnsi="Arial" w:cs="Arial" w:eastAsia="Arial"/>
         <w:color w:val="FFFFFF" w:themeColor="background1"/>
       </w:rPr>
       <w:tblPr/>
@@ -11990,11 +12876,13 @@
     </w:tblStylePr>
     <w:tblStylePr w:type="neCell">
       <w:rPr>
+        <w:rFonts w:ascii="Arial" w:hAnsi="Arial" w:cs="Arial" w:eastAsia="Arial"/>
         <w:color w:val="000000" w:themeColor="text1"/>
       </w:rPr>
     </w:tblStylePr>
     <w:tblStylePr w:type="nwCell">
       <w:rPr>
+        <w:rFonts w:ascii="Arial" w:hAnsi="Arial" w:cs="Arial" w:eastAsia="Arial"/>
         <w:color w:val="000000" w:themeColor="text1"/>
       </w:rPr>
     </w:tblStylePr>
@@ -12005,9 +12893,10 @@
     <w:uiPriority w:val="71"/>
     <w:rsid w:val="00CB0664"/>
     <w:pPr>
-      <w:spacing w:after="0" w:line="240" w:lineRule="auto"/>
+      <w:spacing w:after="0" w:line="480" w:lineRule="auto"/>
     </w:pPr>
     <w:rPr>
+      <w:rFonts w:ascii="Arial" w:hAnsi="Arial" w:cs="Arial" w:eastAsia="Arial"/>
       <w:color w:val="000000" w:themeColor="text1"/>
     </w:rPr>
     <w:tblPr>
@@ -12034,6 +12923,7 @@
     </w:tcPr>
     <w:tblStylePr w:type="firstRow">
       <w:rPr>
+        <w:rFonts w:ascii="Arial" w:hAnsi="Arial" w:cs="Arial" w:eastAsia="Arial"/>
         <w:b/>
         <w:bCs/>
       </w:rPr>
@@ -12052,6 +12942,7 @@
     </w:tblStylePr>
     <w:tblStylePr w:type="lastRow">
       <w:rPr>
+        <w:rFonts w:ascii="Arial" w:hAnsi="Arial" w:cs="Arial" w:eastAsia="Arial"/>
         <w:b/>
         <w:bCs/>
         <w:color w:val="FFFFFF" w:themeColor="background1"/>
@@ -12066,6 +12957,7 @@
     </w:tblStylePr>
     <w:tblStylePr w:type="firstCol">
       <w:rPr>
+        <w:rFonts w:ascii="Arial" w:hAnsi="Arial" w:cs="Arial" w:eastAsia="Arial"/>
         <w:color w:val="FFFFFF" w:themeColor="background1"/>
       </w:rPr>
       <w:tblPr/>
@@ -12083,6 +12975,7 @@
     </w:tblStylePr>
     <w:tblStylePr w:type="lastCol">
       <w:rPr>
+        <w:rFonts w:ascii="Arial" w:hAnsi="Arial" w:cs="Arial" w:eastAsia="Arial"/>
         <w:color w:val="FFFFFF" w:themeColor="background1"/>
       </w:rPr>
       <w:tblPr/>
@@ -12117,9 +13010,10 @@
     <w:uiPriority w:val="71"/>
     <w:rsid w:val="00CB0664"/>
     <w:pPr>
-      <w:spacing w:after="0" w:line="240" w:lineRule="auto"/>
+      <w:spacing w:after="0" w:line="480" w:lineRule="auto"/>
     </w:pPr>
     <w:rPr>
+      <w:rFonts w:ascii="Arial" w:hAnsi="Arial" w:cs="Arial" w:eastAsia="Arial"/>
       <w:color w:val="000000" w:themeColor="text1"/>
     </w:rPr>
     <w:tblPr>
@@ -12146,6 +13040,7 @@
     </w:tcPr>
     <w:tblStylePr w:type="firstRow">
       <w:rPr>
+        <w:rFonts w:ascii="Arial" w:hAnsi="Arial" w:cs="Arial" w:eastAsia="Arial"/>
         <w:b/>
         <w:bCs/>
       </w:rPr>
@@ -12164,6 +13059,7 @@
     </w:tblStylePr>
     <w:tblStylePr w:type="lastRow">
       <w:rPr>
+        <w:rFonts w:ascii="Arial" w:hAnsi="Arial" w:cs="Arial" w:eastAsia="Arial"/>
         <w:b/>
         <w:bCs/>
         <w:color w:val="FFFFFF" w:themeColor="background1"/>
@@ -12178,6 +13074,7 @@
     </w:tblStylePr>
     <w:tblStylePr w:type="firstCol">
       <w:rPr>
+        <w:rFonts w:ascii="Arial" w:hAnsi="Arial" w:cs="Arial" w:eastAsia="Arial"/>
         <w:color w:val="FFFFFF" w:themeColor="background1"/>
       </w:rPr>
       <w:tblPr/>
@@ -12195,6 +13092,7 @@
     </w:tblStylePr>
     <w:tblStylePr w:type="lastCol">
       <w:rPr>
+        <w:rFonts w:ascii="Arial" w:hAnsi="Arial" w:cs="Arial" w:eastAsia="Arial"/>
         <w:color w:val="FFFFFF" w:themeColor="background1"/>
       </w:rPr>
       <w:tblPr/>
@@ -12224,11 +13122,13 @@
     </w:tblStylePr>
     <w:tblStylePr w:type="neCell">
       <w:rPr>
+        <w:rFonts w:ascii="Arial" w:hAnsi="Arial" w:cs="Arial" w:eastAsia="Arial"/>
         <w:color w:val="000000" w:themeColor="text1"/>
       </w:rPr>
     </w:tblStylePr>
     <w:tblStylePr w:type="nwCell">
       <w:rPr>
+        <w:rFonts w:ascii="Arial" w:hAnsi="Arial" w:cs="Arial" w:eastAsia="Arial"/>
         <w:color w:val="000000" w:themeColor="text1"/>
       </w:rPr>
     </w:tblStylePr>
@@ -12239,9 +13139,10 @@
     <w:uiPriority w:val="71"/>
     <w:rsid w:val="00CB0664"/>
     <w:pPr>
-      <w:spacing w:after="0" w:line="240" w:lineRule="auto"/>
+      <w:spacing w:after="0" w:line="480" w:lineRule="auto"/>
     </w:pPr>
     <w:rPr>
+      <w:rFonts w:ascii="Arial" w:hAnsi="Arial" w:cs="Arial" w:eastAsia="Arial"/>
       <w:color w:val="000000" w:themeColor="text1"/>
     </w:rPr>
     <w:tblPr>
@@ -12268,6 +13169,7 @@
     </w:tcPr>
     <w:tblStylePr w:type="firstRow">
       <w:rPr>
+        <w:rFonts w:ascii="Arial" w:hAnsi="Arial" w:cs="Arial" w:eastAsia="Arial"/>
         <w:b/>
         <w:bCs/>
       </w:rPr>
@@ -12286,6 +13188,7 @@
     </w:tblStylePr>
     <w:tblStylePr w:type="lastRow">
       <w:rPr>
+        <w:rFonts w:ascii="Arial" w:hAnsi="Arial" w:cs="Arial" w:eastAsia="Arial"/>
         <w:b/>
         <w:bCs/>
         <w:color w:val="FFFFFF" w:themeColor="background1"/>
@@ -12300,6 +13203,7 @@
     </w:tblStylePr>
     <w:tblStylePr w:type="firstCol">
       <w:rPr>
+        <w:rFonts w:ascii="Arial" w:hAnsi="Arial" w:cs="Arial" w:eastAsia="Arial"/>
         <w:color w:val="FFFFFF" w:themeColor="background1"/>
       </w:rPr>
       <w:tblPr/>
@@ -12317,6 +13221,7 @@
     </w:tblStylePr>
     <w:tblStylePr w:type="lastCol">
       <w:rPr>
+        <w:rFonts w:ascii="Arial" w:hAnsi="Arial" w:cs="Arial" w:eastAsia="Arial"/>
         <w:color w:val="FFFFFF" w:themeColor="background1"/>
       </w:rPr>
       <w:tblPr/>
@@ -12346,11 +13251,13 @@
     </w:tblStylePr>
     <w:tblStylePr w:type="neCell">
       <w:rPr>
+        <w:rFonts w:ascii="Arial" w:hAnsi="Arial" w:cs="Arial" w:eastAsia="Arial"/>
         <w:color w:val="000000" w:themeColor="text1"/>
       </w:rPr>
     </w:tblStylePr>
     <w:tblStylePr w:type="nwCell">
       <w:rPr>
+        <w:rFonts w:ascii="Arial" w:hAnsi="Arial" w:cs="Arial" w:eastAsia="Arial"/>
         <w:color w:val="000000" w:themeColor="text1"/>
       </w:rPr>
     </w:tblStylePr>
@@ -12361,9 +13268,10 @@
     <w:uiPriority w:val="71"/>
     <w:rsid w:val="00CB0664"/>
     <w:pPr>
-      <w:spacing w:after="0" w:line="240" w:lineRule="auto"/>
+      <w:spacing w:after="0" w:line="480" w:lineRule="auto"/>
     </w:pPr>
     <w:rPr>
+      <w:rFonts w:ascii="Arial" w:hAnsi="Arial" w:cs="Arial" w:eastAsia="Arial"/>
       <w:color w:val="000000" w:themeColor="text1"/>
     </w:rPr>
     <w:tblPr>
@@ -12390,6 +13298,7 @@
     </w:tcPr>
     <w:tblStylePr w:type="firstRow">
       <w:rPr>
+        <w:rFonts w:ascii="Arial" w:hAnsi="Arial" w:cs="Arial" w:eastAsia="Arial"/>
         <w:b/>
         <w:bCs/>
       </w:rPr>
@@ -12408,6 +13317,7 @@
     </w:tblStylePr>
     <w:tblStylePr w:type="lastRow">
       <w:rPr>
+        <w:rFonts w:ascii="Arial" w:hAnsi="Arial" w:cs="Arial" w:eastAsia="Arial"/>
         <w:b/>
         <w:bCs/>
         <w:color w:val="FFFFFF" w:themeColor="background1"/>
@@ -12422,6 +13332,7 @@
     </w:tblStylePr>
     <w:tblStylePr w:type="firstCol">
       <w:rPr>
+        <w:rFonts w:ascii="Arial" w:hAnsi="Arial" w:cs="Arial" w:eastAsia="Arial"/>
         <w:color w:val="FFFFFF" w:themeColor="background1"/>
       </w:rPr>
       <w:tblPr/>
@@ -12439,6 +13350,7 @@
     </w:tblStylePr>
     <w:tblStylePr w:type="lastCol">
       <w:rPr>
+        <w:rFonts w:ascii="Arial" w:hAnsi="Arial" w:cs="Arial" w:eastAsia="Arial"/>
         <w:color w:val="FFFFFF" w:themeColor="background1"/>
       </w:rPr>
       <w:tblPr/>
@@ -12468,11 +13380,13 @@
     </w:tblStylePr>
     <w:tblStylePr w:type="neCell">
       <w:rPr>
+        <w:rFonts w:ascii="Arial" w:hAnsi="Arial" w:cs="Arial" w:eastAsia="Arial"/>
         <w:color w:val="000000" w:themeColor="text1"/>
       </w:rPr>
     </w:tblStylePr>
     <w:tblStylePr w:type="nwCell">
       <w:rPr>
+        <w:rFonts w:ascii="Arial" w:hAnsi="Arial" w:cs="Arial" w:eastAsia="Arial"/>
         <w:color w:val="000000" w:themeColor="text1"/>
       </w:rPr>
     </w:tblStylePr>
@@ -12483,9 +13397,10 @@
     <w:uiPriority w:val="72"/>
     <w:rsid w:val="00CB0664"/>
     <w:pPr>
-      <w:spacing w:after="0" w:line="240" w:lineRule="auto"/>
+      <w:spacing w:after="0" w:line="480" w:lineRule="auto"/>
     </w:pPr>
     <w:rPr>
+      <w:rFonts w:ascii="Arial" w:hAnsi="Arial" w:cs="Arial" w:eastAsia="Arial"/>
       <w:color w:val="000000" w:themeColor="text1"/>
     </w:rPr>
     <w:tblPr>
@@ -12504,6 +13419,7 @@
     </w:tcPr>
     <w:tblStylePr w:type="firstRow">
       <w:rPr>
+        <w:rFonts w:ascii="Arial" w:hAnsi="Arial" w:cs="Arial" w:eastAsia="Arial"/>
         <w:b/>
         <w:bCs/>
         <w:color w:val="FFFFFF" w:themeColor="background1"/>
@@ -12518,6 +13434,7 @@
     </w:tblStylePr>
     <w:tblStylePr w:type="lastRow">
       <w:rPr>
+        <w:rFonts w:ascii="Arial" w:hAnsi="Arial" w:cs="Arial" w:eastAsia="Arial"/>
         <w:b/>
         <w:bCs/>
         <w:color w:val="9E3A38" w:themeColor="accent2" w:themeShade="CC"/>
@@ -12532,12 +13449,14 @@
     </w:tblStylePr>
     <w:tblStylePr w:type="firstCol">
       <w:rPr>
+        <w:rFonts w:ascii="Arial" w:hAnsi="Arial" w:cs="Arial" w:eastAsia="Arial"/>
         <w:b/>
         <w:bCs/>
       </w:rPr>
     </w:tblStylePr>
     <w:tblStylePr w:type="lastCol">
       <w:rPr>
+        <w:rFonts w:ascii="Arial" w:hAnsi="Arial" w:cs="Arial" w:eastAsia="Arial"/>
         <w:b/>
         <w:bCs/>
       </w:rPr>
@@ -12569,9 +13488,10 @@
     <w:uiPriority w:val="72"/>
     <w:rsid w:val="00CB0664"/>
     <w:pPr>
-      <w:spacing w:after="0" w:line="240" w:lineRule="auto"/>
+      <w:spacing w:after="0" w:line="480" w:lineRule="auto"/>
     </w:pPr>
     <w:rPr>
+      <w:rFonts w:ascii="Arial" w:hAnsi="Arial" w:cs="Arial" w:eastAsia="Arial"/>
       <w:color w:val="000000" w:themeColor="text1"/>
     </w:rPr>
     <w:tblPr>
@@ -12590,6 +13510,7 @@
     </w:tcPr>
     <w:tblStylePr w:type="firstRow">
       <w:rPr>
+        <w:rFonts w:ascii="Arial" w:hAnsi="Arial" w:cs="Arial" w:eastAsia="Arial"/>
         <w:b/>
         <w:bCs/>
         <w:color w:val="FFFFFF" w:themeColor="background1"/>
@@ -12604,6 +13525,7 @@
     </w:tblStylePr>
     <w:tblStylePr w:type="lastRow">
       <w:rPr>
+        <w:rFonts w:ascii="Arial" w:hAnsi="Arial" w:cs="Arial" w:eastAsia="Arial"/>
         <w:b/>
         <w:bCs/>
         <w:color w:val="9E3A38" w:themeColor="accent2" w:themeShade="CC"/>
@@ -12618,12 +13540,14 @@
     </w:tblStylePr>
     <w:tblStylePr w:type="firstCol">
       <w:rPr>
+        <w:rFonts w:ascii="Arial" w:hAnsi="Arial" w:cs="Arial" w:eastAsia="Arial"/>
         <w:b/>
         <w:bCs/>
       </w:rPr>
     </w:tblStylePr>
     <w:tblStylePr w:type="lastCol">
       <w:rPr>
+        <w:rFonts w:ascii="Arial" w:hAnsi="Arial" w:cs="Arial" w:eastAsia="Arial"/>
         <w:b/>
         <w:bCs/>
       </w:rPr>
@@ -12655,9 +13579,10 @@
     <w:uiPriority w:val="72"/>
     <w:rsid w:val="00CB0664"/>
     <w:pPr>
-      <w:spacing w:after="0" w:line="240" w:lineRule="auto"/>
+      <w:spacing w:after="0" w:line="480" w:lineRule="auto"/>
     </w:pPr>
     <w:rPr>
+      <w:rFonts w:ascii="Arial" w:hAnsi="Arial" w:cs="Arial" w:eastAsia="Arial"/>
       <w:color w:val="000000" w:themeColor="text1"/>
     </w:rPr>
     <w:tblPr>
@@ -12676,6 +13601,7 @@
     </w:tcPr>
     <w:tblStylePr w:type="firstRow">
       <w:rPr>
+        <w:rFonts w:ascii="Arial" w:hAnsi="Arial" w:cs="Arial" w:eastAsia="Arial"/>
         <w:b/>
         <w:bCs/>
         <w:color w:val="FFFFFF" w:themeColor="background1"/>
@@ -12690,6 +13616,7 @@
     </w:tblStylePr>
     <w:tblStylePr w:type="lastRow">
       <w:rPr>
+        <w:rFonts w:ascii="Arial" w:hAnsi="Arial" w:cs="Arial" w:eastAsia="Arial"/>
         <w:b/>
         <w:bCs/>
         <w:color w:val="9E3A38" w:themeColor="accent2" w:themeShade="CC"/>
@@ -12704,12 +13631,14 @@
     </w:tblStylePr>
     <w:tblStylePr w:type="firstCol">
       <w:rPr>
+        <w:rFonts w:ascii="Arial" w:hAnsi="Arial" w:cs="Arial" w:eastAsia="Arial"/>
         <w:b/>
         <w:bCs/>
       </w:rPr>
     </w:tblStylePr>
     <w:tblStylePr w:type="lastCol">
       <w:rPr>
+        <w:rFonts w:ascii="Arial" w:hAnsi="Arial" w:cs="Arial" w:eastAsia="Arial"/>
         <w:b/>
         <w:bCs/>
       </w:rPr>
@@ -12741,9 +13670,10 @@
     <w:uiPriority w:val="72"/>
     <w:rsid w:val="00CB0664"/>
     <w:pPr>
-      <w:spacing w:after="0" w:line="240" w:lineRule="auto"/>
+      <w:spacing w:after="0" w:line="480" w:lineRule="auto"/>
     </w:pPr>
     <w:rPr>
+      <w:rFonts w:ascii="Arial" w:hAnsi="Arial" w:cs="Arial" w:eastAsia="Arial"/>
       <w:color w:val="000000" w:themeColor="text1"/>
     </w:rPr>
     <w:tblPr>
@@ -12762,6 +13692,7 @@
     </w:tcPr>
     <w:tblStylePr w:type="firstRow">
       <w:rPr>
+        <w:rFonts w:ascii="Arial" w:hAnsi="Arial" w:cs="Arial" w:eastAsia="Arial"/>
         <w:b/>
         <w:bCs/>
         <w:color w:val="FFFFFF" w:themeColor="background1"/>
@@ -12776,6 +13707,7 @@
     </w:tblStylePr>
     <w:tblStylePr w:type="lastRow">
       <w:rPr>
+        <w:rFonts w:ascii="Arial" w:hAnsi="Arial" w:cs="Arial" w:eastAsia="Arial"/>
         <w:b/>
         <w:bCs/>
         <w:color w:val="664E82" w:themeColor="accent4" w:themeShade="CC"/>
@@ -12790,12 +13722,14 @@
     </w:tblStylePr>
     <w:tblStylePr w:type="firstCol">
       <w:rPr>
+        <w:rFonts w:ascii="Arial" w:hAnsi="Arial" w:cs="Arial" w:eastAsia="Arial"/>
         <w:b/>
         <w:bCs/>
       </w:rPr>
     </w:tblStylePr>
     <w:tblStylePr w:type="lastCol">
       <w:rPr>
+        <w:rFonts w:ascii="Arial" w:hAnsi="Arial" w:cs="Arial" w:eastAsia="Arial"/>
         <w:b/>
         <w:bCs/>
       </w:rPr>
@@ -12827,9 +13761,10 @@
     <w:uiPriority w:val="72"/>
     <w:rsid w:val="00CB0664"/>
     <w:pPr>
-      <w:spacing w:after="0" w:line="240" w:lineRule="auto"/>
+      <w:spacing w:after="0" w:line="480" w:lineRule="auto"/>
     </w:pPr>
     <w:rPr>
+      <w:rFonts w:ascii="Arial" w:hAnsi="Arial" w:cs="Arial" w:eastAsia="Arial"/>
       <w:color w:val="000000" w:themeColor="text1"/>
     </w:rPr>
     <w:tblPr>
@@ -12848,6 +13783,7 @@
     </w:tcPr>
     <w:tblStylePr w:type="firstRow">
       <w:rPr>
+        <w:rFonts w:ascii="Arial" w:hAnsi="Arial" w:cs="Arial" w:eastAsia="Arial"/>
         <w:b/>
         <w:bCs/>
         <w:color w:val="FFFFFF" w:themeColor="background1"/>
@@ -12862,6 +13798,7 @@
     </w:tblStylePr>
     <w:tblStylePr w:type="lastRow">
       <w:rPr>
+        <w:rFonts w:ascii="Arial" w:hAnsi="Arial" w:cs="Arial" w:eastAsia="Arial"/>
         <w:b/>
         <w:bCs/>
         <w:color w:val="7E9C40" w:themeColor="accent3" w:themeShade="CC"/>
@@ -12876,12 +13813,14 @@
     </w:tblStylePr>
     <w:tblStylePr w:type="firstCol">
       <w:rPr>
+        <w:rFonts w:ascii="Arial" w:hAnsi="Arial" w:cs="Arial" w:eastAsia="Arial"/>
         <w:b/>
         <w:bCs/>
       </w:rPr>
     </w:tblStylePr>
     <w:tblStylePr w:type="lastCol">
       <w:rPr>
+        <w:rFonts w:ascii="Arial" w:hAnsi="Arial" w:cs="Arial" w:eastAsia="Arial"/>
         <w:b/>
         <w:bCs/>
       </w:rPr>
@@ -12913,9 +13852,10 @@
     <w:uiPriority w:val="72"/>
     <w:rsid w:val="00CB0664"/>
     <w:pPr>
-      <w:spacing w:after="0" w:line="240" w:lineRule="auto"/>
+      <w:spacing w:after="0" w:line="480" w:lineRule="auto"/>
     </w:pPr>
     <w:rPr>
+      <w:rFonts w:ascii="Arial" w:hAnsi="Arial" w:cs="Arial" w:eastAsia="Arial"/>
       <w:color w:val="000000" w:themeColor="text1"/>
     </w:rPr>
     <w:tblPr>
@@ -12934,6 +13874,7 @@
     </w:tcPr>
     <w:tblStylePr w:type="firstRow">
       <w:rPr>
+        <w:rFonts w:ascii="Arial" w:hAnsi="Arial" w:cs="Arial" w:eastAsia="Arial"/>
         <w:b/>
         <w:bCs/>
         <w:color w:val="FFFFFF" w:themeColor="background1"/>
@@ -12948,6 +13889,7 @@
     </w:tblStylePr>
     <w:tblStylePr w:type="lastRow">
       <w:rPr>
+        <w:rFonts w:ascii="Arial" w:hAnsi="Arial" w:cs="Arial" w:eastAsia="Arial"/>
         <w:b/>
         <w:bCs/>
         <w:color w:val="F2730A" w:themeColor="accent6" w:themeShade="CC"/>
@@ -12962,12 +13904,14 @@
     </w:tblStylePr>
     <w:tblStylePr w:type="firstCol">
       <w:rPr>
+        <w:rFonts w:ascii="Arial" w:hAnsi="Arial" w:cs="Arial" w:eastAsia="Arial"/>
         <w:b/>
         <w:bCs/>
       </w:rPr>
     </w:tblStylePr>
     <w:tblStylePr w:type="lastCol">
       <w:rPr>
+        <w:rFonts w:ascii="Arial" w:hAnsi="Arial" w:cs="Arial" w:eastAsia="Arial"/>
         <w:b/>
         <w:bCs/>
       </w:rPr>
@@ -12999,9 +13943,10 @@
     <w:uiPriority w:val="72"/>
     <w:rsid w:val="00CB0664"/>
     <w:pPr>
-      <w:spacing w:after="0" w:line="240" w:lineRule="auto"/>
+      <w:spacing w:after="0" w:line="480" w:lineRule="auto"/>
     </w:pPr>
     <w:rPr>
+      <w:rFonts w:ascii="Arial" w:hAnsi="Arial" w:cs="Arial" w:eastAsia="Arial"/>
       <w:color w:val="000000" w:themeColor="text1"/>
     </w:rPr>
     <w:tblPr>
@@ -13020,6 +13965,7 @@
     </w:tcPr>
     <w:tblStylePr w:type="firstRow">
       <w:rPr>
+        <w:rFonts w:ascii="Arial" w:hAnsi="Arial" w:cs="Arial" w:eastAsia="Arial"/>
         <w:b/>
         <w:bCs/>
         <w:color w:val="FFFFFF" w:themeColor="background1"/>
@@ -13034,6 +13980,7 @@
     </w:tblStylePr>
     <w:tblStylePr w:type="lastRow">
       <w:rPr>
+        <w:rFonts w:ascii="Arial" w:hAnsi="Arial" w:cs="Arial" w:eastAsia="Arial"/>
         <w:b/>
         <w:bCs/>
         <w:color w:val="348DA5" w:themeColor="accent5" w:themeShade="CC"/>
@@ -13048,12 +13995,14 @@
     </w:tblStylePr>
     <w:tblStylePr w:type="firstCol">
       <w:rPr>
+        <w:rFonts w:ascii="Arial" w:hAnsi="Arial" w:cs="Arial" w:eastAsia="Arial"/>
         <w:b/>
         <w:bCs/>
       </w:rPr>
     </w:tblStylePr>
     <w:tblStylePr w:type="lastCol">
       <w:rPr>
+        <w:rFonts w:ascii="Arial" w:hAnsi="Arial" w:cs="Arial" w:eastAsia="Arial"/>
         <w:b/>
         <w:bCs/>
       </w:rPr>
@@ -13085,9 +14034,10 @@
     <w:uiPriority w:val="73"/>
     <w:rsid w:val="00CB0664"/>
     <w:pPr>
-      <w:spacing w:after="0" w:line="240" w:lineRule="auto"/>
+      <w:spacing w:after="0" w:line="480" w:lineRule="auto"/>
     </w:pPr>
     <w:rPr>
+      <w:rFonts w:ascii="Arial" w:hAnsi="Arial" w:cs="Arial" w:eastAsia="Arial"/>
       <w:color w:val="000000" w:themeColor="text1"/>
     </w:rPr>
     <w:tblPr>
@@ -13109,6 +14059,7 @@
     </w:tcPr>
     <w:tblStylePr w:type="firstRow">
       <w:rPr>
+        <w:rFonts w:ascii="Arial" w:hAnsi="Arial" w:cs="Arial" w:eastAsia="Arial"/>
         <w:b/>
         <w:bCs/>
       </w:rPr>
@@ -13119,6 +14070,7 @@
     </w:tblStylePr>
     <w:tblStylePr w:type="lastRow">
       <w:rPr>
+        <w:rFonts w:ascii="Arial" w:hAnsi="Arial" w:cs="Arial" w:eastAsia="Arial"/>
         <w:b/>
         <w:bCs/>
         <w:color w:val="000000" w:themeColor="text1"/>
@@ -13130,6 +14082,7 @@
     </w:tblStylePr>
     <w:tblStylePr w:type="firstCol">
       <w:rPr>
+        <w:rFonts w:ascii="Arial" w:hAnsi="Arial" w:cs="Arial" w:eastAsia="Arial"/>
         <w:color w:val="FFFFFF" w:themeColor="background1"/>
       </w:rPr>
       <w:tblPr/>
@@ -13139,6 +14092,7 @@
     </w:tblStylePr>
     <w:tblStylePr w:type="lastCol">
       <w:rPr>
+        <w:rFonts w:ascii="Arial" w:hAnsi="Arial" w:cs="Arial" w:eastAsia="Arial"/>
         <w:color w:val="FFFFFF" w:themeColor="background1"/>
       </w:rPr>
       <w:tblPr/>
@@ -13165,9 +14119,10 @@
     <w:uiPriority w:val="73"/>
     <w:rsid w:val="00CB0664"/>
     <w:pPr>
-      <w:spacing w:after="0" w:line="240" w:lineRule="auto"/>
+      <w:spacing w:after="0" w:line="480" w:lineRule="auto"/>
     </w:pPr>
     <w:rPr>
+      <w:rFonts w:ascii="Arial" w:hAnsi="Arial" w:cs="Arial" w:eastAsia="Arial"/>
       <w:color w:val="000000" w:themeColor="text1"/>
     </w:rPr>
     <w:tblPr>
@@ -13189,6 +14144,7 @@
     </w:tcPr>
     <w:tblStylePr w:type="firstRow">
       <w:rPr>
+        <w:rFonts w:ascii="Arial" w:hAnsi="Arial" w:cs="Arial" w:eastAsia="Arial"/>
         <w:b/>
         <w:bCs/>
       </w:rPr>
@@ -13199,6 +14155,7 @@
     </w:tblStylePr>
     <w:tblStylePr w:type="lastRow">
       <w:rPr>
+        <w:rFonts w:ascii="Arial" w:hAnsi="Arial" w:cs="Arial" w:eastAsia="Arial"/>
         <w:b/>
         <w:bCs/>
         <w:color w:val="000000" w:themeColor="text1"/>
@@ -13210,6 +14167,7 @@
     </w:tblStylePr>
     <w:tblStylePr w:type="firstCol">
       <w:rPr>
+        <w:rFonts w:ascii="Arial" w:hAnsi="Arial" w:cs="Arial" w:eastAsia="Arial"/>
         <w:color w:val="FFFFFF" w:themeColor="background1"/>
       </w:rPr>
       <w:tblPr/>
@@ -13219,6 +14177,7 @@
     </w:tblStylePr>
     <w:tblStylePr w:type="lastCol">
       <w:rPr>
+        <w:rFonts w:ascii="Arial" w:hAnsi="Arial" w:cs="Arial" w:eastAsia="Arial"/>
         <w:color w:val="FFFFFF" w:themeColor="background1"/>
       </w:rPr>
       <w:tblPr/>
@@ -13245,9 +14204,10 @@
     <w:uiPriority w:val="73"/>
     <w:rsid w:val="00CB0664"/>
     <w:pPr>
-      <w:spacing w:after="0" w:line="240" w:lineRule="auto"/>
+      <w:spacing w:after="0" w:line="480" w:lineRule="auto"/>
     </w:pPr>
     <w:rPr>
+      <w:rFonts w:ascii="Arial" w:hAnsi="Arial" w:cs="Arial" w:eastAsia="Arial"/>
       <w:color w:val="000000" w:themeColor="text1"/>
     </w:rPr>
     <w:tblPr>
@@ -13269,6 +14229,7 @@
     </w:tcPr>
     <w:tblStylePr w:type="firstRow">
       <w:rPr>
+        <w:rFonts w:ascii="Arial" w:hAnsi="Arial" w:cs="Arial" w:eastAsia="Arial"/>
         <w:b/>
         <w:bCs/>
       </w:rPr>
@@ -13279,6 +14240,7 @@
     </w:tblStylePr>
     <w:tblStylePr w:type="lastRow">
       <w:rPr>
+        <w:rFonts w:ascii="Arial" w:hAnsi="Arial" w:cs="Arial" w:eastAsia="Arial"/>
         <w:b/>
         <w:bCs/>
         <w:color w:val="000000" w:themeColor="text1"/>
@@ -13290,6 +14252,7 @@
     </w:tblStylePr>
     <w:tblStylePr w:type="firstCol">
       <w:rPr>
+        <w:rFonts w:ascii="Arial" w:hAnsi="Arial" w:cs="Arial" w:eastAsia="Arial"/>
         <w:color w:val="FFFFFF" w:themeColor="background1"/>
       </w:rPr>
       <w:tblPr/>
@@ -13299,6 +14262,7 @@
     </w:tblStylePr>
     <w:tblStylePr w:type="lastCol">
       <w:rPr>
+        <w:rFonts w:ascii="Arial" w:hAnsi="Arial" w:cs="Arial" w:eastAsia="Arial"/>
         <w:color w:val="FFFFFF" w:themeColor="background1"/>
       </w:rPr>
       <w:tblPr/>
@@ -13325,9 +14289,10 @@
     <w:uiPriority w:val="73"/>
     <w:rsid w:val="00CB0664"/>
     <w:pPr>
-      <w:spacing w:after="0" w:line="240" w:lineRule="auto"/>
+      <w:spacing w:after="0" w:line="480" w:lineRule="auto"/>
     </w:pPr>
     <w:rPr>
+      <w:rFonts w:ascii="Arial" w:hAnsi="Arial" w:cs="Arial" w:eastAsia="Arial"/>
       <w:color w:val="000000" w:themeColor="text1"/>
     </w:rPr>
     <w:tblPr>
@@ -13349,6 +14314,7 @@
     </w:tcPr>
     <w:tblStylePr w:type="firstRow">
       <w:rPr>
+        <w:rFonts w:ascii="Arial" w:hAnsi="Arial" w:cs="Arial" w:eastAsia="Arial"/>
         <w:b/>
         <w:bCs/>
       </w:rPr>
@@ -13359,6 +14325,7 @@
     </w:tblStylePr>
     <w:tblStylePr w:type="lastRow">
       <w:rPr>
+        <w:rFonts w:ascii="Arial" w:hAnsi="Arial" w:cs="Arial" w:eastAsia="Arial"/>
         <w:b/>
         <w:bCs/>
         <w:color w:val="000000" w:themeColor="text1"/>
@@ -13370,6 +14337,7 @@
     </w:tblStylePr>
     <w:tblStylePr w:type="firstCol">
       <w:rPr>
+        <w:rFonts w:ascii="Arial" w:hAnsi="Arial" w:cs="Arial" w:eastAsia="Arial"/>
         <w:color w:val="FFFFFF" w:themeColor="background1"/>
       </w:rPr>
       <w:tblPr/>
@@ -13379,6 +14347,7 @@
     </w:tblStylePr>
     <w:tblStylePr w:type="lastCol">
       <w:rPr>
+        <w:rFonts w:ascii="Arial" w:hAnsi="Arial" w:cs="Arial" w:eastAsia="Arial"/>
         <w:color w:val="FFFFFF" w:themeColor="background1"/>
       </w:rPr>
       <w:tblPr/>
@@ -13405,9 +14374,10 @@
     <w:uiPriority w:val="73"/>
     <w:rsid w:val="00CB0664"/>
     <w:pPr>
-      <w:spacing w:after="0" w:line="240" w:lineRule="auto"/>
+      <w:spacing w:after="0" w:line="480" w:lineRule="auto"/>
     </w:pPr>
     <w:rPr>
+      <w:rFonts w:ascii="Arial" w:hAnsi="Arial" w:cs="Arial" w:eastAsia="Arial"/>
       <w:color w:val="000000" w:themeColor="text1"/>
     </w:rPr>
     <w:tblPr>
@@ -13429,6 +14399,7 @@
     </w:tcPr>
     <w:tblStylePr w:type="firstRow">
       <w:rPr>
+        <w:rFonts w:ascii="Arial" w:hAnsi="Arial" w:cs="Arial" w:eastAsia="Arial"/>
         <w:b/>
         <w:bCs/>
       </w:rPr>
@@ -13439,6 +14410,7 @@
     </w:tblStylePr>
     <w:tblStylePr w:type="lastRow">
       <w:rPr>
+        <w:rFonts w:ascii="Arial" w:hAnsi="Arial" w:cs="Arial" w:eastAsia="Arial"/>
         <w:b/>
         <w:bCs/>
         <w:color w:val="000000" w:themeColor="text1"/>
@@ -13450,6 +14422,7 @@
     </w:tblStylePr>
     <w:tblStylePr w:type="firstCol">
       <w:rPr>
+        <w:rFonts w:ascii="Arial" w:hAnsi="Arial" w:cs="Arial" w:eastAsia="Arial"/>
         <w:color w:val="FFFFFF" w:themeColor="background1"/>
       </w:rPr>
       <w:tblPr/>
@@ -13459,6 +14432,7 @@
     </w:tblStylePr>
     <w:tblStylePr w:type="lastCol">
       <w:rPr>
+        <w:rFonts w:ascii="Arial" w:hAnsi="Arial" w:cs="Arial" w:eastAsia="Arial"/>
         <w:color w:val="FFFFFF" w:themeColor="background1"/>
       </w:rPr>
       <w:tblPr/>
@@ -13485,9 +14459,10 @@
     <w:uiPriority w:val="73"/>
     <w:rsid w:val="00CB0664"/>
     <w:pPr>
-      <w:spacing w:after="0" w:line="240" w:lineRule="auto"/>
+      <w:spacing w:after="0" w:line="480" w:lineRule="auto"/>
     </w:pPr>
     <w:rPr>
+      <w:rFonts w:ascii="Arial" w:hAnsi="Arial" w:cs="Arial" w:eastAsia="Arial"/>
       <w:color w:val="000000" w:themeColor="text1"/>
     </w:rPr>
     <w:tblPr>
@@ -13509,6 +14484,7 @@
     </w:tcPr>
     <w:tblStylePr w:type="firstRow">
       <w:rPr>
+        <w:rFonts w:ascii="Arial" w:hAnsi="Arial" w:cs="Arial" w:eastAsia="Arial"/>
         <w:b/>
         <w:bCs/>
       </w:rPr>
@@ -13519,6 +14495,7 @@
     </w:tblStylePr>
     <w:tblStylePr w:type="lastRow">
       <w:rPr>
+        <w:rFonts w:ascii="Arial" w:hAnsi="Arial" w:cs="Arial" w:eastAsia="Arial"/>
         <w:b/>
         <w:bCs/>
         <w:color w:val="000000" w:themeColor="text1"/>
@@ -13530,6 +14507,7 @@
     </w:tblStylePr>
     <w:tblStylePr w:type="firstCol">
       <w:rPr>
+        <w:rFonts w:ascii="Arial" w:hAnsi="Arial" w:cs="Arial" w:eastAsia="Arial"/>
         <w:color w:val="FFFFFF" w:themeColor="background1"/>
       </w:rPr>
       <w:tblPr/>
@@ -13539,6 +14517,7 @@
     </w:tblStylePr>
     <w:tblStylePr w:type="lastCol">
       <w:rPr>
+        <w:rFonts w:ascii="Arial" w:hAnsi="Arial" w:cs="Arial" w:eastAsia="Arial"/>
         <w:color w:val="FFFFFF" w:themeColor="background1"/>
       </w:rPr>
       <w:tblPr/>
@@ -13565,9 +14544,10 @@
     <w:uiPriority w:val="73"/>
     <w:rsid w:val="00CB0664"/>
     <w:pPr>
-      <w:spacing w:after="0" w:line="240" w:lineRule="auto"/>
+      <w:spacing w:after="0" w:line="480" w:lineRule="auto"/>
     </w:pPr>
     <w:rPr>
+      <w:rFonts w:ascii="Arial" w:hAnsi="Arial" w:cs="Arial" w:eastAsia="Arial"/>
       <w:color w:val="000000" w:themeColor="text1"/>
     </w:rPr>
     <w:tblPr>
@@ -13589,6 +14569,7 @@
     </w:tcPr>
     <w:tblStylePr w:type="firstRow">
       <w:rPr>
+        <w:rFonts w:ascii="Arial" w:hAnsi="Arial" w:cs="Arial" w:eastAsia="Arial"/>
         <w:b/>
         <w:bCs/>
       </w:rPr>
@@ -13599,6 +14580,7 @@
     </w:tblStylePr>
     <w:tblStylePr w:type="lastRow">
       <w:rPr>
+        <w:rFonts w:ascii="Arial" w:hAnsi="Arial" w:cs="Arial" w:eastAsia="Arial"/>
         <w:b/>
         <w:bCs/>
         <w:color w:val="000000" w:themeColor="text1"/>
@@ -13610,6 +14592,7 @@
     </w:tblStylePr>
     <w:tblStylePr w:type="firstCol">
       <w:rPr>
+        <w:rFonts w:ascii="Arial" w:hAnsi="Arial" w:cs="Arial" w:eastAsia="Arial"/>
         <w:color w:val="FFFFFF" w:themeColor="background1"/>
       </w:rPr>
       <w:tblPr/>
@@ -13619,6 +14602,7 @@
     </w:tblStylePr>
     <w:tblStylePr w:type="lastCol">
       <w:rPr>
+        <w:rFonts w:ascii="Arial" w:hAnsi="Arial" w:cs="Arial" w:eastAsia="Arial"/>
         <w:color w:val="FFFFFF" w:themeColor="background1"/>
       </w:rPr>
       <w:tblPr/>

--- a/SubPages/Security_Risk/docs/Unit12_Reflection.docx
+++ b/SubPages/Security_Risk/docs/Unit12_Reflection.docx
@@ -79,7 +79,7 @@
         <w:rPr>
           <w:rFonts w:ascii="Arial" w:hAnsi="Arial" w:cs="Arial" w:eastAsia="Arial"/>
         </w:rPr>
-        <w:t>What the model did support was stronger than the headline. Even at 2023 speed, a business that patches when someone gets round to it, with the 32-day median that Verizon (2025) found for edge devices, loses the race for about 55% of n-days. The Cyber Essentials 14-day rule (NCSC, 2026) cuts this to about 26%, automatic updates to about 10% and a supplier-managed service to about 6%. Keeping losses to one n-day in ten needs every patch installed within about two days now, and within half a day if exploitation becomes four times faster. That changed my understanding of what ‘influential’ means here. AI matters to risk management less because defenders buy AI tools than because speed forces decisions to be made in advance and handed to automated rules: update settings, blocking thresholds, a provider’s patch process. That links directly to my Unit 11 rebuild of Ridley’s (2018) experiment, where an agent rewarded for cheap actions never isolated a node and a one-line rule beat it. Once decisions are delegated, the reward or threshold is the risk decision, and someone has to own it. The model also showed the limit of the argument: with seven in ten exploits arriving before any patch exists, patching reaches at most 30% of the problem, and the rest depends on containment and recovery, which is why the Unit 10 recommendation of a copy at a second provider under separate credentials still stands.</w:t>
+        <w:t>What the model did support was stronger than the headline. Even at 2023 speed, a business that patches when someone gets round to it, with the 32-day median that Verizon (2025) found for edge devices, loses the race for about 55% of n-days, and the 2026 report found remediation getting slower, with a median of 43 days to fully resolve known exploited vulnerabilities (Verizon, 2026). The Cyber Essentials 14-day rule (NCSC, 2026) cuts this to about 26%, automatic updates to about 10% and a supplier-managed service to about 6%. Keeping losses to one n-day in ten needs every patch installed within about two days now, and within half a day if exploitation becomes four times faster. That changed my understanding of what ‘influential’ means here. AI matters to risk management less because defenders buy AI tools than because speed forces decisions to be made in advance and handed to automated rules: update settings, blocking thresholds, a provider’s patch process. That links directly to my Unit 11 rebuild of Ridley’s (2018) experiment, where an agent rewarded for cheap actions never isolated a node and a one-line rule beat it. Once decisions are delegated, the reward or threshold is the risk decision, and someone has to own it. The model also showed the limit of the argument: with seven in ten exploits arriving before any patch exists, patching reaches at most 30% of the problem, and the rest depends on containment and recovery, which is why the Unit 10 recommendation of a copy at a second provider under separate credentials still stands.</w:t>
       </w:r>
     </w:p>
     <w:p>
@@ -1698,13 +1698,13 @@
           <w:rFonts w:ascii="Arial" w:hAnsi="Arial" w:cs="Arial" w:eastAsia="Arial"/>
           <w:i/>
         </w:rPr>
-        <w:t>A risk assessment report for Pampered Pets based on ISO/IEC 27005:2022 and ISO 31000:2018</w:t>
+        <w:t>A risk assessment report for Pampered Pets based on IEC27005:2022 / ISO/IEC31000:2018</w:t>
       </w:r>
       <w:r>
         <w:rPr>
           <w:rFonts w:ascii="Arial" w:hAnsi="Arial" w:cs="Arial" w:eastAsia="Arial"/>
         </w:rPr>
-        <w:t>. Unpublished team report, Security and Risk Management module. University of Essex Online.</w:t>
+        <w:t xml:space="preserve"> [sic]. Unpublished team report, Security and Risk Management module. University of Essex Online.</w:t>
       </w:r>
     </w:p>
     <w:p>
@@ -2115,6 +2115,42 @@
         <w:t xml:space="preserve"> (Accessed: 3 October 2026).</w:t>
       </w:r>
     </w:p>
+    <w:p>
+      <w:pPr>
+        <w:spacing w:line="480" w:lineRule="auto"/>
+      </w:pPr>
+      <w:r>
+        <w:rPr>
+          <w:rFonts w:ascii="Arial" w:hAnsi="Arial" w:cs="Arial" w:eastAsia="Arial"/>
+        </w:rPr>
+        <w:t xml:space="preserve">Verizon (2026) </w:t>
+      </w:r>
+      <w:r>
+        <w:rPr>
+          <w:rFonts w:ascii="Arial" w:hAnsi="Arial" w:cs="Arial" w:eastAsia="Arial"/>
+          <w:i/>
+        </w:rPr>
+        <w:t>2026 Data Breach Investigations Report</w:t>
+      </w:r>
+      <w:r>
+        <w:rPr>
+          <w:rFonts w:ascii="Arial" w:hAnsi="Arial" w:cs="Arial" w:eastAsia="Arial"/>
+        </w:rPr>
+        <w:t xml:space="preserve">. Basking Ridge, NJ: Verizon Business. Available at: </w:t>
+      </w:r>
+      <w:r>
+        <w:rPr>
+          <w:rFonts w:ascii="Arial" w:hAnsi="Arial" w:cs="Arial" w:eastAsia="Arial"/>
+        </w:rPr>
+        <w:t>https://www.verizon.com/business/resources/reports/dbir/</w:t>
+      </w:r>
+      <w:r>
+        <w:rPr>
+          <w:rFonts w:ascii="Arial" w:hAnsi="Arial" w:cs="Arial" w:eastAsia="Arial"/>
+        </w:rPr>
+        <w:t xml:space="preserve"> (Accessed: 5 October 2026).</w:t>
+      </w:r>
+    </w:p>
     <w:sectPr>
       <w:footerReference w:type="default" r:id="rId18"/>
       <w:pgSz w:w="11906" w:h="16838"/>
